--- a/lab_4/отчет_4.docx
+++ b/lab_4/отчет_4.docx
@@ -332,7 +332,7 @@
           <w:szCs w:val="28"/>
           <w:lang w:val="ru-RU"/>
         </w:rPr>
-        <w:t>3</w:t>
+        <w:t>4</w:t>
       </w:r>
     </w:p>
     <w:p>
@@ -381,29 +381,12 @@
       </w:r>
       <w:r>
         <w:rPr>
-          <w:rFonts w:ascii="Times New Roman" w:hAnsi="Times New Roman" w:cs="Times New Roman"/>
-          <w:sz w:val="28"/>
-          <w:szCs w:val="28"/>
-          <w:lang w:val="ru-RU"/>
-        </w:rPr>
-        <w:t>Клиент</w:t>
-      </w:r>
-      <w:r>
-        <w:rPr>
           <w:rFonts w:hint="default" w:ascii="Times New Roman" w:hAnsi="Times New Roman" w:cs="Times New Roman"/>
           <w:sz w:val="28"/>
           <w:szCs w:val="28"/>
           <w:lang w:val="ru-RU"/>
         </w:rPr>
-        <w:t>-серверный ч</w:t>
-      </w:r>
-      <w:r>
-        <w:rPr>
-          <w:rFonts w:hint="default" w:ascii="Times New Roman" w:hAnsi="Times New Roman"/>
-          <w:sz w:val="28"/>
-          <w:szCs w:val="28"/>
-        </w:rPr>
-        <w:t>ат</w:t>
+        <w:t>Прокси-сервер</w:t>
       </w:r>
       <w:r>
         <w:rPr>
@@ -695,7 +678,7 @@
     <w:p>
       <w:pPr>
         <w:spacing w:after="0" w:line="360" w:lineRule="exact"/>
-        <w:jc w:val="center"/>
+        <w:jc w:val="both"/>
         <w:rPr>
           <w:rFonts w:ascii="Times New Roman" w:hAnsi="Times New Roman" w:cs="Times New Roman"/>
           <w:i/>
@@ -836,227 +819,7 @@
           <w:szCs w:val="28"/>
           <w:lang w:val="ru-RU"/>
         </w:rPr>
-        <w:t>Разработать программу для обмена текстовыми сообщениями, работающую в локальной сети:</w:t>
-      </w:r>
-    </w:p>
-    <w:p>
-      <w:pPr>
-        <w:spacing w:after="0" w:line="360" w:lineRule="exact"/>
-        <w:ind w:left="0" w:leftChars="0" w:firstLine="708" w:firstLineChars="0"/>
-        <w:jc w:val="both"/>
-        <w:rPr>
-          <w:rFonts w:hint="default" w:ascii="Times New Roman" w:hAnsi="Times New Roman" w:eastAsia="SimSun"/>
-          <w:b w:val="0"/>
-          <w:bCs w:val="0"/>
-          <w:i w:val="0"/>
-          <w:iCs w:val="0"/>
-          <w:caps w:val="0"/>
-          <w:color w:val="000000"/>
-          <w:spacing w:val="0"/>
-          <w:sz w:val="28"/>
-          <w:szCs w:val="28"/>
-          <w:lang w:val="ru-RU"/>
-        </w:rPr>
-      </w:pPr>
-    </w:p>
-    <w:p>
-      <w:pPr>
-        <w:numPr>
-          <w:ilvl w:val="0"/>
-          <w:numId w:val="1"/>
-        </w:numPr>
-        <w:spacing w:after="0" w:line="360" w:lineRule="exact"/>
-        <w:ind w:left="1085" w:leftChars="0" w:hanging="425" w:firstLineChars="0"/>
-        <w:jc w:val="both"/>
-        <w:rPr>
-          <w:rFonts w:hint="default" w:ascii="Times New Roman" w:hAnsi="Times New Roman" w:eastAsia="SimSun"/>
-          <w:b w:val="0"/>
-          <w:bCs w:val="0"/>
-          <w:i w:val="0"/>
-          <w:iCs w:val="0"/>
-          <w:caps w:val="0"/>
-          <w:color w:val="000000"/>
-          <w:spacing w:val="0"/>
-          <w:sz w:val="28"/>
-          <w:szCs w:val="28"/>
-          <w:lang w:val="en-US"/>
-        </w:rPr>
-      </w:pPr>
-      <w:r>
-        <w:rPr>
-          <w:rFonts w:hint="default" w:ascii="Times New Roman" w:hAnsi="Times New Roman" w:eastAsia="SimSun"/>
-          <w:b w:val="0"/>
-          <w:bCs w:val="0"/>
-          <w:i w:val="0"/>
-          <w:iCs w:val="0"/>
-          <w:caps w:val="0"/>
-          <w:color w:val="000000"/>
-          <w:spacing w:val="0"/>
-          <w:sz w:val="28"/>
-          <w:szCs w:val="28"/>
-          <w:lang w:val="ru-RU"/>
-        </w:rPr>
-        <w:t xml:space="preserve">У каждого участника есть IP-адрес и имя. </w:t>
-      </w:r>
-    </w:p>
-    <w:p>
-      <w:pPr>
-        <w:numPr>
-          <w:ilvl w:val="0"/>
-          <w:numId w:val="1"/>
-        </w:numPr>
-        <w:spacing w:after="0" w:line="360" w:lineRule="exact"/>
-        <w:ind w:left="1085" w:leftChars="0" w:hanging="425" w:firstLineChars="0"/>
-        <w:jc w:val="both"/>
-        <w:rPr>
-          <w:rFonts w:hint="default" w:ascii="Times New Roman" w:hAnsi="Times New Roman" w:eastAsia="SimSun"/>
-          <w:b w:val="0"/>
-          <w:bCs w:val="0"/>
-          <w:i w:val="0"/>
-          <w:iCs w:val="0"/>
-          <w:caps w:val="0"/>
-          <w:color w:val="000000"/>
-          <w:spacing w:val="0"/>
-          <w:sz w:val="28"/>
-          <w:szCs w:val="28"/>
-          <w:lang w:val="en-US"/>
-        </w:rPr>
-      </w:pPr>
-      <w:r>
-        <w:rPr>
-          <w:rFonts w:hint="default" w:ascii="Times New Roman" w:hAnsi="Times New Roman" w:eastAsia="SimSun"/>
-          <w:b w:val="0"/>
-          <w:bCs w:val="0"/>
-          <w:i w:val="0"/>
-          <w:iCs w:val="0"/>
-          <w:caps w:val="0"/>
-          <w:color w:val="000000"/>
-          <w:spacing w:val="0"/>
-          <w:sz w:val="28"/>
-          <w:szCs w:val="28"/>
-          <w:lang w:val="en-US"/>
-        </w:rPr>
-        <w:t>IP-адреса и порты не должны быть «захардкожены».</w:t>
-      </w:r>
-    </w:p>
-    <w:p>
-      <w:pPr>
-        <w:numPr>
-          <w:ilvl w:val="0"/>
-          <w:numId w:val="1"/>
-        </w:numPr>
-        <w:spacing w:after="0" w:line="360" w:lineRule="exact"/>
-        <w:ind w:left="1085" w:leftChars="0" w:hanging="425" w:firstLineChars="0"/>
-        <w:jc w:val="both"/>
-        <w:rPr>
-          <w:rFonts w:hint="default" w:ascii="Times New Roman" w:hAnsi="Times New Roman" w:eastAsia="SimSun"/>
-          <w:b w:val="0"/>
-          <w:bCs w:val="0"/>
-          <w:i w:val="0"/>
-          <w:iCs w:val="0"/>
-          <w:caps w:val="0"/>
-          <w:color w:val="000000"/>
-          <w:spacing w:val="0"/>
-          <w:sz w:val="28"/>
-          <w:szCs w:val="28"/>
-          <w:lang w:val="en-US"/>
-        </w:rPr>
-      </w:pPr>
-      <w:r>
-        <w:rPr>
-          <w:rFonts w:hint="default" w:ascii="Times New Roman" w:hAnsi="Times New Roman" w:eastAsia="SimSun"/>
-          <w:b w:val="0"/>
-          <w:bCs w:val="0"/>
-          <w:i w:val="0"/>
-          <w:iCs w:val="0"/>
-          <w:caps w:val="0"/>
-          <w:color w:val="000000"/>
-          <w:spacing w:val="0"/>
-          <w:sz w:val="28"/>
-          <w:szCs w:val="28"/>
-          <w:lang w:val="ru-RU"/>
-        </w:rPr>
-        <w:t>Обмен сообщениями ведётся поверх протокола TCP.</w:t>
-      </w:r>
-    </w:p>
-    <w:p>
-      <w:pPr>
-        <w:numPr>
-          <w:ilvl w:val="0"/>
-          <w:numId w:val="1"/>
-        </w:numPr>
-        <w:spacing w:after="0" w:line="360" w:lineRule="exact"/>
-        <w:ind w:left="1085" w:leftChars="0" w:hanging="425" w:firstLineChars="0"/>
-        <w:jc w:val="both"/>
-        <w:rPr>
-          <w:rFonts w:hint="default" w:ascii="Times New Roman" w:hAnsi="Times New Roman" w:eastAsia="SimSun"/>
-          <w:b w:val="0"/>
-          <w:bCs w:val="0"/>
-          <w:i w:val="0"/>
-          <w:iCs w:val="0"/>
-          <w:caps w:val="0"/>
-          <w:color w:val="000000"/>
-          <w:spacing w:val="0"/>
-          <w:sz w:val="28"/>
-          <w:szCs w:val="28"/>
-          <w:lang w:val="en-US"/>
-        </w:rPr>
-      </w:pPr>
-      <w:r>
-        <w:rPr>
-          <w:rFonts w:hint="default" w:ascii="Times New Roman" w:hAnsi="Times New Roman" w:eastAsia="SimSun"/>
-          <w:b w:val="0"/>
-          <w:bCs w:val="0"/>
-          <w:i w:val="0"/>
-          <w:iCs w:val="0"/>
-          <w:caps w:val="0"/>
-          <w:color w:val="000000"/>
-          <w:spacing w:val="0"/>
-          <w:sz w:val="28"/>
-          <w:szCs w:val="28"/>
-          <w:lang w:val="ru-RU"/>
-        </w:rPr>
-        <w:t>Необходимо реализовать собственный формат сообщения.</w:t>
-      </w:r>
-    </w:p>
-    <w:p>
-      <w:pPr>
-        <w:numPr>
-          <w:ilvl w:val="0"/>
-          <w:numId w:val="1"/>
-        </w:numPr>
-        <w:spacing w:after="0" w:line="360" w:lineRule="exact"/>
-        <w:ind w:left="1085" w:leftChars="0" w:hanging="425" w:firstLineChars="0"/>
-        <w:jc w:val="both"/>
-        <w:rPr>
-          <w:rFonts w:hint="default" w:ascii="Times New Roman" w:hAnsi="Times New Roman" w:eastAsia="SimSun"/>
-          <w:b/>
-          <w:bCs/>
-          <w:i w:val="0"/>
-          <w:iCs w:val="0"/>
-          <w:caps w:val="0"/>
-          <w:color w:val="000000"/>
-          <w:spacing w:val="0"/>
-          <w:sz w:val="28"/>
-          <w:szCs w:val="28"/>
-          <w:lang w:val="en-US"/>
-        </w:rPr>
-      </w:pPr>
-      <w:r>
-        <w:rPr>
-          <w:rFonts w:hint="default" w:ascii="Times New Roman" w:hAnsi="Times New Roman" w:eastAsia="SimSun"/>
-          <w:b w:val="0"/>
-          <w:bCs w:val="0"/>
-          <w:i w:val="0"/>
-          <w:iCs w:val="0"/>
-          <w:caps w:val="0"/>
-          <w:color w:val="000000"/>
-          <w:spacing w:val="0"/>
-          <w:sz w:val="28"/>
-          <w:szCs w:val="28"/>
-          <w:lang w:val="ru-RU"/>
-        </w:rPr>
-        <w:t>Требуется ведение истории событий с отметками времени.</w:t>
+        <w:t>Необходимо реализовать простой прокси-сервер, выполняющий журналирование проксируемых HTTP-запросов. Программа должна отображать в консоли журнал с краткой информацией о проксируемых запросах.</w:t>
       </w:r>
     </w:p>
     <w:p>
@@ -1084,6 +847,284 @@
     </w:p>
     <w:p>
       <w:pPr>
+        <w:numPr>
+          <w:ilvl w:val="0"/>
+          <w:numId w:val="0"/>
+        </w:numPr>
+        <w:spacing w:after="0" w:line="360" w:lineRule="exact"/>
+        <w:jc w:val="both"/>
+        <w:rPr>
+          <w:rFonts w:hint="default" w:ascii="Times New Roman" w:hAnsi="Times New Roman" w:eastAsia="SimSun"/>
+          <w:b/>
+          <w:bCs/>
+          <w:i w:val="0"/>
+          <w:iCs w:val="0"/>
+          <w:caps w:val="0"/>
+          <w:color w:val="000000"/>
+          <w:spacing w:val="0"/>
+          <w:sz w:val="28"/>
+          <w:szCs w:val="28"/>
+          <w:lang w:val="en-US"/>
+        </w:rPr>
+      </w:pPr>
+    </w:p>
+    <w:p>
+      <w:pPr>
+        <w:numPr>
+          <w:ilvl w:val="0"/>
+          <w:numId w:val="0"/>
+        </w:numPr>
+        <w:spacing w:after="0" w:line="360" w:lineRule="exact"/>
+        <w:jc w:val="both"/>
+        <w:rPr>
+          <w:rFonts w:hint="default" w:ascii="Times New Roman" w:hAnsi="Times New Roman" w:eastAsia="SimSun"/>
+          <w:b/>
+          <w:bCs/>
+          <w:i w:val="0"/>
+          <w:iCs w:val="0"/>
+          <w:caps w:val="0"/>
+          <w:color w:val="000000"/>
+          <w:spacing w:val="0"/>
+          <w:sz w:val="28"/>
+          <w:szCs w:val="28"/>
+          <w:lang w:val="en-US"/>
+        </w:rPr>
+      </w:pPr>
+    </w:p>
+    <w:p>
+      <w:pPr>
+        <w:numPr>
+          <w:ilvl w:val="0"/>
+          <w:numId w:val="0"/>
+        </w:numPr>
+        <w:spacing w:after="0" w:line="360" w:lineRule="exact"/>
+        <w:jc w:val="both"/>
+        <w:rPr>
+          <w:rFonts w:hint="default" w:ascii="Times New Roman" w:hAnsi="Times New Roman" w:eastAsia="SimSun"/>
+          <w:b/>
+          <w:bCs/>
+          <w:i w:val="0"/>
+          <w:iCs w:val="0"/>
+          <w:caps w:val="0"/>
+          <w:color w:val="000000"/>
+          <w:spacing w:val="0"/>
+          <w:sz w:val="28"/>
+          <w:szCs w:val="28"/>
+          <w:lang w:val="en-US"/>
+        </w:rPr>
+      </w:pPr>
+    </w:p>
+    <w:p>
+      <w:pPr>
+        <w:numPr>
+          <w:ilvl w:val="0"/>
+          <w:numId w:val="0"/>
+        </w:numPr>
+        <w:spacing w:after="0" w:line="360" w:lineRule="exact"/>
+        <w:jc w:val="both"/>
+        <w:rPr>
+          <w:rFonts w:hint="default" w:ascii="Times New Roman" w:hAnsi="Times New Roman" w:eastAsia="SimSun"/>
+          <w:b/>
+          <w:bCs/>
+          <w:i w:val="0"/>
+          <w:iCs w:val="0"/>
+          <w:caps w:val="0"/>
+          <w:color w:val="000000"/>
+          <w:spacing w:val="0"/>
+          <w:sz w:val="28"/>
+          <w:szCs w:val="28"/>
+          <w:lang w:val="en-US"/>
+        </w:rPr>
+      </w:pPr>
+    </w:p>
+    <w:p>
+      <w:pPr>
+        <w:numPr>
+          <w:ilvl w:val="0"/>
+          <w:numId w:val="0"/>
+        </w:numPr>
+        <w:spacing w:after="0" w:line="360" w:lineRule="exact"/>
+        <w:jc w:val="both"/>
+        <w:rPr>
+          <w:rFonts w:hint="default" w:ascii="Times New Roman" w:hAnsi="Times New Roman" w:eastAsia="SimSun"/>
+          <w:b/>
+          <w:bCs/>
+          <w:i w:val="0"/>
+          <w:iCs w:val="0"/>
+          <w:caps w:val="0"/>
+          <w:color w:val="000000"/>
+          <w:spacing w:val="0"/>
+          <w:sz w:val="28"/>
+          <w:szCs w:val="28"/>
+          <w:lang w:val="en-US"/>
+        </w:rPr>
+      </w:pPr>
+    </w:p>
+    <w:p>
+      <w:pPr>
+        <w:numPr>
+          <w:ilvl w:val="0"/>
+          <w:numId w:val="0"/>
+        </w:numPr>
+        <w:spacing w:after="0" w:line="360" w:lineRule="exact"/>
+        <w:jc w:val="both"/>
+        <w:rPr>
+          <w:rFonts w:hint="default" w:ascii="Times New Roman" w:hAnsi="Times New Roman" w:eastAsia="SimSun"/>
+          <w:b/>
+          <w:bCs/>
+          <w:i w:val="0"/>
+          <w:iCs w:val="0"/>
+          <w:caps w:val="0"/>
+          <w:color w:val="000000"/>
+          <w:spacing w:val="0"/>
+          <w:sz w:val="28"/>
+          <w:szCs w:val="28"/>
+          <w:lang w:val="en-US"/>
+        </w:rPr>
+      </w:pPr>
+    </w:p>
+    <w:p>
+      <w:pPr>
+        <w:numPr>
+          <w:ilvl w:val="0"/>
+          <w:numId w:val="0"/>
+        </w:numPr>
+        <w:spacing w:after="0" w:line="360" w:lineRule="exact"/>
+        <w:jc w:val="both"/>
+        <w:rPr>
+          <w:rFonts w:hint="default" w:ascii="Times New Roman" w:hAnsi="Times New Roman" w:eastAsia="SimSun"/>
+          <w:b/>
+          <w:bCs/>
+          <w:i w:val="0"/>
+          <w:iCs w:val="0"/>
+          <w:caps w:val="0"/>
+          <w:color w:val="000000"/>
+          <w:spacing w:val="0"/>
+          <w:sz w:val="28"/>
+          <w:szCs w:val="28"/>
+          <w:lang w:val="en-US"/>
+        </w:rPr>
+      </w:pPr>
+    </w:p>
+    <w:p>
+      <w:pPr>
+        <w:numPr>
+          <w:ilvl w:val="0"/>
+          <w:numId w:val="0"/>
+        </w:numPr>
+        <w:spacing w:after="0" w:line="360" w:lineRule="exact"/>
+        <w:jc w:val="both"/>
+        <w:rPr>
+          <w:rFonts w:hint="default" w:ascii="Times New Roman" w:hAnsi="Times New Roman" w:eastAsia="SimSun"/>
+          <w:b/>
+          <w:bCs/>
+          <w:i w:val="0"/>
+          <w:iCs w:val="0"/>
+          <w:caps w:val="0"/>
+          <w:color w:val="000000"/>
+          <w:spacing w:val="0"/>
+          <w:sz w:val="28"/>
+          <w:szCs w:val="28"/>
+          <w:lang w:val="en-US"/>
+        </w:rPr>
+      </w:pPr>
+    </w:p>
+    <w:p>
+      <w:pPr>
+        <w:numPr>
+          <w:ilvl w:val="0"/>
+          <w:numId w:val="0"/>
+        </w:numPr>
+        <w:spacing w:after="0" w:line="360" w:lineRule="exact"/>
+        <w:jc w:val="both"/>
+        <w:rPr>
+          <w:rFonts w:hint="default" w:ascii="Times New Roman" w:hAnsi="Times New Roman" w:eastAsia="SimSun"/>
+          <w:b/>
+          <w:bCs/>
+          <w:i w:val="0"/>
+          <w:iCs w:val="0"/>
+          <w:caps w:val="0"/>
+          <w:color w:val="000000"/>
+          <w:spacing w:val="0"/>
+          <w:sz w:val="28"/>
+          <w:szCs w:val="28"/>
+          <w:lang w:val="en-US"/>
+        </w:rPr>
+      </w:pPr>
+    </w:p>
+    <w:p>
+      <w:pPr>
+        <w:numPr>
+          <w:ilvl w:val="0"/>
+          <w:numId w:val="0"/>
+        </w:numPr>
+        <w:spacing w:after="0" w:line="360" w:lineRule="exact"/>
+        <w:jc w:val="both"/>
+        <w:rPr>
+          <w:rFonts w:hint="default" w:ascii="Times New Roman" w:hAnsi="Times New Roman" w:eastAsia="SimSun"/>
+          <w:b/>
+          <w:bCs/>
+          <w:i w:val="0"/>
+          <w:iCs w:val="0"/>
+          <w:caps w:val="0"/>
+          <w:color w:val="000000"/>
+          <w:spacing w:val="0"/>
+          <w:sz w:val="28"/>
+          <w:szCs w:val="28"/>
+          <w:lang w:val="en-US"/>
+        </w:rPr>
+      </w:pPr>
+    </w:p>
+    <w:p>
+      <w:pPr>
+        <w:numPr>
+          <w:ilvl w:val="0"/>
+          <w:numId w:val="0"/>
+        </w:numPr>
+        <w:spacing w:after="0" w:line="360" w:lineRule="exact"/>
+        <w:jc w:val="both"/>
+        <w:rPr>
+          <w:rFonts w:hint="default" w:ascii="Times New Roman" w:hAnsi="Times New Roman" w:eastAsia="SimSun"/>
+          <w:b/>
+          <w:bCs/>
+          <w:i w:val="0"/>
+          <w:iCs w:val="0"/>
+          <w:caps w:val="0"/>
+          <w:color w:val="000000"/>
+          <w:spacing w:val="0"/>
+          <w:sz w:val="28"/>
+          <w:szCs w:val="28"/>
+          <w:lang w:val="en-US"/>
+        </w:rPr>
+      </w:pPr>
+    </w:p>
+    <w:p>
+      <w:pPr>
+        <w:numPr>
+          <w:ilvl w:val="0"/>
+          <w:numId w:val="0"/>
+        </w:numPr>
+        <w:spacing w:after="0" w:line="360" w:lineRule="exact"/>
+        <w:jc w:val="both"/>
+        <w:rPr>
+          <w:rFonts w:hint="default" w:ascii="Times New Roman" w:hAnsi="Times New Roman" w:eastAsia="SimSun"/>
+          <w:b/>
+          <w:bCs/>
+          <w:i w:val="0"/>
+          <w:iCs w:val="0"/>
+          <w:caps w:val="0"/>
+          <w:color w:val="000000"/>
+          <w:spacing w:val="0"/>
+          <w:sz w:val="28"/>
+          <w:szCs w:val="28"/>
+          <w:lang w:val="en-US"/>
+        </w:rPr>
+      </w:pPr>
+      <w:bookmarkStart w:id="0" w:name="_GoBack"/>
+      <w:bookmarkEnd w:id="0"/>
+    </w:p>
+    <w:p>
+      <w:pPr>
         <w:spacing w:after="0" w:line="360" w:lineRule="exact"/>
         <w:ind w:left="0" w:leftChars="0" w:firstLine="708" w:firstLineChars="0"/>
         <w:jc w:val="both"/>
@@ -1203,7 +1244,12 @@
           <w:lang w:val="ru-RU"/>
         </w:rPr>
       </w:pPr>
-      <w:r>
+    </w:p>
+    <w:p>
+      <w:pPr>
+        <w:spacing w:after="0" w:line="360" w:lineRule="exact"/>
+        <w:ind w:left="0" w:leftChars="0" w:firstLine="0" w:firstLineChars="0"/>
+        <w:jc w:val="center"/>
         <w:rPr>
           <w:rFonts w:hint="default" w:ascii="Times New Roman" w:hAnsi="Times New Roman" w:eastAsia="SimSun" w:cs="Times New Roman"/>
           <w:b w:val="0"/>
@@ -1217,58 +1263,8 @@
           <w:szCs w:val="28"/>
           <w:lang w:val="ru-RU"/>
         </w:rPr>
-        <w:drawing>
-          <wp:anchor distT="0" distB="0" distL="114300" distR="114300" simplePos="0" relativeHeight="251659264" behindDoc="0" locked="0" layoutInCell="1" allowOverlap="1">
-            <wp:simplePos x="0" y="0"/>
-            <wp:positionH relativeFrom="column">
-              <wp:posOffset>0</wp:posOffset>
-            </wp:positionH>
-            <wp:positionV relativeFrom="paragraph">
-              <wp:posOffset>0</wp:posOffset>
-            </wp:positionV>
-            <wp:extent cx="5939790" cy="1316990"/>
-            <wp:effectExtent l="0" t="0" r="3810" b="8890"/>
-            <wp:wrapTopAndBottom/>
-            <wp:docPr id="4" name="Изображение 4" descr="{58B382AF-96C8-4870-962F-2781324C1A58}"/>
-            <wp:cNvGraphicFramePr>
-              <a:graphicFrameLocks xmlns:a="http://schemas.openxmlformats.org/drawingml/2006/main" noChangeAspect="1"/>
-            </wp:cNvGraphicFramePr>
-            <a:graphic xmlns:a="http://schemas.openxmlformats.org/drawingml/2006/main">
-              <a:graphicData uri="http://schemas.openxmlformats.org/drawingml/2006/picture">
-                <pic:pic xmlns:pic="http://schemas.openxmlformats.org/drawingml/2006/picture">
-                  <pic:nvPicPr>
-                    <pic:cNvPr id="4" name="Изображение 4" descr="{58B382AF-96C8-4870-962F-2781324C1A58}"/>
-                    <pic:cNvPicPr>
-                      <a:picLocks noChangeAspect="1"/>
-                    </pic:cNvPicPr>
-                  </pic:nvPicPr>
-                  <pic:blipFill>
-                    <a:blip r:embed="rId6"/>
-                    <a:stretch>
-                      <a:fillRect/>
-                    </a:stretch>
-                  </pic:blipFill>
-                  <pic:spPr>
-                    <a:xfrm>
-                      <a:off x="0" y="0"/>
-                      <a:ext cx="5939790" cy="1316990"/>
-                    </a:xfrm>
-                    <a:prstGeom prst="rect">
-                      <a:avLst/>
-                    </a:prstGeom>
-                  </pic:spPr>
-                </pic:pic>
-              </a:graphicData>
-            </a:graphic>
-          </wp:anchor>
-        </w:drawing>
-      </w:r>
-    </w:p>
-    <w:p>
-      <w:pPr>
-        <w:spacing w:after="0" w:line="360" w:lineRule="exact"/>
-        <w:ind w:left="0" w:leftChars="0" w:firstLine="0" w:firstLineChars="0"/>
-        <w:jc w:val="center"/>
+      </w:pPr>
+      <w:r>
         <w:rPr>
           <w:rFonts w:hint="default" w:ascii="Times New Roman" w:hAnsi="Times New Roman" w:eastAsia="SimSun" w:cs="Times New Roman"/>
           <w:b w:val="0"/>
@@ -1282,7 +1278,8 @@
           <w:szCs w:val="28"/>
           <w:lang w:val="ru-RU"/>
         </w:rPr>
-      </w:pPr>
+        <w:t xml:space="preserve">Рисунок 1 </w:t>
+      </w:r>
       <w:r>
         <w:rPr>
           <w:rFonts w:hint="default" w:ascii="Times New Roman" w:hAnsi="Times New Roman" w:eastAsia="SimSun" w:cs="Times New Roman"/>
@@ -1295,9 +1292,9 @@
           <w:spacing w:val="0"/>
           <w:sz w:val="28"/>
           <w:szCs w:val="28"/>
-          <w:lang w:val="ru-RU"/>
-        </w:rPr>
-        <w:t xml:space="preserve">Рисунок 1 </w:t>
+          <w:lang w:val="en-US"/>
+        </w:rPr>
+        <w:t>-</w:t>
       </w:r>
       <w:r>
         <w:rPr>
@@ -1311,11 +1308,16 @@
           <w:spacing w:val="0"/>
           <w:sz w:val="28"/>
           <w:szCs w:val="28"/>
-          <w:lang w:val="en-US"/>
-        </w:rPr>
-        <w:t>-</w:t>
-      </w:r>
-      <w:r>
+          <w:lang w:val="ru-RU"/>
+        </w:rPr>
+        <w:t xml:space="preserve"> Запуск сервера на адресе 127.0.0.1:8080</w:t>
+      </w:r>
+    </w:p>
+    <w:p>
+      <w:pPr>
+        <w:spacing w:after="0" w:line="360" w:lineRule="exact"/>
+        <w:ind w:left="0" w:leftChars="0" w:firstLine="0" w:firstLineChars="0"/>
+        <w:jc w:val="center"/>
         <w:rPr>
           <w:rFonts w:hint="default" w:ascii="Times New Roman" w:hAnsi="Times New Roman" w:eastAsia="SimSun" w:cs="Times New Roman"/>
           <w:b w:val="0"/>
@@ -1329,8 +1331,7 @@
           <w:szCs w:val="28"/>
           <w:lang w:val="ru-RU"/>
         </w:rPr>
-        <w:t xml:space="preserve"> Запуск сервера на адресе 127.0.0.1:8080</w:t>
-      </w:r>
+      </w:pPr>
     </w:p>
     <w:p>
       <w:pPr>
@@ -1385,58 +1386,9 @@
           <w:szCs w:val="28"/>
           <w:lang w:val="ru-RU"/>
         </w:rPr>
-        <w:drawing>
-          <wp:anchor distT="0" distB="0" distL="114300" distR="114300" simplePos="0" relativeHeight="251660288" behindDoc="0" locked="0" layoutInCell="1" allowOverlap="1">
-            <wp:simplePos x="0" y="0"/>
-            <wp:positionH relativeFrom="column">
-              <wp:posOffset>0</wp:posOffset>
-            </wp:positionH>
-            <wp:positionV relativeFrom="paragraph">
-              <wp:posOffset>0</wp:posOffset>
-            </wp:positionV>
-            <wp:extent cx="5939790" cy="1359535"/>
-            <wp:effectExtent l="0" t="0" r="3810" b="12065"/>
-            <wp:wrapTopAndBottom/>
-            <wp:docPr id="7" name="Изображение 7" descr="{CDD25D7C-2C44-4B47-852A-35B1A3B63823}"/>
-            <wp:cNvGraphicFramePr>
-              <a:graphicFrameLocks xmlns:a="http://schemas.openxmlformats.org/drawingml/2006/main" noChangeAspect="1"/>
-            </wp:cNvGraphicFramePr>
-            <a:graphic xmlns:a="http://schemas.openxmlformats.org/drawingml/2006/main">
-              <a:graphicData uri="http://schemas.openxmlformats.org/drawingml/2006/picture">
-                <pic:pic xmlns:pic="http://schemas.openxmlformats.org/drawingml/2006/picture">
-                  <pic:nvPicPr>
-                    <pic:cNvPr id="7" name="Изображение 7" descr="{CDD25D7C-2C44-4B47-852A-35B1A3B63823}"/>
-                    <pic:cNvPicPr>
-                      <a:picLocks noChangeAspect="1"/>
-                    </pic:cNvPicPr>
-                  </pic:nvPicPr>
-                  <pic:blipFill>
-                    <a:blip r:embed="rId7"/>
-                    <a:stretch>
-                      <a:fillRect/>
-                    </a:stretch>
-                  </pic:blipFill>
-                  <pic:spPr>
-                    <a:xfrm>
-                      <a:off x="0" y="0"/>
-                      <a:ext cx="5939790" cy="1359535"/>
-                    </a:xfrm>
-                    <a:prstGeom prst="rect">
-                      <a:avLst/>
-                    </a:prstGeom>
-                  </pic:spPr>
-                </pic:pic>
-              </a:graphicData>
-            </a:graphic>
-          </wp:anchor>
-        </w:drawing>
-      </w:r>
-    </w:p>
-    <w:p>
-      <w:pPr>
-        <w:spacing w:after="0" w:line="360" w:lineRule="exact"/>
-        <w:ind w:left="0" w:leftChars="0" w:firstLine="0" w:firstLineChars="0"/>
-        <w:jc w:val="center"/>
+        <w:t xml:space="preserve">Рисунок </w:t>
+      </w:r>
+      <w:r>
         <w:rPr>
           <w:rFonts w:hint="default" w:ascii="Times New Roman" w:hAnsi="Times New Roman" w:eastAsia="SimSun" w:cs="Times New Roman"/>
           <w:b w:val="0"/>
@@ -1448,9 +1400,10 @@
           <w:spacing w:val="0"/>
           <w:sz w:val="28"/>
           <w:szCs w:val="28"/>
-          <w:lang w:val="ru-RU"/>
-        </w:rPr>
-      </w:pPr>
+          <w:lang w:val="en-US"/>
+        </w:rPr>
+        <w:t>2</w:t>
+      </w:r>
       <w:r>
         <w:rPr>
           <w:rFonts w:hint="default" w:ascii="Times New Roman" w:hAnsi="Times New Roman" w:eastAsia="SimSun" w:cs="Times New Roman"/>
@@ -1465,7 +1418,7 @@
           <w:szCs w:val="28"/>
           <w:lang w:val="ru-RU"/>
         </w:rPr>
-        <w:t xml:space="preserve">Рисунок </w:t>
+        <w:t xml:space="preserve"> </w:t>
       </w:r>
       <w:r>
         <w:rPr>
@@ -1481,7 +1434,7 @@
           <w:szCs w:val="28"/>
           <w:lang w:val="en-US"/>
         </w:rPr>
-        <w:t>2</w:t>
+        <w:t xml:space="preserve">- Подключение клиента </w:t>
       </w:r>
       <w:r>
         <w:rPr>
@@ -1497,7 +1450,7 @@
           <w:szCs w:val="28"/>
           <w:lang w:val="ru-RU"/>
         </w:rPr>
-        <w:t xml:space="preserve"> </w:t>
+        <w:t xml:space="preserve">«дима_1» </w:t>
       </w:r>
       <w:r>
         <w:rPr>
@@ -1513,9 +1466,14 @@
           <w:szCs w:val="28"/>
           <w:lang w:val="en-US"/>
         </w:rPr>
-        <w:t xml:space="preserve">- Подключение клиента </w:t>
-      </w:r>
-      <w:r>
+        <w:t>к серверу</w:t>
+      </w:r>
+    </w:p>
+    <w:p>
+      <w:pPr>
+        <w:spacing w:after="0" w:line="360" w:lineRule="exact"/>
+        <w:ind w:left="0" w:leftChars="0" w:firstLine="708" w:firstLineChars="0"/>
+        <w:jc w:val="both"/>
         <w:rPr>
           <w:rFonts w:hint="default" w:ascii="Times New Roman" w:hAnsi="Times New Roman" w:eastAsia="SimSun" w:cs="Times New Roman"/>
           <w:b w:val="0"/>
@@ -1529,9 +1487,13 @@
           <w:szCs w:val="28"/>
           <w:lang w:val="ru-RU"/>
         </w:rPr>
-        <w:t xml:space="preserve">«дима_1» </w:t>
-      </w:r>
-      <w:r>
+      </w:pPr>
+    </w:p>
+    <w:p>
+      <w:pPr>
+        <w:spacing w:after="0" w:line="360" w:lineRule="exact"/>
+        <w:ind w:left="0" w:leftChars="0" w:firstLine="708" w:firstLineChars="0"/>
+        <w:jc w:val="both"/>
         <w:rPr>
           <w:rFonts w:hint="default" w:ascii="Times New Roman" w:hAnsi="Times New Roman" w:eastAsia="SimSun" w:cs="Times New Roman"/>
           <w:b w:val="0"/>
@@ -1543,1050 +1505,9 @@
           <w:spacing w:val="0"/>
           <w:sz w:val="28"/>
           <w:szCs w:val="28"/>
-          <w:lang w:val="en-US"/>
-        </w:rPr>
-        <w:t>к серверу</w:t>
-      </w:r>
-    </w:p>
-    <w:p>
-      <w:pPr>
-        <w:spacing w:after="0" w:line="360" w:lineRule="exact"/>
-        <w:ind w:left="0" w:leftChars="0" w:firstLine="708" w:firstLineChars="0"/>
-        <w:jc w:val="both"/>
-        <w:rPr>
-          <w:rFonts w:hint="default" w:ascii="Times New Roman" w:hAnsi="Times New Roman" w:eastAsia="SimSun" w:cs="Times New Roman"/>
-          <w:b w:val="0"/>
-          <w:bCs w:val="0"/>
-          <w:i w:val="0"/>
-          <w:iCs w:val="0"/>
-          <w:caps w:val="0"/>
-          <w:color w:val="000000"/>
-          <w:spacing w:val="0"/>
-          <w:sz w:val="28"/>
-          <w:szCs w:val="28"/>
-          <w:lang w:val="ru-RU"/>
-        </w:rPr>
-      </w:pPr>
-    </w:p>
-    <w:p>
-      <w:pPr>
-        <w:spacing w:after="0" w:line="360" w:lineRule="exact"/>
-        <w:ind w:left="0" w:leftChars="0" w:firstLine="708" w:firstLineChars="0"/>
-        <w:jc w:val="both"/>
-        <w:rPr>
-          <w:rFonts w:hint="default" w:ascii="Times New Roman" w:hAnsi="Times New Roman" w:eastAsia="SimSun" w:cs="Times New Roman"/>
-          <w:b w:val="0"/>
-          <w:bCs w:val="0"/>
-          <w:i w:val="0"/>
-          <w:iCs w:val="0"/>
-          <w:caps w:val="0"/>
-          <w:color w:val="000000"/>
-          <w:spacing w:val="0"/>
-          <w:sz w:val="28"/>
-          <w:szCs w:val="28"/>
-          <w:lang w:val="ru-RU"/>
-        </w:rPr>
-      </w:pPr>
-    </w:p>
-    <w:p>
-      <w:pPr>
-        <w:spacing w:after="0" w:line="360" w:lineRule="exact"/>
-        <w:ind w:left="0" w:leftChars="0" w:firstLine="708" w:firstLineChars="0"/>
-        <w:jc w:val="both"/>
-        <w:rPr>
-          <w:rFonts w:hint="default" w:ascii="Times New Roman" w:hAnsi="Times New Roman" w:eastAsia="SimSun" w:cs="Times New Roman"/>
-          <w:b w:val="0"/>
-          <w:bCs w:val="0"/>
-          <w:i w:val="0"/>
-          <w:iCs w:val="0"/>
-          <w:caps w:val="0"/>
-          <w:color w:val="000000"/>
-          <w:spacing w:val="0"/>
-          <w:sz w:val="28"/>
-          <w:szCs w:val="28"/>
-          <w:lang w:val="ru-RU"/>
-        </w:rPr>
-      </w:pPr>
-    </w:p>
-    <w:p>
-      <w:pPr>
-        <w:spacing w:after="0" w:line="360" w:lineRule="exact"/>
-        <w:ind w:left="0" w:leftChars="0" w:firstLine="708" w:firstLineChars="0"/>
-        <w:jc w:val="both"/>
-        <w:rPr>
-          <w:rFonts w:hint="default" w:ascii="Times New Roman" w:hAnsi="Times New Roman" w:eastAsia="SimSun" w:cs="Times New Roman"/>
-          <w:b w:val="0"/>
-          <w:bCs w:val="0"/>
-          <w:i w:val="0"/>
-          <w:iCs w:val="0"/>
-          <w:caps w:val="0"/>
-          <w:color w:val="000000"/>
-          <w:spacing w:val="0"/>
-          <w:sz w:val="28"/>
-          <w:szCs w:val="28"/>
-          <w:lang w:val="ru-RU"/>
-        </w:rPr>
-      </w:pPr>
-    </w:p>
-    <w:p>
-      <w:pPr>
-        <w:spacing w:after="0" w:line="360" w:lineRule="exact"/>
-        <w:ind w:left="0" w:leftChars="0" w:firstLine="708" w:firstLineChars="0"/>
-        <w:jc w:val="both"/>
-        <w:rPr>
-          <w:rFonts w:hint="default" w:ascii="Times New Roman" w:hAnsi="Times New Roman" w:eastAsia="SimSun" w:cs="Times New Roman"/>
-          <w:b w:val="0"/>
-          <w:bCs w:val="0"/>
-          <w:i w:val="0"/>
-          <w:iCs w:val="0"/>
-          <w:caps w:val="0"/>
-          <w:color w:val="000000"/>
-          <w:spacing w:val="0"/>
-          <w:sz w:val="28"/>
-          <w:szCs w:val="28"/>
-          <w:lang w:val="ru-RU"/>
-        </w:rPr>
-      </w:pPr>
-    </w:p>
-    <w:p>
-      <w:pPr>
-        <w:spacing w:after="0" w:line="360" w:lineRule="exact"/>
-        <w:ind w:left="0" w:leftChars="0" w:firstLine="708" w:firstLineChars="0"/>
-        <w:jc w:val="both"/>
-        <w:rPr>
-          <w:rFonts w:hint="default" w:ascii="Times New Roman" w:hAnsi="Times New Roman" w:eastAsia="SimSun" w:cs="Times New Roman"/>
-          <w:b w:val="0"/>
-          <w:bCs w:val="0"/>
-          <w:i w:val="0"/>
-          <w:iCs w:val="0"/>
-          <w:caps w:val="0"/>
-          <w:color w:val="000000"/>
-          <w:spacing w:val="0"/>
-          <w:sz w:val="28"/>
-          <w:szCs w:val="28"/>
-          <w:lang w:val="ru-RU"/>
-        </w:rPr>
-      </w:pPr>
-      <w:r>
-        <w:rPr>
-          <w:rFonts w:hint="default" w:ascii="Times New Roman" w:hAnsi="Times New Roman" w:eastAsia="SimSun" w:cs="Times New Roman"/>
-          <w:b w:val="0"/>
-          <w:bCs w:val="0"/>
-          <w:i w:val="0"/>
-          <w:iCs w:val="0"/>
-          <w:caps w:val="0"/>
-          <w:color w:val="000000"/>
-          <w:spacing w:val="0"/>
-          <w:sz w:val="28"/>
-          <w:szCs w:val="28"/>
-          <w:lang w:val="ru-RU"/>
-        </w:rPr>
-        <w:drawing>
-          <wp:anchor distT="0" distB="0" distL="114300" distR="114300" simplePos="0" relativeHeight="251661312" behindDoc="0" locked="0" layoutInCell="1" allowOverlap="1">
-            <wp:simplePos x="0" y="0"/>
-            <wp:positionH relativeFrom="column">
-              <wp:posOffset>0</wp:posOffset>
-            </wp:positionH>
-            <wp:positionV relativeFrom="paragraph">
-              <wp:posOffset>0</wp:posOffset>
-            </wp:positionV>
-            <wp:extent cx="5939790" cy="1148715"/>
-            <wp:effectExtent l="0" t="0" r="3810" b="9525"/>
-            <wp:wrapTopAndBottom/>
-            <wp:docPr id="8" name="Изображение 8" descr="{9A94D88F-00BC-456C-BAD3-715EF0FDCBA6}"/>
-            <wp:cNvGraphicFramePr>
-              <a:graphicFrameLocks xmlns:a="http://schemas.openxmlformats.org/drawingml/2006/main" noChangeAspect="1"/>
-            </wp:cNvGraphicFramePr>
-            <a:graphic xmlns:a="http://schemas.openxmlformats.org/drawingml/2006/main">
-              <a:graphicData uri="http://schemas.openxmlformats.org/drawingml/2006/picture">
-                <pic:pic xmlns:pic="http://schemas.openxmlformats.org/drawingml/2006/picture">
-                  <pic:nvPicPr>
-                    <pic:cNvPr id="8" name="Изображение 8" descr="{9A94D88F-00BC-456C-BAD3-715EF0FDCBA6}"/>
-                    <pic:cNvPicPr>
-                      <a:picLocks noChangeAspect="1"/>
-                    </pic:cNvPicPr>
-                  </pic:nvPicPr>
-                  <pic:blipFill>
-                    <a:blip r:embed="rId8"/>
-                    <a:stretch>
-                      <a:fillRect/>
-                    </a:stretch>
-                  </pic:blipFill>
-                  <pic:spPr>
-                    <a:xfrm>
-                      <a:off x="0" y="0"/>
-                      <a:ext cx="5939790" cy="1148715"/>
-                    </a:xfrm>
-                    <a:prstGeom prst="rect">
-                      <a:avLst/>
-                    </a:prstGeom>
-                  </pic:spPr>
-                </pic:pic>
-              </a:graphicData>
-            </a:graphic>
-          </wp:anchor>
-        </w:drawing>
-      </w:r>
-    </w:p>
-    <w:p>
-      <w:pPr>
-        <w:spacing w:after="0" w:line="360" w:lineRule="exact"/>
-        <w:ind w:left="0" w:leftChars="0" w:firstLine="0" w:firstLineChars="0"/>
-        <w:jc w:val="center"/>
-        <w:rPr>
-          <w:rFonts w:hint="default" w:ascii="Times New Roman" w:hAnsi="Times New Roman" w:eastAsia="SimSun" w:cs="Times New Roman"/>
-          <w:b w:val="0"/>
-          <w:bCs w:val="0"/>
-          <w:i w:val="0"/>
-          <w:iCs w:val="0"/>
-          <w:caps w:val="0"/>
-          <w:color w:val="000000"/>
-          <w:spacing w:val="0"/>
-          <w:sz w:val="28"/>
-          <w:szCs w:val="28"/>
-          <w:lang w:val="ru-RU"/>
-        </w:rPr>
-      </w:pPr>
-      <w:r>
-        <w:rPr>
-          <w:rFonts w:hint="default" w:ascii="Times New Roman" w:hAnsi="Times New Roman" w:eastAsia="SimSun" w:cs="Times New Roman"/>
-          <w:b w:val="0"/>
-          <w:bCs w:val="0"/>
-          <w:i w:val="0"/>
-          <w:iCs w:val="0"/>
-          <w:caps w:val="0"/>
-          <w:color w:val="000000"/>
-          <w:spacing w:val="0"/>
-          <w:sz w:val="28"/>
-          <w:szCs w:val="28"/>
-          <w:lang w:val="en-US"/>
-        </w:rPr>
-        <w:t xml:space="preserve"> </w:t>
-      </w:r>
-      <w:r>
-        <w:rPr>
-          <w:rFonts w:hint="default" w:ascii="Times New Roman" w:hAnsi="Times New Roman" w:eastAsia="SimSun" w:cs="Times New Roman"/>
-          <w:b w:val="0"/>
-          <w:bCs w:val="0"/>
-          <w:i w:val="0"/>
-          <w:iCs w:val="0"/>
-          <w:caps w:val="0"/>
-          <w:color w:val="000000"/>
-          <w:spacing w:val="0"/>
-          <w:sz w:val="28"/>
-          <w:szCs w:val="28"/>
-          <w:lang w:val="ru-RU"/>
-        </w:rPr>
-        <w:t xml:space="preserve">Рисунок </w:t>
-      </w:r>
-      <w:r>
-        <w:rPr>
-          <w:rFonts w:hint="default" w:ascii="Times New Roman" w:hAnsi="Times New Roman" w:eastAsia="SimSun" w:cs="Times New Roman"/>
-          <w:b w:val="0"/>
-          <w:bCs w:val="0"/>
-          <w:i w:val="0"/>
-          <w:iCs w:val="0"/>
-          <w:caps w:val="0"/>
-          <w:color w:val="000000"/>
-          <w:spacing w:val="0"/>
-          <w:sz w:val="28"/>
-          <w:szCs w:val="28"/>
-          <w:lang w:val="en-US"/>
-        </w:rPr>
-        <w:t>3</w:t>
-      </w:r>
-      <w:r>
-        <w:rPr>
-          <w:rFonts w:hint="default" w:ascii="Times New Roman" w:hAnsi="Times New Roman" w:eastAsia="SimSun" w:cs="Times New Roman"/>
-          <w:b w:val="0"/>
-          <w:bCs w:val="0"/>
-          <w:i w:val="0"/>
-          <w:iCs w:val="0"/>
-          <w:caps w:val="0"/>
-          <w:color w:val="000000"/>
-          <w:spacing w:val="0"/>
-          <w:sz w:val="28"/>
-          <w:szCs w:val="28"/>
-          <w:lang w:val="ru-RU"/>
-        </w:rPr>
-        <w:t xml:space="preserve"> </w:t>
-      </w:r>
-      <w:r>
-        <w:rPr>
-          <w:rFonts w:hint="default" w:ascii="Times New Roman" w:hAnsi="Times New Roman" w:eastAsia="SimSun" w:cs="Times New Roman"/>
-          <w:b w:val="0"/>
-          <w:bCs w:val="0"/>
-          <w:i w:val="0"/>
-          <w:iCs w:val="0"/>
-          <w:caps w:val="0"/>
-          <w:color w:val="000000"/>
-          <w:spacing w:val="0"/>
-          <w:sz w:val="28"/>
-          <w:szCs w:val="28"/>
-          <w:lang w:val="en-US"/>
-        </w:rPr>
-        <w:t>-</w:t>
-      </w:r>
-      <w:r>
-        <w:rPr>
-          <w:rFonts w:hint="default" w:ascii="Times New Roman" w:hAnsi="Times New Roman" w:eastAsia="SimSun" w:cs="Times New Roman"/>
-          <w:b w:val="0"/>
-          <w:bCs w:val="0"/>
-          <w:i w:val="0"/>
-          <w:iCs w:val="0"/>
-          <w:caps w:val="0"/>
-          <w:color w:val="000000"/>
-          <w:spacing w:val="0"/>
-          <w:sz w:val="28"/>
-          <w:szCs w:val="28"/>
-          <w:lang w:val="ru-RU"/>
-        </w:rPr>
-        <w:t xml:space="preserve"> Обмен текстовыми сообщениями между клиентами</w:t>
-      </w:r>
-    </w:p>
-    <w:p>
-      <w:pPr>
-        <w:spacing w:after="0" w:line="360" w:lineRule="exact"/>
-        <w:ind w:left="0" w:leftChars="0" w:firstLine="0" w:firstLineChars="0"/>
-        <w:jc w:val="both"/>
-        <w:rPr>
-          <w:rFonts w:hint="default" w:ascii="Times New Roman" w:hAnsi="Times New Roman" w:eastAsia="SimSun" w:cs="Times New Roman"/>
-          <w:b w:val="0"/>
-          <w:bCs w:val="0"/>
-          <w:i w:val="0"/>
-          <w:iCs w:val="0"/>
-          <w:caps w:val="0"/>
-          <w:color w:val="000000"/>
-          <w:spacing w:val="0"/>
-          <w:sz w:val="28"/>
-          <w:szCs w:val="28"/>
-          <w:lang w:val="ru-RU"/>
-        </w:rPr>
-      </w:pPr>
-    </w:p>
-    <w:p>
-      <w:pPr>
-        <w:spacing w:after="0" w:line="360" w:lineRule="exact"/>
-        <w:ind w:left="0" w:leftChars="0" w:firstLine="0" w:firstLineChars="0"/>
-        <w:jc w:val="both"/>
-        <w:rPr>
-          <w:rFonts w:hint="default" w:ascii="Times New Roman" w:hAnsi="Times New Roman" w:eastAsia="SimSun" w:cs="Times New Roman"/>
-          <w:b w:val="0"/>
-          <w:bCs w:val="0"/>
-          <w:i w:val="0"/>
-          <w:iCs w:val="0"/>
-          <w:caps w:val="0"/>
-          <w:color w:val="000000"/>
-          <w:spacing w:val="0"/>
-          <w:sz w:val="28"/>
-          <w:szCs w:val="28"/>
-          <w:lang w:val="ru-RU"/>
-        </w:rPr>
-      </w:pPr>
-      <w:r>
-        <w:rPr>
-          <w:rFonts w:hint="default" w:ascii="Times New Roman" w:hAnsi="Times New Roman" w:eastAsia="SimSun" w:cs="Times New Roman"/>
-          <w:b w:val="0"/>
-          <w:bCs w:val="0"/>
-          <w:i w:val="0"/>
-          <w:iCs w:val="0"/>
-          <w:caps w:val="0"/>
-          <w:color w:val="000000"/>
-          <w:spacing w:val="0"/>
-          <w:sz w:val="28"/>
-          <w:szCs w:val="28"/>
-          <w:lang w:val="ru-RU"/>
-        </w:rPr>
-        <w:drawing>
-          <wp:anchor distT="0" distB="0" distL="114300" distR="114300" simplePos="0" relativeHeight="251662336" behindDoc="0" locked="0" layoutInCell="1" allowOverlap="1">
-            <wp:simplePos x="0" y="0"/>
-            <wp:positionH relativeFrom="column">
-              <wp:posOffset>0</wp:posOffset>
-            </wp:positionH>
-            <wp:positionV relativeFrom="paragraph">
-              <wp:posOffset>0</wp:posOffset>
-            </wp:positionV>
-            <wp:extent cx="5939790" cy="432435"/>
-            <wp:effectExtent l="0" t="0" r="3810" b="9525"/>
-            <wp:wrapTopAndBottom/>
-            <wp:docPr id="9" name="Изображение 9" descr="{46C8067F-6E17-4247-9622-DF267A4721C5}"/>
-            <wp:cNvGraphicFramePr>
-              <a:graphicFrameLocks xmlns:a="http://schemas.openxmlformats.org/drawingml/2006/main" noChangeAspect="1"/>
-            </wp:cNvGraphicFramePr>
-            <a:graphic xmlns:a="http://schemas.openxmlformats.org/drawingml/2006/main">
-              <a:graphicData uri="http://schemas.openxmlformats.org/drawingml/2006/picture">
-                <pic:pic xmlns:pic="http://schemas.openxmlformats.org/drawingml/2006/picture">
-                  <pic:nvPicPr>
-                    <pic:cNvPr id="9" name="Изображение 9" descr="{46C8067F-6E17-4247-9622-DF267A4721C5}"/>
-                    <pic:cNvPicPr>
-                      <a:picLocks noChangeAspect="1"/>
-                    </pic:cNvPicPr>
-                  </pic:nvPicPr>
-                  <pic:blipFill>
-                    <a:blip r:embed="rId9"/>
-                    <a:stretch>
-                      <a:fillRect/>
-                    </a:stretch>
-                  </pic:blipFill>
-                  <pic:spPr>
-                    <a:xfrm>
-                      <a:off x="0" y="0"/>
-                      <a:ext cx="5939790" cy="432435"/>
-                    </a:xfrm>
-                    <a:prstGeom prst="rect">
-                      <a:avLst/>
-                    </a:prstGeom>
-                  </pic:spPr>
-                </pic:pic>
-              </a:graphicData>
-            </a:graphic>
-          </wp:anchor>
-        </w:drawing>
-      </w:r>
-    </w:p>
-    <w:p>
-      <w:pPr>
-        <w:spacing w:after="0" w:line="360" w:lineRule="exact"/>
-        <w:ind w:left="0" w:leftChars="0" w:firstLine="0" w:firstLineChars="0"/>
-        <w:jc w:val="center"/>
-        <w:rPr>
-          <w:rFonts w:hint="default" w:ascii="Times New Roman" w:hAnsi="Times New Roman" w:eastAsia="SimSun" w:cs="Times New Roman"/>
-          <w:b w:val="0"/>
-          <w:bCs w:val="0"/>
-          <w:i w:val="0"/>
-          <w:iCs w:val="0"/>
-          <w:caps w:val="0"/>
-          <w:color w:val="000000"/>
-          <w:spacing w:val="0"/>
-          <w:sz w:val="28"/>
-          <w:szCs w:val="28"/>
-          <w:lang w:val="en-US"/>
-        </w:rPr>
-      </w:pPr>
-      <w:r>
-        <w:rPr>
-          <w:rFonts w:hint="default" w:ascii="Times New Roman" w:hAnsi="Times New Roman" w:eastAsia="SimSun" w:cs="Times New Roman"/>
-          <w:b w:val="0"/>
-          <w:bCs w:val="0"/>
-          <w:i w:val="0"/>
-          <w:iCs w:val="0"/>
-          <w:caps w:val="0"/>
-          <w:color w:val="000000"/>
-          <w:spacing w:val="0"/>
-          <w:sz w:val="28"/>
-          <w:szCs w:val="28"/>
-          <w:lang w:val="en-US"/>
-        </w:rPr>
-        <w:t xml:space="preserve">Русинок 4 - </w:t>
-      </w:r>
-      <w:r>
-        <w:rPr>
-          <w:rFonts w:hint="default" w:ascii="Times New Roman" w:hAnsi="Times New Roman" w:eastAsia="SimSun" w:cs="Times New Roman"/>
-          <w:b w:val="0"/>
-          <w:bCs w:val="0"/>
-          <w:i w:val="0"/>
-          <w:iCs w:val="0"/>
-          <w:caps w:val="0"/>
-          <w:color w:val="000000"/>
-          <w:spacing w:val="0"/>
-          <w:sz w:val="28"/>
-          <w:szCs w:val="28"/>
-          <w:lang w:val="ru-RU"/>
-        </w:rPr>
-        <w:t>О</w:t>
-      </w:r>
-      <w:r>
-        <w:rPr>
-          <w:rFonts w:hint="default" w:ascii="Times New Roman" w:hAnsi="Times New Roman" w:eastAsia="SimSun" w:cs="Times New Roman"/>
-          <w:b w:val="0"/>
-          <w:bCs w:val="0"/>
-          <w:i w:val="0"/>
-          <w:iCs w:val="0"/>
-          <w:caps w:val="0"/>
-          <w:color w:val="000000"/>
-          <w:spacing w:val="0"/>
-          <w:sz w:val="28"/>
-          <w:szCs w:val="28"/>
-          <w:lang w:val="en-US"/>
-        </w:rPr>
-        <w:t xml:space="preserve">тключение </w:t>
-      </w:r>
-      <w:r>
-        <w:rPr>
-          <w:rFonts w:hint="default" w:ascii="Times New Roman" w:hAnsi="Times New Roman" w:eastAsia="SimSun" w:cs="Times New Roman"/>
-          <w:b w:val="0"/>
-          <w:bCs w:val="0"/>
-          <w:i w:val="0"/>
-          <w:iCs w:val="0"/>
-          <w:caps w:val="0"/>
-          <w:color w:val="000000"/>
-          <w:spacing w:val="0"/>
-          <w:sz w:val="28"/>
-          <w:szCs w:val="28"/>
-          <w:lang w:val="ru-RU"/>
-        </w:rPr>
-        <w:t xml:space="preserve">клиента </w:t>
-      </w:r>
-      <w:r>
-        <w:rPr>
-          <w:rFonts w:hint="default" w:ascii="Times New Roman" w:hAnsi="Times New Roman" w:eastAsia="SimSun" w:cs="Times New Roman"/>
-          <w:b w:val="0"/>
-          <w:bCs w:val="0"/>
-          <w:i w:val="0"/>
-          <w:iCs w:val="0"/>
-          <w:caps w:val="0"/>
-          <w:color w:val="000000"/>
-          <w:spacing w:val="0"/>
-          <w:sz w:val="28"/>
-          <w:szCs w:val="28"/>
-          <w:lang w:val="en-US"/>
-        </w:rPr>
-        <w:t>«дима_1»</w:t>
-      </w:r>
-    </w:p>
-    <w:p>
-      <w:pPr>
-        <w:spacing w:after="0" w:line="360" w:lineRule="exact"/>
-        <w:ind w:left="0" w:leftChars="0" w:firstLine="0" w:firstLineChars="0"/>
-        <w:jc w:val="center"/>
-        <w:rPr>
-          <w:rFonts w:hint="default" w:ascii="Times New Roman" w:hAnsi="Times New Roman" w:eastAsia="SimSun" w:cs="Times New Roman"/>
-          <w:b w:val="0"/>
-          <w:bCs w:val="0"/>
-          <w:i w:val="0"/>
-          <w:iCs w:val="0"/>
-          <w:caps w:val="0"/>
-          <w:color w:val="000000"/>
-          <w:spacing w:val="0"/>
-          <w:sz w:val="28"/>
-          <w:szCs w:val="28"/>
-          <w:lang w:val="en-US"/>
-        </w:rPr>
-      </w:pPr>
-    </w:p>
-    <w:p>
-      <w:pPr>
-        <w:spacing w:after="0" w:line="360" w:lineRule="exact"/>
-        <w:ind w:left="0" w:leftChars="0" w:firstLine="0" w:firstLineChars="0"/>
-        <w:jc w:val="center"/>
-        <w:rPr>
-          <w:rFonts w:hint="default" w:ascii="Times New Roman" w:hAnsi="Times New Roman" w:eastAsia="SimSun" w:cs="Times New Roman"/>
-          <w:b w:val="0"/>
-          <w:bCs w:val="0"/>
-          <w:i w:val="0"/>
-          <w:iCs w:val="0"/>
-          <w:caps w:val="0"/>
-          <w:color w:val="000000"/>
-          <w:spacing w:val="0"/>
-          <w:sz w:val="28"/>
-          <w:szCs w:val="28"/>
-          <w:lang w:val="ru-RU"/>
-        </w:rPr>
-      </w:pPr>
-      <w:r>
-        <w:rPr>
-          <w:rFonts w:hint="default" w:ascii="Times New Roman" w:hAnsi="Times New Roman" w:eastAsia="SimSun" w:cs="Times New Roman"/>
-          <w:b w:val="0"/>
-          <w:bCs w:val="0"/>
-          <w:i w:val="0"/>
-          <w:iCs w:val="0"/>
-          <w:caps w:val="0"/>
-          <w:color w:val="000000"/>
-          <w:spacing w:val="0"/>
-          <w:sz w:val="28"/>
-          <w:szCs w:val="28"/>
-          <w:lang w:val="ru-RU"/>
-        </w:rPr>
-        <w:drawing>
-          <wp:anchor distT="0" distB="0" distL="114300" distR="114300" simplePos="0" relativeHeight="251663360" behindDoc="0" locked="0" layoutInCell="1" allowOverlap="1">
-            <wp:simplePos x="0" y="0"/>
-            <wp:positionH relativeFrom="column">
-              <wp:posOffset>0</wp:posOffset>
-            </wp:positionH>
-            <wp:positionV relativeFrom="paragraph">
-              <wp:posOffset>0</wp:posOffset>
-            </wp:positionV>
-            <wp:extent cx="5939790" cy="1169670"/>
-            <wp:effectExtent l="0" t="0" r="3810" b="3810"/>
-            <wp:wrapTopAndBottom/>
-            <wp:docPr id="10" name="Изображение 10" descr="{E821FE7A-B9A7-4BF3-BAB5-56DB87040D39}"/>
-            <wp:cNvGraphicFramePr>
-              <a:graphicFrameLocks xmlns:a="http://schemas.openxmlformats.org/drawingml/2006/main" noChangeAspect="1"/>
-            </wp:cNvGraphicFramePr>
-            <a:graphic xmlns:a="http://schemas.openxmlformats.org/drawingml/2006/main">
-              <a:graphicData uri="http://schemas.openxmlformats.org/drawingml/2006/picture">
-                <pic:pic xmlns:pic="http://schemas.openxmlformats.org/drawingml/2006/picture">
-                  <pic:nvPicPr>
-                    <pic:cNvPr id="10" name="Изображение 10" descr="{E821FE7A-B9A7-4BF3-BAB5-56DB87040D39}"/>
-                    <pic:cNvPicPr>
-                      <a:picLocks noChangeAspect="1"/>
-                    </pic:cNvPicPr>
-                  </pic:nvPicPr>
-                  <pic:blipFill>
-                    <a:blip r:embed="rId10"/>
-                    <a:stretch>
-                      <a:fillRect/>
-                    </a:stretch>
-                  </pic:blipFill>
-                  <pic:spPr>
-                    <a:xfrm>
-                      <a:off x="0" y="0"/>
-                      <a:ext cx="5939790" cy="1169670"/>
-                    </a:xfrm>
-                    <a:prstGeom prst="rect">
-                      <a:avLst/>
-                    </a:prstGeom>
-                  </pic:spPr>
-                </pic:pic>
-              </a:graphicData>
-            </a:graphic>
-          </wp:anchor>
-        </w:drawing>
-      </w:r>
-    </w:p>
-    <w:p>
-      <w:pPr>
-        <w:spacing w:after="0" w:line="360" w:lineRule="exact"/>
-        <w:ind w:left="0" w:leftChars="0" w:firstLine="0" w:firstLineChars="0"/>
-        <w:jc w:val="center"/>
-        <w:rPr>
-          <w:rFonts w:hint="default" w:ascii="Times New Roman" w:hAnsi="Times New Roman" w:eastAsia="SimSun" w:cs="Times New Roman"/>
-          <w:b w:val="0"/>
-          <w:bCs w:val="0"/>
-          <w:i w:val="0"/>
-          <w:iCs w:val="0"/>
-          <w:caps w:val="0"/>
-          <w:color w:val="000000"/>
-          <w:spacing w:val="0"/>
-          <w:sz w:val="28"/>
-          <w:szCs w:val="28"/>
-          <w:lang w:val="ru-RU"/>
-        </w:rPr>
-      </w:pPr>
-      <w:r>
-        <w:rPr>
-          <w:rFonts w:hint="default" w:ascii="Times New Roman" w:hAnsi="Times New Roman" w:eastAsia="SimSun" w:cs="Times New Roman"/>
-          <w:b w:val="0"/>
-          <w:bCs w:val="0"/>
-          <w:i w:val="0"/>
-          <w:iCs w:val="0"/>
-          <w:caps w:val="0"/>
-          <w:color w:val="000000"/>
-          <w:spacing w:val="0"/>
-          <w:sz w:val="28"/>
-          <w:szCs w:val="28"/>
-          <w:lang w:val="ru-RU"/>
-        </w:rPr>
-        <w:drawing>
-          <wp:anchor distT="0" distB="0" distL="114300" distR="114300" simplePos="0" relativeHeight="251664384" behindDoc="0" locked="0" layoutInCell="1" allowOverlap="1">
-            <wp:simplePos x="0" y="0"/>
-            <wp:positionH relativeFrom="column">
-              <wp:posOffset>0</wp:posOffset>
-            </wp:positionH>
-            <wp:positionV relativeFrom="paragraph">
-              <wp:posOffset>467995</wp:posOffset>
-            </wp:positionV>
-            <wp:extent cx="5939790" cy="551815"/>
-            <wp:effectExtent l="0" t="0" r="3810" b="12065"/>
-            <wp:wrapTopAndBottom/>
-            <wp:docPr id="11" name="Изображение 11" descr="{887C536D-BB3D-42DC-BCCE-7AE653EBB745}"/>
-            <wp:cNvGraphicFramePr>
-              <a:graphicFrameLocks xmlns:a="http://schemas.openxmlformats.org/drawingml/2006/main" noChangeAspect="1"/>
-            </wp:cNvGraphicFramePr>
-            <a:graphic xmlns:a="http://schemas.openxmlformats.org/drawingml/2006/main">
-              <a:graphicData uri="http://schemas.openxmlformats.org/drawingml/2006/picture">
-                <pic:pic xmlns:pic="http://schemas.openxmlformats.org/drawingml/2006/picture">
-                  <pic:nvPicPr>
-                    <pic:cNvPr id="11" name="Изображение 11" descr="{887C536D-BB3D-42DC-BCCE-7AE653EBB745}"/>
-                    <pic:cNvPicPr>
-                      <a:picLocks noChangeAspect="1"/>
-                    </pic:cNvPicPr>
-                  </pic:nvPicPr>
-                  <pic:blipFill>
-                    <a:blip r:embed="rId11"/>
-                    <a:srcRect t="-793" r="12209"/>
-                    <a:stretch>
-                      <a:fillRect/>
-                    </a:stretch>
-                  </pic:blipFill>
-                  <pic:spPr>
-                    <a:xfrm>
-                      <a:off x="0" y="0"/>
-                      <a:ext cx="5939790" cy="551815"/>
-                    </a:xfrm>
-                    <a:prstGeom prst="rect">
-                      <a:avLst/>
-                    </a:prstGeom>
-                  </pic:spPr>
-                </pic:pic>
-              </a:graphicData>
-            </a:graphic>
-          </wp:anchor>
-        </w:drawing>
-      </w:r>
-      <w:r>
-        <w:rPr>
-          <w:rFonts w:hint="default" w:ascii="Times New Roman" w:hAnsi="Times New Roman" w:eastAsia="SimSun" w:cs="Times New Roman"/>
-          <w:b w:val="0"/>
-          <w:bCs w:val="0"/>
-          <w:i w:val="0"/>
-          <w:iCs w:val="0"/>
-          <w:caps w:val="0"/>
-          <w:color w:val="000000"/>
-          <w:spacing w:val="0"/>
-          <w:sz w:val="28"/>
-          <w:szCs w:val="28"/>
-          <w:lang w:val="ru-RU"/>
-        </w:rPr>
-        <w:t>Русинок 5 - Обработка попытки занять используемый порт</w:t>
-      </w:r>
-    </w:p>
-    <w:p>
-      <w:pPr>
-        <w:spacing w:after="0" w:line="360" w:lineRule="exact"/>
-        <w:ind w:left="0" w:leftChars="0" w:firstLine="0" w:firstLineChars="0"/>
-        <w:jc w:val="both"/>
-        <w:rPr>
-          <w:rFonts w:hint="default" w:ascii="Times New Roman" w:hAnsi="Times New Roman" w:eastAsia="SimSun" w:cs="Times New Roman"/>
-          <w:b w:val="0"/>
-          <w:bCs w:val="0"/>
-          <w:i w:val="0"/>
-          <w:iCs w:val="0"/>
-          <w:caps w:val="0"/>
-          <w:color w:val="000000"/>
-          <w:spacing w:val="0"/>
-          <w:sz w:val="28"/>
-          <w:szCs w:val="28"/>
-          <w:lang w:val="ru-RU"/>
-        </w:rPr>
-      </w:pPr>
-    </w:p>
-    <w:p>
-      <w:pPr>
-        <w:spacing w:after="0" w:line="360" w:lineRule="exact"/>
-        <w:ind w:left="0" w:leftChars="0" w:firstLine="0" w:firstLineChars="0"/>
-        <w:jc w:val="center"/>
-        <w:rPr>
-          <w:rFonts w:hint="default" w:ascii="Times New Roman" w:hAnsi="Times New Roman" w:eastAsia="SimSun" w:cs="Times New Roman"/>
-          <w:b w:val="0"/>
-          <w:bCs w:val="0"/>
-          <w:i w:val="0"/>
-          <w:iCs w:val="0"/>
-          <w:caps w:val="0"/>
-          <w:color w:val="000000"/>
-          <w:spacing w:val="0"/>
-          <w:sz w:val="28"/>
-          <w:szCs w:val="28"/>
-          <w:lang w:val="ru-RU"/>
-        </w:rPr>
-      </w:pPr>
-    </w:p>
-    <w:p>
-      <w:pPr>
-        <w:spacing w:after="0" w:line="360" w:lineRule="exact"/>
-        <w:ind w:left="0" w:leftChars="0" w:firstLine="0" w:firstLineChars="0"/>
-        <w:jc w:val="center"/>
-        <w:rPr>
-          <w:rFonts w:hint="default" w:ascii="Times New Roman" w:hAnsi="Times New Roman" w:eastAsia="SimSun" w:cs="Times New Roman"/>
-          <w:b w:val="0"/>
-          <w:bCs w:val="0"/>
-          <w:i w:val="0"/>
-          <w:iCs w:val="0"/>
-          <w:caps w:val="0"/>
-          <w:color w:val="000000"/>
-          <w:spacing w:val="0"/>
-          <w:sz w:val="28"/>
-          <w:szCs w:val="28"/>
-          <w:lang w:val="ru-RU"/>
-        </w:rPr>
-      </w:pPr>
-      <w:r>
-        <w:rPr>
-          <w:rFonts w:hint="default" w:ascii="Times New Roman" w:hAnsi="Times New Roman" w:eastAsia="SimSun" w:cs="Times New Roman"/>
-          <w:b w:val="0"/>
-          <w:bCs w:val="0"/>
-          <w:i w:val="0"/>
-          <w:iCs w:val="0"/>
-          <w:caps w:val="0"/>
-          <w:color w:val="000000"/>
-          <w:spacing w:val="0"/>
-          <w:sz w:val="28"/>
-          <w:szCs w:val="28"/>
-          <w:lang w:val="ru-RU"/>
-        </w:rPr>
-        <w:t xml:space="preserve">Русинок 6 - Трёхкратное рукопожатие при установке TCP-соединения </w:t>
-      </w:r>
-    </w:p>
-    <w:p>
-      <w:pPr>
-        <w:spacing w:after="0" w:line="360" w:lineRule="exact"/>
-        <w:ind w:left="0" w:leftChars="0" w:firstLine="0" w:firstLineChars="0"/>
-        <w:jc w:val="center"/>
-        <w:rPr>
-          <w:rFonts w:hint="default" w:ascii="Times New Roman" w:hAnsi="Times New Roman" w:eastAsia="SimSun" w:cs="Times New Roman"/>
-          <w:b w:val="0"/>
-          <w:bCs w:val="0"/>
-          <w:i w:val="0"/>
-          <w:iCs w:val="0"/>
-          <w:caps w:val="0"/>
-          <w:color w:val="000000"/>
-          <w:spacing w:val="0"/>
-          <w:sz w:val="28"/>
-          <w:szCs w:val="28"/>
-          <w:lang w:val="ru-RU"/>
-        </w:rPr>
-      </w:pPr>
-      <w:bookmarkStart w:id="0" w:name="_GoBack"/>
-      <w:bookmarkEnd w:id="0"/>
-    </w:p>
-    <w:p>
-      <w:pPr>
-        <w:spacing w:after="0" w:line="360" w:lineRule="exact"/>
-        <w:ind w:left="0" w:leftChars="0" w:firstLine="0" w:firstLineChars="0"/>
-        <w:jc w:val="both"/>
-        <w:rPr>
-          <w:rFonts w:hint="default" w:ascii="Times New Roman" w:hAnsi="Times New Roman" w:eastAsia="SimSun" w:cs="Times New Roman"/>
-          <w:b w:val="0"/>
-          <w:bCs w:val="0"/>
-          <w:i w:val="0"/>
-          <w:iCs w:val="0"/>
-          <w:caps w:val="0"/>
-          <w:color w:val="000000"/>
-          <w:spacing w:val="0"/>
-          <w:sz w:val="28"/>
-          <w:szCs w:val="28"/>
-          <w:lang w:val="ru-RU"/>
-        </w:rPr>
-      </w:pPr>
-      <w:r>
-        <w:rPr>
-          <w:rFonts w:hint="default" w:ascii="Times New Roman" w:hAnsi="Times New Roman" w:eastAsia="SimSun" w:cs="Times New Roman"/>
-          <w:b w:val="0"/>
-          <w:bCs w:val="0"/>
-          <w:i w:val="0"/>
-          <w:iCs w:val="0"/>
-          <w:caps w:val="0"/>
-          <w:color w:val="000000"/>
-          <w:spacing w:val="0"/>
-          <w:sz w:val="28"/>
-          <w:szCs w:val="28"/>
-          <w:lang w:val="ru-RU"/>
-        </w:rPr>
-        <w:drawing>
-          <wp:anchor distT="0" distB="0" distL="114300" distR="114300" simplePos="0" relativeHeight="251665408" behindDoc="0" locked="0" layoutInCell="1" allowOverlap="1">
-            <wp:simplePos x="0" y="0"/>
-            <wp:positionH relativeFrom="column">
-              <wp:posOffset>0</wp:posOffset>
-            </wp:positionH>
-            <wp:positionV relativeFrom="paragraph">
-              <wp:posOffset>0</wp:posOffset>
-            </wp:positionV>
-            <wp:extent cx="5939790" cy="1115695"/>
-            <wp:effectExtent l="0" t="0" r="3810" b="12065"/>
-            <wp:wrapTopAndBottom/>
-            <wp:docPr id="12" name="Изображение 12" descr="{89B5D877-2B48-4196-A693-F69031760985}"/>
-            <wp:cNvGraphicFramePr/>
-            <a:graphic xmlns:a="http://schemas.openxmlformats.org/drawingml/2006/main">
-              <a:graphicData uri="http://schemas.openxmlformats.org/drawingml/2006/picture">
-                <pic:pic xmlns:pic="http://schemas.openxmlformats.org/drawingml/2006/picture">
-                  <pic:nvPicPr>
-                    <pic:cNvPr id="12" name="Изображение 12" descr="{89B5D877-2B48-4196-A693-F69031760985}"/>
-                    <pic:cNvPicPr/>
-                  </pic:nvPicPr>
-                  <pic:blipFill>
-                    <a:blip r:embed="rId12"/>
-                    <a:stretch>
-                      <a:fillRect/>
-                    </a:stretch>
-                  </pic:blipFill>
-                  <pic:spPr>
-                    <a:xfrm>
-                      <a:off x="0" y="0"/>
-                      <a:ext cx="5939790" cy="1115695"/>
-                    </a:xfrm>
-                    <a:prstGeom prst="rect">
-                      <a:avLst/>
-                    </a:prstGeom>
-                  </pic:spPr>
-                </pic:pic>
-              </a:graphicData>
-            </a:graphic>
-          </wp:anchor>
-        </w:drawing>
-      </w:r>
-    </w:p>
-    <w:p>
-      <w:pPr>
-        <w:spacing w:after="0" w:line="360" w:lineRule="exact"/>
-        <w:ind w:left="0" w:leftChars="0" w:firstLine="0" w:firstLineChars="0"/>
-        <w:jc w:val="center"/>
-        <w:rPr>
-          <w:rFonts w:hint="default" w:ascii="Times New Roman" w:hAnsi="Times New Roman" w:eastAsia="SimSun" w:cs="Times New Roman"/>
-          <w:b w:val="0"/>
-          <w:bCs w:val="0"/>
-          <w:i w:val="0"/>
-          <w:iCs w:val="0"/>
-          <w:caps w:val="0"/>
-          <w:color w:val="000000"/>
-          <w:spacing w:val="0"/>
-          <w:sz w:val="28"/>
-          <w:szCs w:val="28"/>
-          <w:lang w:val="ru-RU"/>
-        </w:rPr>
-      </w:pPr>
-      <w:r>
-        <w:rPr>
-          <w:rFonts w:hint="default" w:ascii="Times New Roman" w:hAnsi="Times New Roman" w:eastAsia="SimSun" w:cs="Times New Roman"/>
-          <w:b w:val="0"/>
-          <w:bCs w:val="0"/>
-          <w:i w:val="0"/>
-          <w:iCs w:val="0"/>
-          <w:caps w:val="0"/>
-          <w:color w:val="000000"/>
-          <w:spacing w:val="0"/>
-          <w:sz w:val="28"/>
-          <w:szCs w:val="28"/>
-          <w:lang w:val="ru-RU"/>
-        </w:rPr>
-        <w:t>Русинок 7 - Передача текстового сообщения по протоколу TCP</w:t>
-      </w:r>
-    </w:p>
-    <w:p>
-      <w:pPr>
-        <w:spacing w:after="0" w:line="360" w:lineRule="exact"/>
-        <w:ind w:left="0" w:leftChars="0" w:firstLine="0" w:firstLineChars="0"/>
-        <w:jc w:val="center"/>
-        <w:rPr>
-          <w:rFonts w:hint="default" w:ascii="Times New Roman" w:hAnsi="Times New Roman" w:eastAsia="SimSun" w:cs="Times New Roman"/>
-          <w:b w:val="0"/>
-          <w:bCs w:val="0"/>
-          <w:i w:val="0"/>
-          <w:iCs w:val="0"/>
-          <w:caps w:val="0"/>
-          <w:color w:val="000000"/>
-          <w:spacing w:val="0"/>
-          <w:sz w:val="28"/>
-          <w:szCs w:val="28"/>
-          <w:lang w:val="ru-RU"/>
-        </w:rPr>
-      </w:pPr>
-    </w:p>
-    <w:p>
-      <w:pPr>
-        <w:spacing w:after="0" w:line="360" w:lineRule="exact"/>
-        <w:ind w:left="0" w:leftChars="0" w:firstLine="0" w:firstLineChars="0"/>
-        <w:jc w:val="center"/>
-        <w:rPr>
-          <w:rFonts w:hint="default" w:ascii="Times New Roman" w:hAnsi="Times New Roman" w:eastAsia="SimSun" w:cs="Times New Roman"/>
-          <w:b w:val="0"/>
-          <w:bCs w:val="0"/>
-          <w:i w:val="0"/>
-          <w:iCs w:val="0"/>
-          <w:caps w:val="0"/>
-          <w:color w:val="000000"/>
-          <w:spacing w:val="0"/>
-          <w:sz w:val="28"/>
-          <w:szCs w:val="28"/>
-          <w:lang w:val="ru-RU"/>
-        </w:rPr>
-      </w:pPr>
-      <w:r>
-        <w:rPr>
-          <w:rFonts w:hint="default" w:ascii="Times New Roman" w:hAnsi="Times New Roman" w:eastAsia="SimSun" w:cs="Times New Roman"/>
-          <w:b w:val="0"/>
-          <w:bCs w:val="0"/>
-          <w:i w:val="0"/>
-          <w:iCs w:val="0"/>
-          <w:caps w:val="0"/>
-          <w:color w:val="000000"/>
-          <w:spacing w:val="0"/>
-          <w:sz w:val="28"/>
-          <w:szCs w:val="28"/>
-          <w:lang w:val="ru-RU"/>
-        </w:rPr>
-        <w:drawing>
-          <wp:anchor distT="0" distB="0" distL="114300" distR="114300" simplePos="0" relativeHeight="251666432" behindDoc="0" locked="0" layoutInCell="1" allowOverlap="1">
-            <wp:simplePos x="0" y="0"/>
-            <wp:positionH relativeFrom="column">
-              <wp:posOffset>0</wp:posOffset>
-            </wp:positionH>
-            <wp:positionV relativeFrom="paragraph">
-              <wp:posOffset>0</wp:posOffset>
-            </wp:positionV>
-            <wp:extent cx="5939790" cy="732790"/>
-            <wp:effectExtent l="0" t="0" r="3810" b="13970"/>
-            <wp:wrapTopAndBottom/>
-            <wp:docPr id="2" name="Изображение 2" descr="{4806E530-4951-4573-BD5B-F3F323988B40}"/>
-            <wp:cNvGraphicFramePr>
-              <a:graphicFrameLocks xmlns:a="http://schemas.openxmlformats.org/drawingml/2006/main" noChangeAspect="1"/>
-            </wp:cNvGraphicFramePr>
-            <a:graphic xmlns:a="http://schemas.openxmlformats.org/drawingml/2006/main">
-              <a:graphicData uri="http://schemas.openxmlformats.org/drawingml/2006/picture">
-                <pic:pic xmlns:pic="http://schemas.openxmlformats.org/drawingml/2006/picture">
-                  <pic:nvPicPr>
-                    <pic:cNvPr id="2" name="Изображение 2" descr="{4806E530-4951-4573-BD5B-F3F323988B40}"/>
-                    <pic:cNvPicPr>
-                      <a:picLocks noChangeAspect="1"/>
-                    </pic:cNvPicPr>
-                  </pic:nvPicPr>
-                  <pic:blipFill>
-                    <a:blip r:embed="rId13"/>
-                    <a:srcRect t="-1646" r="8356"/>
-                    <a:stretch>
-                      <a:fillRect/>
-                    </a:stretch>
-                  </pic:blipFill>
-                  <pic:spPr>
-                    <a:xfrm>
-                      <a:off x="0" y="0"/>
-                      <a:ext cx="5939790" cy="732790"/>
-                    </a:xfrm>
-                    <a:prstGeom prst="rect">
-                      <a:avLst/>
-                    </a:prstGeom>
-                  </pic:spPr>
-                </pic:pic>
-              </a:graphicData>
-            </a:graphic>
-          </wp:anchor>
-        </w:drawing>
-      </w:r>
-    </w:p>
-    <w:p>
-      <w:pPr>
-        <w:spacing w:after="0" w:line="360" w:lineRule="exact"/>
-        <w:ind w:left="0" w:leftChars="0" w:firstLine="0" w:firstLineChars="0"/>
-        <w:jc w:val="center"/>
-        <w:rPr>
-          <w:rFonts w:hint="default" w:ascii="Times New Roman" w:hAnsi="Times New Roman" w:eastAsia="SimSun" w:cs="Times New Roman"/>
-          <w:b w:val="0"/>
-          <w:bCs w:val="0"/>
-          <w:i w:val="0"/>
-          <w:iCs w:val="0"/>
-          <w:caps w:val="0"/>
-          <w:color w:val="000000"/>
-          <w:spacing w:val="0"/>
-          <w:sz w:val="28"/>
-          <w:szCs w:val="28"/>
-          <w:lang w:val="ru-RU"/>
-        </w:rPr>
-      </w:pPr>
-      <w:r>
-        <w:rPr>
-          <w:rFonts w:hint="default" w:ascii="Times New Roman" w:hAnsi="Times New Roman" w:eastAsia="SimSun" w:cs="Times New Roman"/>
-          <w:b w:val="0"/>
-          <w:bCs w:val="0"/>
-          <w:i w:val="0"/>
-          <w:iCs w:val="0"/>
-          <w:caps w:val="0"/>
-          <w:color w:val="000000"/>
-          <w:spacing w:val="0"/>
-          <w:sz w:val="28"/>
-          <w:szCs w:val="28"/>
-          <w:lang w:val="ru-RU"/>
-        </w:rPr>
-        <w:t>Русинок 8 - Корректное завершение TCP-соединения через флаг FIN</w:t>
-      </w:r>
+          <w:lang w:val="ru-RU"/>
+        </w:rPr>
+      </w:pPr>
     </w:p>
     <w:p>
       <w:pPr>
@@ -2714,36 +1635,6 @@
     </w:p>
   </w:footnote>
 </w:footnotes>
-</file>
-
-<file path=word/numbering.xml><?xml version="1.0" encoding="utf-8"?>
-<w:numbering xmlns:wpc="http://schemas.microsoft.com/office/word/2010/wordprocessingCanvas" xmlns:mc="http://schemas.openxmlformats.org/markup-compatibility/2006" xmlns:o="urn:schemas-microsoft-com:office:office" xmlns:r="http://schemas.openxmlformats.org/officeDocument/2006/relationships" xmlns:m="http://schemas.openxmlformats.org/officeDocument/2006/math" xmlns:v="urn:schemas-microsoft-com:vml" xmlns:wp14="http://schemas.microsoft.com/office/word/2010/wordprocessingDrawing" xmlns:wp="http://schemas.openxmlformats.org/drawingml/2006/wordprocessingDrawing" xmlns:w10="urn:schemas-microsoft-com:office:word" xmlns:w="http://schemas.openxmlformats.org/wordprocessingml/2006/main" xmlns:w14="http://schemas.microsoft.com/office/word/2010/wordml" xmlns:wpg="http://schemas.microsoft.com/office/word/2010/wordprocessingGroup" xmlns:wpi="http://schemas.microsoft.com/office/word/2010/wordprocessingInk" xmlns:wne="http://schemas.microsoft.com/office/word/2006/wordml" xmlns:wps="http://schemas.microsoft.com/office/word/2010/wordprocessingShape" xmlns:wpsCustomData="http://www.wps.cn/officeDocument/2013/wpsCustomData" mc:Ignorable="w14 wp14">
-  <w:abstractNum w:abstractNumId="0">
-    <w:nsid w:val="D8092A14"/>
-    <w:multiLevelType w:val="singleLevel"/>
-    <w:tmpl w:val="D8092A14"/>
-    <w:lvl w:ilvl="0" w:tentative="0">
-      <w:start w:val="1"/>
-      <w:numFmt w:val="decimal"/>
-      <w:lvlText w:val="%1."/>
-      <w:lvlJc w:val="left"/>
-      <w:pPr>
-        <w:tabs>
-          <w:tab w:val="left" w:pos="425"/>
-        </w:tabs>
-        <w:ind w:left="1085" w:leftChars="0" w:hanging="425" w:firstLineChars="0"/>
-      </w:pPr>
-      <w:rPr>
-        <w:rFonts w:hint="default"/>
-        <w:b w:val="0"/>
-        <w:bCs w:val="0"/>
-      </w:rPr>
-    </w:lvl>
-  </w:abstractNum>
-  <w:num w:numId="1">
-    <w:abstractNumId w:val="0"/>
-  </w:num>
-</w:numbering>
 </file>
 
 <file path=word/styles.xml><?xml version="1.0" encoding="utf-8"?>

--- a/lab_4/отчет_4.docx
+++ b/lab_4/отчет_4.docx
@@ -761,16 +761,16 @@
         <w:jc w:val="both"/>
         <w:rPr>
           <w:rFonts w:hint="default" w:ascii="Times New Roman" w:hAnsi="Times New Roman" w:eastAsia="SimSun"/>
-          <w:b w:val="0"/>
-          <w:bCs w:val="0"/>
-          <w:i w:val="0"/>
-          <w:iCs w:val="0"/>
-          <w:caps w:val="0"/>
-          <w:color w:val="000000"/>
-          <w:spacing w:val="0"/>
-          <w:sz w:val="28"/>
-          <w:szCs w:val="28"/>
-          <w:lang w:val="ru-RU"/>
+          <w:b/>
+          <w:bCs/>
+          <w:i w:val="0"/>
+          <w:iCs w:val="0"/>
+          <w:caps w:val="0"/>
+          <w:color w:val="000000"/>
+          <w:spacing w:val="0"/>
+          <w:sz w:val="28"/>
+          <w:szCs w:val="28"/>
+          <w:lang w:val="en-US"/>
         </w:rPr>
       </w:pPr>
       <w:r>
@@ -824,41 +824,1338 @@
     </w:p>
     <w:p>
       <w:pPr>
-        <w:numPr>
-          <w:ilvl w:val="0"/>
-          <w:numId w:val="0"/>
-        </w:numPr>
         <w:spacing w:after="0" w:line="360" w:lineRule="exact"/>
         <w:jc w:val="both"/>
+        <w:rPr>
+          <w:rFonts w:hint="default" w:ascii="Times New Roman" w:hAnsi="Times New Roman" w:eastAsia="SimSun"/>
+          <w:b w:val="0"/>
+          <w:bCs w:val="0"/>
+          <w:i w:val="0"/>
+          <w:iCs w:val="0"/>
+          <w:caps w:val="0"/>
+          <w:color w:val="000000"/>
+          <w:spacing w:val="0"/>
+          <w:sz w:val="28"/>
+          <w:szCs w:val="28"/>
+          <w:lang w:val="ru-RU"/>
+        </w:rPr>
+      </w:pPr>
+    </w:p>
+    <w:p>
+      <w:pPr>
+        <w:spacing w:after="0" w:line="360" w:lineRule="exact"/>
+        <w:jc w:val="both"/>
+        <w:rPr>
+          <w:rFonts w:hint="default" w:ascii="Times New Roman" w:hAnsi="Times New Roman" w:eastAsia="SimSun" w:cs="Times New Roman"/>
+          <w:b w:val="0"/>
+          <w:bCs w:val="0"/>
+          <w:i w:val="0"/>
+          <w:iCs w:val="0"/>
+          <w:caps w:val="0"/>
+          <w:color w:val="000000"/>
+          <w:spacing w:val="0"/>
+          <w:sz w:val="28"/>
+          <w:szCs w:val="28"/>
+          <w:lang w:val="ru-RU"/>
+        </w:rPr>
+      </w:pPr>
+      <w:r>
+        <w:rPr>
+          <w:rFonts w:hint="default" w:ascii="Times New Roman" w:hAnsi="Times New Roman" w:eastAsia="SimSun"/>
+          <w:b w:val="0"/>
+          <w:bCs w:val="0"/>
+          <w:i w:val="0"/>
+          <w:iCs w:val="0"/>
+          <w:caps w:val="0"/>
+          <w:color w:val="000000"/>
+          <w:spacing w:val="0"/>
+          <w:sz w:val="28"/>
+          <w:szCs w:val="28"/>
+          <w:lang w:val="ru-RU"/>
+        </w:rPr>
+        <w:drawing>
+          <wp:anchor distT="0" distB="0" distL="114300" distR="114300" simplePos="0" relativeHeight="251660288" behindDoc="0" locked="0" layoutInCell="1" allowOverlap="1">
+            <wp:simplePos x="0" y="0"/>
+            <wp:positionH relativeFrom="margin">
+              <wp:align>center</wp:align>
+            </wp:positionH>
+            <wp:positionV relativeFrom="page">
+              <wp:posOffset>1943735</wp:posOffset>
+            </wp:positionV>
+            <wp:extent cx="3070860" cy="2080260"/>
+            <wp:effectExtent l="0" t="0" r="7620" b="7620"/>
+            <wp:wrapTopAndBottom/>
+            <wp:docPr id="2" name="Изображение 2" descr="{0E89FAB7-714D-493D-8725-A249093B2E0E}"/>
+            <wp:cNvGraphicFramePr>
+              <a:graphicFrameLocks xmlns:a="http://schemas.openxmlformats.org/drawingml/2006/main" noChangeAspect="1"/>
+            </wp:cNvGraphicFramePr>
+            <a:graphic xmlns:a="http://schemas.openxmlformats.org/drawingml/2006/main">
+              <a:graphicData uri="http://schemas.openxmlformats.org/drawingml/2006/picture">
+                <pic:pic xmlns:pic="http://schemas.openxmlformats.org/drawingml/2006/picture">
+                  <pic:nvPicPr>
+                    <pic:cNvPr id="2" name="Изображение 2" descr="{0E89FAB7-714D-493D-8725-A249093B2E0E}"/>
+                    <pic:cNvPicPr>
+                      <a:picLocks noChangeAspect="1"/>
+                    </pic:cNvPicPr>
+                  </pic:nvPicPr>
+                  <pic:blipFill>
+                    <a:blip r:embed="rId6"/>
+                    <a:stretch>
+                      <a:fillRect/>
+                    </a:stretch>
+                  </pic:blipFill>
+                  <pic:spPr>
+                    <a:xfrm>
+                      <a:off x="0" y="0"/>
+                      <a:ext cx="3070860" cy="2080260"/>
+                    </a:xfrm>
+                    <a:prstGeom prst="rect">
+                      <a:avLst/>
+                    </a:prstGeom>
+                  </pic:spPr>
+                </pic:pic>
+              </a:graphicData>
+            </a:graphic>
+          </wp:anchor>
+        </w:drawing>
+      </w:r>
+    </w:p>
+    <w:p>
+      <w:pPr>
+        <w:spacing w:after="0" w:line="360" w:lineRule="exact"/>
+        <w:ind w:left="0" w:leftChars="0" w:firstLine="0" w:firstLineChars="0"/>
+        <w:jc w:val="center"/>
+        <w:rPr>
+          <w:rFonts w:hint="default" w:ascii="Times New Roman" w:hAnsi="Times New Roman" w:eastAsia="SimSun" w:cs="Times New Roman"/>
+          <w:b w:val="0"/>
+          <w:bCs w:val="0"/>
+          <w:i w:val="0"/>
+          <w:iCs w:val="0"/>
+          <w:caps w:val="0"/>
+          <w:color w:val="000000"/>
+          <w:spacing w:val="0"/>
+          <w:sz w:val="28"/>
+          <w:szCs w:val="28"/>
+          <w:lang w:val="ru-RU"/>
+        </w:rPr>
+      </w:pPr>
+      <w:r>
+        <w:rPr>
+          <w:rFonts w:hint="default" w:ascii="Times New Roman" w:hAnsi="Times New Roman" w:eastAsia="SimSun" w:cs="Times New Roman"/>
+          <w:b w:val="0"/>
+          <w:bCs w:val="0"/>
+          <w:i w:val="0"/>
+          <w:iCs w:val="0"/>
+          <w:caps w:val="0"/>
+          <w:color w:val="000000"/>
+          <w:spacing w:val="0"/>
+          <w:sz w:val="28"/>
+          <w:szCs w:val="28"/>
+          <w:lang w:val="ru-RU"/>
+        </w:rPr>
+        <w:t xml:space="preserve">Рисунок 1 </w:t>
+      </w:r>
+      <w:r>
+        <w:rPr>
+          <w:rFonts w:hint="default" w:ascii="Times New Roman" w:hAnsi="Times New Roman" w:eastAsia="SimSun" w:cs="Times New Roman"/>
+          <w:b w:val="0"/>
+          <w:bCs w:val="0"/>
+          <w:i w:val="0"/>
+          <w:iCs w:val="0"/>
+          <w:caps w:val="0"/>
+          <w:color w:val="000000"/>
+          <w:spacing w:val="0"/>
+          <w:sz w:val="28"/>
+          <w:szCs w:val="28"/>
+          <w:lang w:val="en-US"/>
+        </w:rPr>
+        <w:t>-</w:t>
+      </w:r>
+      <w:r>
+        <w:rPr>
+          <w:rFonts w:hint="default" w:ascii="Times New Roman" w:hAnsi="Times New Roman" w:eastAsia="SimSun" w:cs="Times New Roman"/>
+          <w:b w:val="0"/>
+          <w:bCs w:val="0"/>
+          <w:i w:val="0"/>
+          <w:iCs w:val="0"/>
+          <w:caps w:val="0"/>
+          <w:color w:val="000000"/>
+          <w:spacing w:val="0"/>
+          <w:sz w:val="28"/>
+          <w:szCs w:val="28"/>
+          <w:lang w:val="ru-RU"/>
+        </w:rPr>
+        <w:t xml:space="preserve"> Параметры прокси-сервера в настройках сети</w:t>
+      </w:r>
+    </w:p>
+    <w:p>
+      <w:pPr>
+        <w:spacing w:after="0" w:line="360" w:lineRule="exact"/>
+        <w:ind w:left="0" w:leftChars="0" w:firstLine="0" w:firstLineChars="0"/>
+        <w:jc w:val="center"/>
+        <w:rPr>
+          <w:rFonts w:hint="default" w:ascii="Times New Roman" w:hAnsi="Times New Roman" w:eastAsia="SimSun" w:cs="Times New Roman"/>
+          <w:b w:val="0"/>
+          <w:bCs w:val="0"/>
+          <w:i w:val="0"/>
+          <w:iCs w:val="0"/>
+          <w:caps w:val="0"/>
+          <w:color w:val="000000"/>
+          <w:spacing w:val="0"/>
+          <w:sz w:val="28"/>
+          <w:szCs w:val="28"/>
+          <w:lang w:val="ru-RU"/>
+        </w:rPr>
+      </w:pPr>
+    </w:p>
+    <w:p>
+      <w:pPr>
+        <w:spacing w:after="0" w:line="360" w:lineRule="exact"/>
+        <w:ind w:left="0" w:leftChars="0" w:firstLine="0" w:firstLineChars="0"/>
+        <w:jc w:val="center"/>
+        <w:rPr>
+          <w:rFonts w:hint="default" w:ascii="Times New Roman" w:hAnsi="Times New Roman" w:eastAsia="SimSun" w:cs="Times New Roman"/>
+          <w:b w:val="0"/>
+          <w:bCs w:val="0"/>
+          <w:i w:val="0"/>
+          <w:iCs w:val="0"/>
+          <w:caps w:val="0"/>
+          <w:color w:val="000000"/>
+          <w:spacing w:val="0"/>
+          <w:sz w:val="28"/>
+          <w:szCs w:val="28"/>
+          <w:lang w:val="ru-RU"/>
+        </w:rPr>
+      </w:pPr>
+      <w:r>
+        <w:rPr>
+          <w:rFonts w:hint="default" w:ascii="Times New Roman" w:hAnsi="Times New Roman" w:eastAsia="SimSun" w:cs="Times New Roman"/>
+          <w:b w:val="0"/>
+          <w:bCs w:val="0"/>
+          <w:i w:val="0"/>
+          <w:iCs w:val="0"/>
+          <w:caps w:val="0"/>
+          <w:color w:val="000000"/>
+          <w:spacing w:val="0"/>
+          <w:sz w:val="28"/>
+          <w:szCs w:val="28"/>
+          <w:lang w:val="ru-RU"/>
+        </w:rPr>
+        <w:drawing>
+          <wp:anchor distT="0" distB="0" distL="114300" distR="114300" simplePos="0" relativeHeight="251659264" behindDoc="0" locked="0" layoutInCell="1" allowOverlap="1">
+            <wp:simplePos x="0" y="0"/>
+            <wp:positionH relativeFrom="column">
+              <wp:posOffset>104140</wp:posOffset>
+            </wp:positionH>
+            <wp:positionV relativeFrom="paragraph">
+              <wp:posOffset>0</wp:posOffset>
+            </wp:positionV>
+            <wp:extent cx="5934075" cy="2092960"/>
+            <wp:effectExtent l="0" t="0" r="9525" b="10160"/>
+            <wp:wrapTopAndBottom/>
+            <wp:docPr id="1" name="Изображение 1" descr="{8C85D879-99FA-423E-84EF-6ABB2AF01753}"/>
+            <wp:cNvGraphicFramePr>
+              <a:graphicFrameLocks xmlns:a="http://schemas.openxmlformats.org/drawingml/2006/main" noChangeAspect="1"/>
+            </wp:cNvGraphicFramePr>
+            <a:graphic xmlns:a="http://schemas.openxmlformats.org/drawingml/2006/main">
+              <a:graphicData uri="http://schemas.openxmlformats.org/drawingml/2006/picture">
+                <pic:pic xmlns:pic="http://schemas.openxmlformats.org/drawingml/2006/picture">
+                  <pic:nvPicPr>
+                    <pic:cNvPr id="1" name="Изображение 1" descr="{8C85D879-99FA-423E-84EF-6ABB2AF01753}"/>
+                    <pic:cNvPicPr>
+                      <a:picLocks noChangeAspect="1"/>
+                    </pic:cNvPicPr>
+                  </pic:nvPicPr>
+                  <pic:blipFill>
+                    <a:blip r:embed="rId7"/>
+                    <a:stretch>
+                      <a:fillRect/>
+                    </a:stretch>
+                  </pic:blipFill>
+                  <pic:spPr>
+                    <a:xfrm>
+                      <a:off x="0" y="0"/>
+                      <a:ext cx="5934075" cy="2092960"/>
+                    </a:xfrm>
+                    <a:prstGeom prst="rect">
+                      <a:avLst/>
+                    </a:prstGeom>
+                  </pic:spPr>
+                </pic:pic>
+              </a:graphicData>
+            </a:graphic>
+          </wp:anchor>
+        </w:drawing>
+      </w:r>
+    </w:p>
+    <w:p>
+      <w:pPr>
+        <w:spacing w:after="0" w:line="360" w:lineRule="exact"/>
+        <w:ind w:left="0" w:leftChars="0" w:firstLine="0" w:firstLineChars="0"/>
+        <w:jc w:val="center"/>
+        <w:rPr>
+          <w:rFonts w:hint="default" w:ascii="Times New Roman" w:hAnsi="Times New Roman" w:eastAsia="SimSun" w:cs="Times New Roman"/>
+          <w:b/>
+          <w:bCs/>
+          <w:i w:val="0"/>
+          <w:iCs w:val="0"/>
+          <w:caps w:val="0"/>
+          <w:color w:val="000000"/>
+          <w:spacing w:val="0"/>
+          <w:sz w:val="28"/>
+          <w:szCs w:val="28"/>
+          <w:lang w:val="ru-RU"/>
+        </w:rPr>
+      </w:pPr>
+      <w:r>
+        <w:rPr>
+          <w:rFonts w:hint="default" w:ascii="Times New Roman" w:hAnsi="Times New Roman" w:eastAsia="SimSun" w:cs="Times New Roman"/>
+          <w:b/>
+          <w:bCs/>
+          <w:i w:val="0"/>
+          <w:iCs w:val="0"/>
+          <w:caps w:val="0"/>
+          <w:color w:val="000000"/>
+          <w:spacing w:val="0"/>
+          <w:sz w:val="28"/>
+          <w:szCs w:val="28"/>
+          <w:lang w:val="ru-RU"/>
+        </w:rPr>
+        <w:t xml:space="preserve">Русинок </w:t>
+      </w:r>
+      <w:r>
+        <w:rPr>
+          <w:rFonts w:hint="default" w:ascii="Times New Roman" w:hAnsi="Times New Roman" w:eastAsia="SimSun" w:cs="Times New Roman"/>
+          <w:b/>
+          <w:bCs/>
+          <w:i w:val="0"/>
+          <w:iCs w:val="0"/>
+          <w:caps w:val="0"/>
+          <w:color w:val="000000"/>
+          <w:spacing w:val="0"/>
+          <w:sz w:val="28"/>
+          <w:szCs w:val="28"/>
+          <w:lang w:val="en-US"/>
+        </w:rPr>
+        <w:t>2</w:t>
+      </w:r>
+      <w:r>
+        <w:rPr>
+          <w:rFonts w:hint="default" w:ascii="Times New Roman" w:hAnsi="Times New Roman" w:eastAsia="SimSun" w:cs="Times New Roman"/>
+          <w:b/>
+          <w:bCs/>
+          <w:i w:val="0"/>
+          <w:iCs w:val="0"/>
+          <w:caps w:val="0"/>
+          <w:color w:val="000000"/>
+          <w:spacing w:val="0"/>
+          <w:sz w:val="28"/>
+          <w:szCs w:val="28"/>
+          <w:lang w:val="ru-RU"/>
+        </w:rPr>
+        <w:t xml:space="preserve"> </w:t>
+      </w:r>
+      <w:r>
+        <w:rPr>
+          <w:rFonts w:hint="default" w:ascii="Times New Roman" w:hAnsi="Times New Roman" w:eastAsia="SimSun" w:cs="Times New Roman"/>
+          <w:b/>
+          <w:bCs/>
+          <w:i w:val="0"/>
+          <w:iCs w:val="0"/>
+          <w:caps w:val="0"/>
+          <w:color w:val="000000"/>
+          <w:spacing w:val="0"/>
+          <w:sz w:val="28"/>
+          <w:szCs w:val="28"/>
+          <w:lang w:val="en-US"/>
+        </w:rPr>
+        <w:t>-  Загру</w:t>
+      </w:r>
+      <w:r>
+        <w:rPr>
+          <w:rFonts w:hint="default" w:ascii="Times New Roman" w:hAnsi="Times New Roman" w:eastAsia="SimSun" w:cs="Times New Roman"/>
+          <w:b/>
+          <w:bCs/>
+          <w:i w:val="0"/>
+          <w:iCs w:val="0"/>
+          <w:caps w:val="0"/>
+          <w:color w:val="000000"/>
+          <w:spacing w:val="0"/>
+          <w:sz w:val="28"/>
+          <w:szCs w:val="28"/>
+          <w:lang w:val="ru-RU"/>
+        </w:rPr>
+        <w:t>зка</w:t>
+      </w:r>
+      <w:r>
+        <w:rPr>
+          <w:rFonts w:hint="default" w:ascii="Times New Roman" w:hAnsi="Times New Roman" w:eastAsia="SimSun" w:cs="Times New Roman"/>
+          <w:b/>
+          <w:bCs/>
+          <w:i w:val="0"/>
+          <w:iCs w:val="0"/>
+          <w:caps w:val="0"/>
+          <w:color w:val="000000"/>
+          <w:spacing w:val="0"/>
+          <w:sz w:val="28"/>
+          <w:szCs w:val="28"/>
+          <w:lang w:val="en-US"/>
+        </w:rPr>
+        <w:t xml:space="preserve"> http страниц</w:t>
+      </w:r>
+      <w:r>
+        <w:rPr>
+          <w:rFonts w:hint="default" w:ascii="Times New Roman" w:hAnsi="Times New Roman" w:eastAsia="SimSun" w:cs="Times New Roman"/>
+          <w:b/>
+          <w:bCs/>
+          <w:i w:val="0"/>
+          <w:iCs w:val="0"/>
+          <w:caps w:val="0"/>
+          <w:color w:val="000000"/>
+          <w:spacing w:val="0"/>
+          <w:sz w:val="28"/>
+          <w:szCs w:val="28"/>
+          <w:lang w:val="ru-RU"/>
+        </w:rPr>
+        <w:t>ы</w:t>
+      </w:r>
+      <w:r>
+        <w:rPr>
+          <w:rFonts w:hint="default" w:ascii="Times New Roman" w:hAnsi="Times New Roman" w:eastAsia="SimSun" w:cs="Times New Roman"/>
+          <w:b/>
+          <w:bCs/>
+          <w:i w:val="0"/>
+          <w:iCs w:val="0"/>
+          <w:caps w:val="0"/>
+          <w:color w:val="000000"/>
+          <w:spacing w:val="0"/>
+          <w:sz w:val="28"/>
+          <w:szCs w:val="28"/>
+          <w:lang w:val="en-US"/>
+        </w:rPr>
+        <w:t xml:space="preserve"> </w:t>
+      </w:r>
+      <w:r>
+        <w:rPr>
+          <w:rFonts w:hint="default" w:ascii="Times New Roman" w:hAnsi="Times New Roman" w:eastAsia="SimSun" w:cs="Times New Roman"/>
+          <w:b/>
+          <w:bCs/>
+          <w:i w:val="0"/>
+          <w:iCs w:val="0"/>
+          <w:caps w:val="0"/>
+          <w:color w:val="000000"/>
+          <w:spacing w:val="0"/>
+          <w:sz w:val="28"/>
+          <w:szCs w:val="28"/>
+          <w:lang w:val="ru-RU"/>
+        </w:rPr>
+        <w:t>«http://httpforever.com»</w:t>
+      </w:r>
+    </w:p>
+    <w:p>
+      <w:pPr>
+        <w:spacing w:after="0" w:line="360" w:lineRule="exact"/>
+        <w:ind w:left="0" w:leftChars="0" w:firstLine="708" w:firstLineChars="0"/>
+        <w:jc w:val="both"/>
+        <w:rPr>
+          <w:rFonts w:hint="default" w:ascii="Times New Roman" w:hAnsi="Times New Roman" w:eastAsia="SimSun" w:cs="Times New Roman"/>
+          <w:b w:val="0"/>
+          <w:bCs w:val="0"/>
+          <w:i w:val="0"/>
+          <w:iCs w:val="0"/>
+          <w:caps w:val="0"/>
+          <w:color w:val="000000"/>
+          <w:spacing w:val="0"/>
+          <w:sz w:val="28"/>
+          <w:szCs w:val="28"/>
+          <w:lang w:val="ru-RU"/>
+        </w:rPr>
+      </w:pPr>
+    </w:p>
+    <w:p>
+      <w:pPr>
+        <w:spacing w:after="0" w:line="360" w:lineRule="exact"/>
+        <w:ind w:left="0" w:leftChars="0" w:firstLine="708" w:firstLineChars="0"/>
+        <w:jc w:val="both"/>
+        <w:rPr>
+          <w:rFonts w:hint="default" w:ascii="Times New Roman" w:hAnsi="Times New Roman" w:eastAsia="SimSun" w:cs="Times New Roman"/>
+          <w:b w:val="0"/>
+          <w:bCs w:val="0"/>
+          <w:i w:val="0"/>
+          <w:iCs w:val="0"/>
+          <w:caps w:val="0"/>
+          <w:color w:val="000000"/>
+          <w:spacing w:val="0"/>
+          <w:sz w:val="28"/>
+          <w:szCs w:val="28"/>
+          <w:lang w:val="ru-RU"/>
+        </w:rPr>
+      </w:pPr>
+    </w:p>
+    <w:p>
+      <w:pPr>
+        <w:spacing w:after="0" w:line="360" w:lineRule="exact"/>
+        <w:ind w:left="0" w:leftChars="0" w:firstLine="708" w:firstLineChars="0"/>
+        <w:jc w:val="both"/>
+        <w:rPr>
+          <w:rFonts w:hint="default" w:ascii="Times New Roman" w:hAnsi="Times New Roman" w:eastAsia="SimSun" w:cs="Times New Roman"/>
+          <w:b w:val="0"/>
+          <w:bCs w:val="0"/>
+          <w:i w:val="0"/>
+          <w:iCs w:val="0"/>
+          <w:caps w:val="0"/>
+          <w:color w:val="000000"/>
+          <w:spacing w:val="0"/>
+          <w:sz w:val="28"/>
+          <w:szCs w:val="28"/>
+          <w:lang w:val="ru-RU"/>
+        </w:rPr>
+      </w:pPr>
+    </w:p>
+    <w:p>
+      <w:pPr>
+        <w:spacing w:after="0" w:line="360" w:lineRule="exact"/>
+        <w:jc w:val="center"/>
+        <w:rPr>
+          <w:rFonts w:hint="default" w:ascii="Times New Roman" w:hAnsi="Times New Roman" w:eastAsia="SimSun" w:cs="Times New Roman"/>
+          <w:b w:val="0"/>
+          <w:bCs w:val="0"/>
+          <w:i w:val="0"/>
+          <w:iCs w:val="0"/>
+          <w:caps w:val="0"/>
+          <w:color w:val="000000"/>
+          <w:spacing w:val="0"/>
+          <w:sz w:val="28"/>
+          <w:szCs w:val="28"/>
+          <w:lang w:val="ru-RU"/>
+        </w:rPr>
+      </w:pPr>
+      <w:r>
+        <w:rPr>
+          <w:rFonts w:hint="default" w:ascii="Times New Roman" w:hAnsi="Times New Roman" w:eastAsia="SimSun" w:cs="Times New Roman"/>
+          <w:b w:val="0"/>
+          <w:bCs w:val="0"/>
+          <w:i w:val="0"/>
+          <w:iCs w:val="0"/>
+          <w:caps w:val="0"/>
+          <w:color w:val="000000"/>
+          <w:spacing w:val="0"/>
+          <w:sz w:val="28"/>
+          <w:szCs w:val="28"/>
+          <w:lang w:val="ru-RU"/>
+        </w:rPr>
+        <w:t>Рисунок 3 – Что отображается в «</w:t>
+      </w:r>
+      <w:r>
+        <w:rPr>
+          <w:rFonts w:hint="default" w:ascii="Times New Roman" w:hAnsi="Times New Roman" w:eastAsia="SimSun" w:cs="Times New Roman"/>
+          <w:b w:val="0"/>
+          <w:bCs w:val="0"/>
+          <w:i w:val="0"/>
+          <w:iCs w:val="0"/>
+          <w:caps w:val="0"/>
+          <w:color w:val="000000"/>
+          <w:spacing w:val="0"/>
+          <w:sz w:val="28"/>
+          <w:szCs w:val="28"/>
+          <w:lang w:val="en-US"/>
+        </w:rPr>
+        <w:t>W</w:t>
+      </w:r>
+      <w:r>
+        <w:rPr>
+          <w:rFonts w:hint="default" w:ascii="Times New Roman" w:hAnsi="Times New Roman" w:eastAsia="SimSun" w:cs="Times New Roman"/>
+          <w:b w:val="0"/>
+          <w:bCs w:val="0"/>
+          <w:i w:val="0"/>
+          <w:iCs w:val="0"/>
+          <w:caps w:val="0"/>
+          <w:color w:val="000000"/>
+          <w:spacing w:val="0"/>
+          <w:sz w:val="28"/>
+          <w:szCs w:val="28"/>
+          <w:lang w:val="ru-RU"/>
+        </w:rPr>
+        <w:t>ireshark»</w:t>
+      </w:r>
+    </w:p>
+    <w:p>
+      <w:pPr>
+        <w:spacing w:after="0" w:line="360" w:lineRule="exact"/>
+        <w:jc w:val="center"/>
+        <w:rPr>
+          <w:rFonts w:hint="default" w:ascii="Times New Roman" w:hAnsi="Times New Roman" w:eastAsia="SimSun" w:cs="Times New Roman"/>
+          <w:b w:val="0"/>
+          <w:bCs w:val="0"/>
+          <w:i w:val="0"/>
+          <w:iCs w:val="0"/>
+          <w:caps w:val="0"/>
+          <w:color w:val="000000"/>
+          <w:spacing w:val="0"/>
+          <w:sz w:val="28"/>
+          <w:szCs w:val="28"/>
+          <w:lang w:val="ru-RU"/>
+        </w:rPr>
+      </w:pPr>
+    </w:p>
+    <w:p>
+      <w:pPr>
+        <w:spacing w:after="0" w:line="360" w:lineRule="exact"/>
+        <w:jc w:val="center"/>
+        <w:rPr>
+          <w:rFonts w:hint="default" w:ascii="Times New Roman" w:hAnsi="Times New Roman" w:eastAsia="SimSun" w:cs="Times New Roman"/>
+          <w:b w:val="0"/>
+          <w:bCs w:val="0"/>
+          <w:i w:val="0"/>
+          <w:iCs w:val="0"/>
+          <w:caps w:val="0"/>
+          <w:color w:val="000000"/>
+          <w:spacing w:val="0"/>
+          <w:sz w:val="28"/>
+          <w:szCs w:val="28"/>
+          <w:lang w:val="ru-RU"/>
+        </w:rPr>
+      </w:pPr>
+    </w:p>
+    <w:p>
+      <w:pPr>
+        <w:spacing w:after="0" w:line="360" w:lineRule="exact"/>
+        <w:jc w:val="center"/>
+        <w:rPr>
+          <w:rFonts w:hint="default" w:ascii="Times New Roman" w:hAnsi="Times New Roman" w:eastAsia="SimSun" w:cs="Times New Roman"/>
+          <w:b w:val="0"/>
+          <w:bCs w:val="0"/>
+          <w:i w:val="0"/>
+          <w:iCs w:val="0"/>
+          <w:caps w:val="0"/>
+          <w:color w:val="000000"/>
+          <w:spacing w:val="0"/>
+          <w:sz w:val="28"/>
+          <w:szCs w:val="28"/>
+          <w:lang w:val="ru-RU"/>
+        </w:rPr>
+      </w:pPr>
+    </w:p>
+    <w:p>
+      <w:pPr>
+        <w:spacing w:after="0" w:line="360" w:lineRule="exact"/>
+        <w:jc w:val="center"/>
+        <w:rPr>
+          <w:rFonts w:hint="default" w:ascii="Times New Roman" w:hAnsi="Times New Roman" w:eastAsia="SimSun" w:cs="Times New Roman"/>
+          <w:b w:val="0"/>
+          <w:bCs w:val="0"/>
+          <w:i w:val="0"/>
+          <w:iCs w:val="0"/>
+          <w:caps w:val="0"/>
+          <w:color w:val="000000"/>
+          <w:spacing w:val="0"/>
+          <w:sz w:val="28"/>
+          <w:szCs w:val="28"/>
+          <w:lang w:val="ru-RU"/>
+        </w:rPr>
+      </w:pPr>
+      <w:r>
+        <w:rPr>
+          <w:rFonts w:hint="default" w:ascii="Times New Roman" w:hAnsi="Times New Roman" w:eastAsia="SimSun" w:cs="Times New Roman"/>
+          <w:b w:val="0"/>
+          <w:bCs w:val="0"/>
+          <w:i w:val="0"/>
+          <w:iCs w:val="0"/>
+          <w:caps w:val="0"/>
+          <w:color w:val="000000"/>
+          <w:spacing w:val="0"/>
+          <w:sz w:val="28"/>
+          <w:szCs w:val="28"/>
+          <w:lang w:val="ru-RU"/>
+        </w:rPr>
+        <w:t>Рисунок 4 – Запросы отправляются с порта прокси-сервера (8080)</w:t>
+      </w:r>
+    </w:p>
+    <w:p>
+      <w:pPr>
+        <w:spacing w:after="0" w:line="360" w:lineRule="exact"/>
+        <w:jc w:val="center"/>
+        <w:rPr>
+          <w:rFonts w:hint="default" w:ascii="Times New Roman" w:hAnsi="Times New Roman" w:eastAsia="SimSun" w:cs="Times New Roman"/>
+          <w:b w:val="0"/>
+          <w:bCs w:val="0"/>
+          <w:i w:val="0"/>
+          <w:iCs w:val="0"/>
+          <w:caps w:val="0"/>
+          <w:color w:val="000000"/>
+          <w:spacing w:val="0"/>
+          <w:sz w:val="28"/>
+          <w:szCs w:val="28"/>
+          <w:lang w:val="ru-RU"/>
+        </w:rPr>
+      </w:pPr>
+    </w:p>
+    <w:p>
+      <w:pPr>
+        <w:spacing w:after="0" w:line="360" w:lineRule="exact"/>
+        <w:jc w:val="center"/>
+        <w:rPr>
+          <w:rFonts w:hint="default" w:ascii="Times New Roman" w:hAnsi="Times New Roman" w:eastAsia="SimSun" w:cs="Times New Roman"/>
+          <w:b w:val="0"/>
+          <w:bCs w:val="0"/>
+          <w:i w:val="0"/>
+          <w:iCs w:val="0"/>
+          <w:caps w:val="0"/>
+          <w:color w:val="000000"/>
+          <w:spacing w:val="0"/>
+          <w:sz w:val="28"/>
+          <w:szCs w:val="28"/>
+          <w:lang w:val="ru-RU"/>
+        </w:rPr>
+      </w:pPr>
+    </w:p>
+    <w:p>
+      <w:pPr>
+        <w:spacing w:after="0" w:line="360" w:lineRule="exact"/>
+        <w:jc w:val="center"/>
+        <w:rPr>
+          <w:rFonts w:hint="default" w:ascii="Times New Roman" w:hAnsi="Times New Roman" w:eastAsia="SimSun" w:cs="Times New Roman"/>
+          <w:b w:val="0"/>
+          <w:bCs w:val="0"/>
+          <w:i w:val="0"/>
+          <w:iCs w:val="0"/>
+          <w:caps w:val="0"/>
+          <w:color w:val="000000"/>
+          <w:spacing w:val="0"/>
+          <w:sz w:val="28"/>
+          <w:szCs w:val="28"/>
+          <w:lang w:val="ru-RU"/>
+        </w:rPr>
+      </w:pPr>
+    </w:p>
+    <w:p>
+      <w:pPr>
+        <w:spacing w:after="0" w:line="360" w:lineRule="exact"/>
+        <w:jc w:val="center"/>
+        <w:rPr>
+          <w:rFonts w:hint="default" w:ascii="Times New Roman" w:hAnsi="Times New Roman" w:eastAsia="SimSun" w:cs="Times New Roman"/>
+          <w:b w:val="0"/>
+          <w:bCs w:val="0"/>
+          <w:i w:val="0"/>
+          <w:iCs w:val="0"/>
+          <w:caps w:val="0"/>
+          <w:color w:val="000000"/>
+          <w:spacing w:val="0"/>
+          <w:sz w:val="28"/>
+          <w:szCs w:val="28"/>
+          <w:lang w:val="ru-RU"/>
+        </w:rPr>
+      </w:pPr>
+      <w:r>
+        <w:rPr>
+          <w:rFonts w:hint="default" w:ascii="Times New Roman" w:hAnsi="Times New Roman" w:eastAsia="SimSun" w:cs="Times New Roman"/>
+          <w:b w:val="0"/>
+          <w:bCs w:val="0"/>
+          <w:i w:val="0"/>
+          <w:iCs w:val="0"/>
+          <w:caps w:val="0"/>
+          <w:color w:val="000000"/>
+          <w:spacing w:val="0"/>
+          <w:sz w:val="28"/>
+          <w:szCs w:val="28"/>
+          <w:lang w:val="ru-RU"/>
+        </w:rPr>
+        <w:t>Рисунок 5 – Журналирование запросов</w:t>
+      </w:r>
+    </w:p>
+    <w:p>
+      <w:pPr>
+        <w:spacing w:after="0" w:line="360" w:lineRule="exact"/>
+        <w:jc w:val="both"/>
+        <w:rPr>
+          <w:rFonts w:hint="default" w:ascii="Times New Roman" w:hAnsi="Times New Roman" w:eastAsia="SimSun" w:cs="Times New Roman"/>
+          <w:b w:val="0"/>
+          <w:bCs w:val="0"/>
+          <w:i w:val="0"/>
+          <w:iCs w:val="0"/>
+          <w:caps w:val="0"/>
+          <w:color w:val="000000"/>
+          <w:spacing w:val="0"/>
+          <w:sz w:val="28"/>
+          <w:szCs w:val="28"/>
+          <w:lang w:val="ru-RU"/>
+        </w:rPr>
+      </w:pPr>
+    </w:p>
+    <w:p>
+      <w:pPr>
+        <w:spacing w:after="0" w:line="360" w:lineRule="exact"/>
+        <w:jc w:val="center"/>
+        <w:rPr>
+          <w:rFonts w:hint="default" w:ascii="Times New Roman" w:hAnsi="Times New Roman" w:eastAsia="SimSun" w:cs="Times New Roman"/>
+          <w:b w:val="0"/>
+          <w:bCs w:val="0"/>
+          <w:i w:val="0"/>
+          <w:iCs w:val="0"/>
+          <w:caps w:val="0"/>
+          <w:color w:val="000000"/>
+          <w:spacing w:val="0"/>
+          <w:sz w:val="28"/>
+          <w:szCs w:val="28"/>
+          <w:lang w:val="ru-RU"/>
+        </w:rPr>
+      </w:pPr>
+    </w:p>
+    <w:p>
+      <w:pPr>
+        <w:spacing w:after="0" w:line="360" w:lineRule="exact"/>
+        <w:jc w:val="center"/>
+        <w:rPr>
+          <w:rFonts w:hint="default" w:ascii="Times New Roman" w:hAnsi="Times New Roman" w:eastAsia="SimSun" w:cs="Times New Roman"/>
+          <w:b/>
+          <w:bCs/>
+          <w:i w:val="0"/>
+          <w:iCs w:val="0"/>
+          <w:caps w:val="0"/>
+          <w:color w:val="000000"/>
+          <w:spacing w:val="0"/>
+          <w:sz w:val="28"/>
+          <w:szCs w:val="28"/>
+          <w:lang w:val="ru-RU"/>
+        </w:rPr>
+      </w:pPr>
+      <w:r>
+        <w:rPr>
+          <w:rFonts w:hint="default" w:ascii="Times New Roman" w:hAnsi="Times New Roman" w:eastAsia="SimSun" w:cs="Times New Roman"/>
+          <w:b/>
+          <w:bCs/>
+          <w:i w:val="0"/>
+          <w:iCs w:val="0"/>
+          <w:caps w:val="0"/>
+          <w:color w:val="000000"/>
+          <w:spacing w:val="0"/>
+          <w:sz w:val="28"/>
+          <w:szCs w:val="28"/>
+          <w:lang w:val="ru-RU"/>
+        </w:rPr>
+        <w:t>Рисунок 6 – Список заблокированных сайтов</w:t>
+      </w:r>
+    </w:p>
+    <w:p>
+      <w:pPr>
+        <w:spacing w:after="0" w:line="360" w:lineRule="exact"/>
+        <w:jc w:val="center"/>
+        <w:rPr>
+          <w:rFonts w:hint="default" w:ascii="Times New Roman" w:hAnsi="Times New Roman" w:eastAsia="SimSun" w:cs="Times New Roman"/>
+          <w:b w:val="0"/>
+          <w:bCs w:val="0"/>
+          <w:i w:val="0"/>
+          <w:iCs w:val="0"/>
+          <w:caps w:val="0"/>
+          <w:color w:val="000000"/>
+          <w:spacing w:val="0"/>
+          <w:sz w:val="28"/>
+          <w:szCs w:val="28"/>
+          <w:lang w:val="ru-RU"/>
+        </w:rPr>
+      </w:pPr>
+    </w:p>
+    <w:p>
+      <w:pPr>
+        <w:spacing w:after="0" w:line="360" w:lineRule="exact"/>
+        <w:jc w:val="both"/>
+        <w:rPr>
+          <w:rFonts w:hint="default" w:ascii="Times New Roman" w:hAnsi="Times New Roman" w:eastAsia="SimSun" w:cs="Times New Roman"/>
+          <w:b w:val="0"/>
+          <w:bCs w:val="0"/>
+          <w:i w:val="0"/>
+          <w:iCs w:val="0"/>
+          <w:caps w:val="0"/>
+          <w:color w:val="000000"/>
+          <w:spacing w:val="0"/>
+          <w:sz w:val="28"/>
+          <w:szCs w:val="28"/>
+          <w:lang w:val="ru-RU"/>
+        </w:rPr>
+      </w:pPr>
+    </w:p>
+    <w:p>
+      <w:pPr>
+        <w:spacing w:after="0" w:line="360" w:lineRule="exact"/>
+        <w:jc w:val="center"/>
+        <w:rPr>
+          <w:rFonts w:hint="default" w:ascii="Times New Roman" w:hAnsi="Times New Roman" w:eastAsia="SimSun" w:cs="Times New Roman"/>
+          <w:b w:val="0"/>
+          <w:bCs w:val="0"/>
+          <w:i w:val="0"/>
+          <w:iCs w:val="0"/>
+          <w:caps w:val="0"/>
+          <w:color w:val="000000"/>
+          <w:spacing w:val="0"/>
+          <w:sz w:val="28"/>
+          <w:szCs w:val="28"/>
+          <w:lang w:val="ru-RU"/>
+        </w:rPr>
+      </w:pPr>
+      <w:r>
+        <w:rPr>
+          <w:rFonts w:hint="default" w:ascii="Times New Roman" w:hAnsi="Times New Roman" w:eastAsia="SimSun" w:cs="Times New Roman"/>
+          <w:b w:val="0"/>
+          <w:bCs w:val="0"/>
+          <w:i w:val="0"/>
+          <w:iCs w:val="0"/>
+          <w:caps w:val="0"/>
+          <w:color w:val="000000"/>
+          <w:spacing w:val="0"/>
+          <w:sz w:val="28"/>
+          <w:szCs w:val="28"/>
+          <w:lang w:val="ru-RU"/>
+        </w:rPr>
+        <w:t>Рисунок 7 – Загрузка заблокированной http страницы</w:t>
+      </w:r>
+    </w:p>
+    <w:p>
+      <w:pPr>
+        <w:spacing w:after="0" w:line="360" w:lineRule="exact"/>
+        <w:jc w:val="both"/>
+        <w:rPr>
+          <w:rFonts w:hint="default" w:ascii="Times New Roman" w:hAnsi="Times New Roman" w:eastAsia="SimSun" w:cs="Times New Roman"/>
+          <w:b w:val="0"/>
+          <w:bCs w:val="0"/>
+          <w:i w:val="0"/>
+          <w:iCs w:val="0"/>
+          <w:caps w:val="0"/>
+          <w:color w:val="000000"/>
+          <w:spacing w:val="0"/>
+          <w:sz w:val="28"/>
+          <w:szCs w:val="28"/>
+          <w:lang w:val="ru-RU"/>
+        </w:rPr>
+      </w:pPr>
+    </w:p>
+    <w:p>
+      <w:pPr>
+        <w:spacing w:after="0" w:line="360" w:lineRule="exact"/>
+        <w:jc w:val="center"/>
+        <w:rPr>
+          <w:rFonts w:hint="default" w:ascii="Times New Roman" w:hAnsi="Times New Roman" w:eastAsia="SimSun" w:cs="Times New Roman"/>
+          <w:b w:val="0"/>
+          <w:bCs w:val="0"/>
+          <w:i w:val="0"/>
+          <w:iCs w:val="0"/>
+          <w:caps w:val="0"/>
+          <w:color w:val="000000"/>
+          <w:spacing w:val="0"/>
+          <w:sz w:val="28"/>
+          <w:szCs w:val="28"/>
+          <w:lang w:val="ru-RU"/>
+        </w:rPr>
+      </w:pPr>
+    </w:p>
+    <w:p>
+      <w:pPr>
+        <w:spacing w:after="0" w:line="360" w:lineRule="exact"/>
+        <w:jc w:val="center"/>
+        <w:rPr>
+          <w:rFonts w:hint="default" w:ascii="Times New Roman" w:hAnsi="Times New Roman" w:eastAsia="SimSun" w:cs="Times New Roman"/>
+          <w:b w:val="0"/>
+          <w:bCs w:val="0"/>
+          <w:i w:val="0"/>
+          <w:iCs w:val="0"/>
+          <w:caps w:val="0"/>
+          <w:color w:val="000000"/>
+          <w:spacing w:val="0"/>
+          <w:sz w:val="28"/>
+          <w:szCs w:val="28"/>
+          <w:lang w:val="ru-RU"/>
+        </w:rPr>
+      </w:pPr>
+      <w:r>
+        <w:rPr>
+          <w:rFonts w:hint="default" w:ascii="Times New Roman" w:hAnsi="Times New Roman" w:eastAsia="SimSun" w:cs="Times New Roman"/>
+          <w:b w:val="0"/>
+          <w:bCs w:val="0"/>
+          <w:i w:val="0"/>
+          <w:iCs w:val="0"/>
+          <w:caps w:val="0"/>
+          <w:color w:val="000000"/>
+          <w:spacing w:val="0"/>
+          <w:sz w:val="28"/>
+          <w:szCs w:val="28"/>
+          <w:lang w:val="ru-RU"/>
+        </w:rPr>
+        <w:t>Рисунок 8 – Что отображается в «Wireshark»</w:t>
+      </w:r>
+    </w:p>
+    <w:p>
+      <w:pPr>
+        <w:spacing w:after="0" w:line="360" w:lineRule="exact"/>
+        <w:jc w:val="both"/>
+        <w:rPr>
+          <w:rFonts w:hint="default" w:ascii="Times New Roman" w:hAnsi="Times New Roman" w:eastAsia="SimSun" w:cs="Times New Roman"/>
+          <w:b w:val="0"/>
+          <w:bCs w:val="0"/>
+          <w:i w:val="0"/>
+          <w:iCs w:val="0"/>
+          <w:caps w:val="0"/>
+          <w:color w:val="000000"/>
+          <w:spacing w:val="0"/>
+          <w:sz w:val="28"/>
+          <w:szCs w:val="28"/>
+          <w:lang w:val="ru-RU"/>
+        </w:rPr>
+      </w:pPr>
+    </w:p>
+    <w:p>
+      <w:pPr>
+        <w:spacing w:after="0" w:line="360" w:lineRule="exact"/>
+        <w:jc w:val="center"/>
+        <w:rPr>
+          <w:rFonts w:hint="default" w:ascii="Times New Roman" w:hAnsi="Times New Roman" w:eastAsia="SimSun" w:cs="Times New Roman"/>
+          <w:b w:val="0"/>
+          <w:bCs w:val="0"/>
+          <w:i w:val="0"/>
+          <w:iCs w:val="0"/>
+          <w:caps w:val="0"/>
+          <w:color w:val="000000"/>
+          <w:spacing w:val="0"/>
+          <w:sz w:val="28"/>
+          <w:szCs w:val="28"/>
+          <w:lang w:val="ru-RU"/>
+        </w:rPr>
+      </w:pPr>
+    </w:p>
+    <w:p>
+      <w:pPr>
+        <w:spacing w:after="0" w:line="360" w:lineRule="exact"/>
+        <w:jc w:val="center"/>
+        <w:rPr>
+          <w:rFonts w:hint="default" w:ascii="Times New Roman" w:hAnsi="Times New Roman" w:eastAsia="SimSun" w:cs="Times New Roman"/>
+          <w:b w:val="0"/>
+          <w:bCs w:val="0"/>
+          <w:i w:val="0"/>
+          <w:iCs w:val="0"/>
+          <w:caps w:val="0"/>
+          <w:color w:val="000000"/>
+          <w:spacing w:val="0"/>
+          <w:sz w:val="28"/>
+          <w:szCs w:val="28"/>
+          <w:lang w:val="ru-RU"/>
+        </w:rPr>
+      </w:pPr>
+      <w:r>
+        <w:rPr>
+          <w:rFonts w:hint="default" w:ascii="Times New Roman" w:hAnsi="Times New Roman" w:eastAsia="SimSun" w:cs="Times New Roman"/>
+          <w:b w:val="0"/>
+          <w:bCs w:val="0"/>
+          <w:i w:val="0"/>
+          <w:iCs w:val="0"/>
+          <w:caps w:val="0"/>
+          <w:color w:val="000000"/>
+          <w:spacing w:val="0"/>
+          <w:sz w:val="28"/>
+          <w:szCs w:val="28"/>
+          <w:lang w:val="ru-RU"/>
+        </w:rPr>
+        <w:t>Рисунок 9 – Журналирование запросов</w:t>
+      </w:r>
+    </w:p>
+    <w:p>
+      <w:pPr>
+        <w:spacing w:after="0" w:line="360" w:lineRule="exact"/>
+        <w:jc w:val="center"/>
+        <w:rPr>
+          <w:rFonts w:hint="default" w:ascii="Times New Roman" w:hAnsi="Times New Roman" w:eastAsia="SimSun" w:cs="Times New Roman"/>
+          <w:b w:val="0"/>
+          <w:bCs w:val="0"/>
+          <w:i w:val="0"/>
+          <w:iCs w:val="0"/>
+          <w:caps w:val="0"/>
+          <w:color w:val="000000"/>
+          <w:spacing w:val="0"/>
+          <w:sz w:val="28"/>
+          <w:szCs w:val="28"/>
+          <w:lang w:val="ru-RU"/>
+        </w:rPr>
+      </w:pPr>
+    </w:p>
+    <w:p>
+      <w:pPr>
+        <w:spacing w:after="0" w:line="360" w:lineRule="exact"/>
+        <w:jc w:val="center"/>
+        <w:rPr>
+          <w:rFonts w:hint="default" w:ascii="Times New Roman" w:hAnsi="Times New Roman" w:eastAsia="SimSun" w:cs="Times New Roman"/>
+          <w:b w:val="0"/>
+          <w:bCs w:val="0"/>
+          <w:i w:val="0"/>
+          <w:iCs w:val="0"/>
+          <w:caps w:val="0"/>
+          <w:color w:val="000000"/>
+          <w:spacing w:val="0"/>
+          <w:sz w:val="28"/>
+          <w:szCs w:val="28"/>
+          <w:lang w:val="ru-RU"/>
+        </w:rPr>
+      </w:pPr>
+    </w:p>
+    <w:p>
+      <w:pPr>
+        <w:spacing w:after="0" w:line="360" w:lineRule="exact"/>
+        <w:jc w:val="center"/>
+        <w:rPr>
+          <w:rFonts w:hint="default" w:ascii="Times New Roman" w:hAnsi="Times New Roman" w:eastAsia="SimSun" w:cs="Times New Roman"/>
+          <w:b/>
+          <w:bCs/>
+          <w:i w:val="0"/>
+          <w:iCs w:val="0"/>
+          <w:caps w:val="0"/>
+          <w:color w:val="000000"/>
+          <w:spacing w:val="0"/>
+          <w:sz w:val="28"/>
+          <w:szCs w:val="28"/>
+          <w:lang w:val="ru-RU"/>
+        </w:rPr>
+      </w:pPr>
+      <w:r>
+        <w:rPr>
+          <w:rFonts w:hint="default" w:ascii="Times New Roman" w:hAnsi="Times New Roman" w:eastAsia="SimSun" w:cs="Times New Roman"/>
+          <w:b/>
+          <w:bCs/>
+          <w:i w:val="0"/>
+          <w:iCs w:val="0"/>
+          <w:caps w:val="0"/>
+          <w:color w:val="000000"/>
+          <w:spacing w:val="0"/>
+          <w:sz w:val="28"/>
+          <w:szCs w:val="28"/>
+          <w:lang w:val="ru-RU"/>
+        </w:rPr>
+        <w:t>Рисунок 10 – Загрузка страницы с непрерывными данными</w:t>
+      </w:r>
+    </w:p>
+    <w:p>
+      <w:pPr>
+        <w:spacing w:after="0" w:line="360" w:lineRule="exact"/>
+        <w:jc w:val="both"/>
+        <w:rPr>
+          <w:rFonts w:hint="default" w:ascii="Times New Roman" w:hAnsi="Times New Roman" w:eastAsia="SimSun" w:cs="Times New Roman"/>
+          <w:b w:val="0"/>
+          <w:bCs w:val="0"/>
+          <w:i w:val="0"/>
+          <w:iCs w:val="0"/>
+          <w:caps w:val="0"/>
+          <w:color w:val="000000"/>
+          <w:spacing w:val="0"/>
+          <w:sz w:val="28"/>
+          <w:szCs w:val="28"/>
+          <w:lang w:val="ru-RU"/>
+        </w:rPr>
+      </w:pPr>
+    </w:p>
+    <w:p>
+      <w:pPr>
+        <w:spacing w:after="0" w:line="360" w:lineRule="exact"/>
+        <w:jc w:val="center"/>
+        <w:rPr>
+          <w:rFonts w:hint="default" w:ascii="Times New Roman" w:hAnsi="Times New Roman" w:eastAsia="SimSun" w:cs="Times New Roman"/>
+          <w:b w:val="0"/>
+          <w:bCs w:val="0"/>
+          <w:i w:val="0"/>
+          <w:iCs w:val="0"/>
+          <w:caps w:val="0"/>
+          <w:color w:val="000000"/>
+          <w:spacing w:val="0"/>
+          <w:sz w:val="28"/>
+          <w:szCs w:val="28"/>
+          <w:lang w:val="ru-RU"/>
+        </w:rPr>
+      </w:pPr>
+    </w:p>
+    <w:p>
+      <w:pPr>
+        <w:spacing w:after="0" w:line="360" w:lineRule="exact"/>
+        <w:jc w:val="center"/>
+        <w:rPr>
+          <w:rFonts w:hint="default" w:ascii="Times New Roman" w:hAnsi="Times New Roman" w:eastAsia="SimSun" w:cs="Times New Roman"/>
+          <w:b w:val="0"/>
+          <w:bCs w:val="0"/>
+          <w:i w:val="0"/>
+          <w:iCs w:val="0"/>
+          <w:caps w:val="0"/>
+          <w:color w:val="000000"/>
+          <w:spacing w:val="0"/>
+          <w:sz w:val="28"/>
+          <w:szCs w:val="28"/>
+          <w:lang w:val="ru-RU"/>
+        </w:rPr>
+      </w:pPr>
+      <w:r>
+        <w:rPr>
+          <w:rFonts w:hint="default" w:ascii="Times New Roman" w:hAnsi="Times New Roman" w:eastAsia="SimSun" w:cs="Times New Roman"/>
+          <w:b w:val="0"/>
+          <w:bCs w:val="0"/>
+          <w:i w:val="0"/>
+          <w:iCs w:val="0"/>
+          <w:caps w:val="0"/>
+          <w:color w:val="000000"/>
+          <w:spacing w:val="0"/>
+          <w:sz w:val="28"/>
+          <w:szCs w:val="28"/>
+          <w:lang w:val="ru-RU"/>
+        </w:rPr>
+        <w:t>Рисунок 11 – Что отображается в «Wireshark»</w:t>
+      </w:r>
+    </w:p>
+    <w:p>
+      <w:pPr>
+        <w:spacing w:after="0" w:line="360" w:lineRule="exact"/>
+        <w:jc w:val="center"/>
+        <w:rPr>
+          <w:rFonts w:hint="default" w:ascii="Times New Roman" w:hAnsi="Times New Roman" w:eastAsia="SimSun" w:cs="Times New Roman"/>
+          <w:b w:val="0"/>
+          <w:bCs w:val="0"/>
+          <w:i w:val="0"/>
+          <w:iCs w:val="0"/>
+          <w:caps w:val="0"/>
+          <w:color w:val="000000"/>
+          <w:spacing w:val="0"/>
+          <w:sz w:val="28"/>
+          <w:szCs w:val="28"/>
+          <w:lang w:val="ru-RU"/>
+        </w:rPr>
+      </w:pPr>
+    </w:p>
+    <w:p>
+      <w:pPr>
+        <w:spacing w:after="0" w:line="360" w:lineRule="exact"/>
+        <w:jc w:val="center"/>
+        <w:rPr>
+          <w:rFonts w:hint="default" w:ascii="Times New Roman" w:hAnsi="Times New Roman" w:eastAsia="SimSun" w:cs="Times New Roman"/>
+          <w:b w:val="0"/>
+          <w:bCs w:val="0"/>
+          <w:i w:val="0"/>
+          <w:iCs w:val="0"/>
+          <w:caps w:val="0"/>
+          <w:color w:val="000000"/>
+          <w:spacing w:val="0"/>
+          <w:sz w:val="28"/>
+          <w:szCs w:val="28"/>
+          <w:lang w:val="ru-RU"/>
+        </w:rPr>
+      </w:pPr>
+    </w:p>
+    <w:p>
+      <w:pPr>
+        <w:spacing w:after="0" w:line="360" w:lineRule="exact"/>
+        <w:jc w:val="center"/>
+        <w:rPr>
+          <w:rFonts w:hint="default" w:ascii="Times New Roman" w:hAnsi="Times New Roman" w:eastAsia="SimSun" w:cs="Times New Roman"/>
+          <w:b w:val="0"/>
+          <w:bCs w:val="0"/>
+          <w:i w:val="0"/>
+          <w:iCs w:val="0"/>
+          <w:caps w:val="0"/>
+          <w:color w:val="000000"/>
+          <w:spacing w:val="0"/>
+          <w:sz w:val="28"/>
+          <w:szCs w:val="28"/>
+          <w:lang w:val="ru-RU"/>
+        </w:rPr>
+      </w:pPr>
+      <w:r>
+        <w:rPr>
+          <w:rFonts w:hint="default" w:ascii="Times New Roman" w:hAnsi="Times New Roman" w:eastAsia="SimSun" w:cs="Times New Roman"/>
+          <w:b w:val="0"/>
+          <w:bCs w:val="0"/>
+          <w:i w:val="0"/>
+          <w:iCs w:val="0"/>
+          <w:caps w:val="0"/>
+          <w:color w:val="000000"/>
+          <w:spacing w:val="0"/>
+          <w:sz w:val="28"/>
+          <w:szCs w:val="28"/>
+          <w:lang w:val="ru-RU"/>
+        </w:rPr>
+        <w:t>Рисунок 12 – Журналирование запросов</w:t>
+      </w:r>
+    </w:p>
+    <w:p>
+      <w:pPr>
+        <w:spacing w:after="0" w:line="360" w:lineRule="exact"/>
+        <w:jc w:val="both"/>
+        <w:rPr>
+          <w:rFonts w:hint="default" w:ascii="Times New Roman" w:hAnsi="Times New Roman" w:eastAsia="SimSun" w:cs="Times New Roman"/>
+          <w:b w:val="0"/>
+          <w:bCs w:val="0"/>
+          <w:i w:val="0"/>
+          <w:iCs w:val="0"/>
+          <w:caps w:val="0"/>
+          <w:color w:val="000000"/>
+          <w:spacing w:val="0"/>
+          <w:sz w:val="28"/>
+          <w:szCs w:val="28"/>
+          <w:lang w:val="ru-RU"/>
+        </w:rPr>
+      </w:pPr>
+    </w:p>
+    <w:p>
+      <w:pPr>
+        <w:spacing w:after="0" w:line="360" w:lineRule="exact"/>
+        <w:jc w:val="both"/>
+        <w:rPr>
+          <w:rFonts w:hint="default" w:ascii="Times New Roman" w:hAnsi="Times New Roman" w:eastAsia="SimSun" w:cs="Times New Roman"/>
+          <w:b w:val="0"/>
+          <w:bCs w:val="0"/>
+          <w:i w:val="0"/>
+          <w:iCs w:val="0"/>
+          <w:caps w:val="0"/>
+          <w:color w:val="000000"/>
+          <w:spacing w:val="0"/>
+          <w:sz w:val="28"/>
+          <w:szCs w:val="28"/>
+          <w:lang w:val="ru-RU"/>
+        </w:rPr>
+      </w:pPr>
+      <w:bookmarkStart w:id="0" w:name="_GoBack"/>
+      <w:bookmarkEnd w:id="0"/>
+    </w:p>
+    <w:p>
+      <w:pPr>
+        <w:spacing w:after="0" w:line="360" w:lineRule="exact"/>
+        <w:ind w:left="0" w:leftChars="0" w:firstLine="708" w:firstLineChars="0"/>
+        <w:jc w:val="both"/>
+        <w:rPr>
+          <w:rFonts w:hint="default" w:ascii="Times New Roman" w:hAnsi="Times New Roman" w:eastAsia="SimSun" w:cs="Times New Roman"/>
+          <w:b w:val="0"/>
+          <w:bCs w:val="0"/>
+          <w:i w:val="0"/>
+          <w:iCs w:val="0"/>
+          <w:caps w:val="0"/>
+          <w:color w:val="000000"/>
+          <w:spacing w:val="0"/>
+          <w:sz w:val="28"/>
+          <w:szCs w:val="28"/>
+          <w:lang w:val="ru-RU" w:eastAsia="zh-CN"/>
+        </w:rPr>
+      </w:pPr>
+      <w:r>
         <w:rPr>
           <w:rFonts w:hint="default" w:ascii="Times New Roman" w:hAnsi="Times New Roman" w:eastAsia="SimSun"/>
           <w:b/>
           <w:bCs/>
-          <w:i w:val="0"/>
-          <w:iCs w:val="0"/>
-          <w:caps w:val="0"/>
-          <w:color w:val="000000"/>
-          <w:spacing w:val="0"/>
-          <w:sz w:val="28"/>
-          <w:szCs w:val="28"/>
-          <w:lang w:val="en-US"/>
-        </w:rPr>
-      </w:pPr>
-    </w:p>
-    <w:p>
-      <w:pPr>
-        <w:numPr>
-          <w:ilvl w:val="0"/>
-          <w:numId w:val="0"/>
-        </w:numPr>
-        <w:spacing w:after="0" w:line="360" w:lineRule="exact"/>
-        <w:jc w:val="both"/>
+          <w:i/>
+          <w:iCs/>
+          <w:caps w:val="0"/>
+          <w:color w:val="000000"/>
+          <w:spacing w:val="0"/>
+          <w:sz w:val="28"/>
+          <w:szCs w:val="28"/>
+          <w:lang w:val="ru-RU"/>
+        </w:rPr>
+        <w:t>Вывод</w:t>
+      </w:r>
+      <w:r>
         <w:rPr>
           <w:rFonts w:hint="default" w:ascii="Times New Roman" w:hAnsi="Times New Roman" w:eastAsia="SimSun"/>
           <w:b/>
           <w:bCs/>
-          <w:i w:val="0"/>
-          <w:iCs w:val="0"/>
+          <w:i/>
+          <w:iCs/>
           <w:caps w:val="0"/>
           <w:color w:val="000000"/>
           <w:spacing w:val="0"/>
@@ -866,20 +2163,13 @@
           <w:szCs w:val="28"/>
           <w:lang w:val="en-US"/>
         </w:rPr>
-      </w:pPr>
-    </w:p>
-    <w:p>
-      <w:pPr>
-        <w:numPr>
-          <w:ilvl w:val="0"/>
-          <w:numId w:val="0"/>
-        </w:numPr>
-        <w:spacing w:after="0" w:line="360" w:lineRule="exact"/>
-        <w:jc w:val="both"/>
+        <w:t xml:space="preserve">: </w:t>
+      </w:r>
+      <w:r>
         <w:rPr>
           <w:rFonts w:hint="default" w:ascii="Times New Roman" w:hAnsi="Times New Roman" w:eastAsia="SimSun"/>
-          <w:b/>
-          <w:bCs/>
+          <w:b w:val="0"/>
+          <w:bCs w:val="0"/>
           <w:i w:val="0"/>
           <w:iCs w:val="0"/>
           <w:caps w:val="0"/>
@@ -889,20 +2179,29 @@
           <w:szCs w:val="28"/>
           <w:lang w:val="en-US"/>
         </w:rPr>
-      </w:pPr>
-    </w:p>
-    <w:p>
-      <w:pPr>
-        <w:numPr>
-          <w:ilvl w:val="0"/>
-          <w:numId w:val="0"/>
-        </w:numPr>
-        <w:spacing w:after="0" w:line="360" w:lineRule="exact"/>
-        <w:jc w:val="both"/>
+        <w:t xml:space="preserve">В ходе </w:t>
+      </w:r>
+      <w:r>
         <w:rPr>
           <w:rFonts w:hint="default" w:ascii="Times New Roman" w:hAnsi="Times New Roman" w:eastAsia="SimSun"/>
-          <w:b/>
-          <w:bCs/>
+          <w:b w:val="0"/>
+          <w:bCs w:val="0"/>
+          <w:i w:val="0"/>
+          <w:iCs w:val="0"/>
+          <w:caps w:val="0"/>
+          <w:color w:val="000000"/>
+          <w:spacing w:val="0"/>
+          <w:sz w:val="28"/>
+          <w:szCs w:val="28"/>
+          <w:lang w:val="ru-RU"/>
+        </w:rPr>
+        <w:t xml:space="preserve">лабораторной </w:t>
+      </w:r>
+      <w:r>
+        <w:rPr>
+          <w:rFonts w:hint="default" w:ascii="Times New Roman" w:hAnsi="Times New Roman" w:eastAsia="SimSun"/>
+          <w:b w:val="0"/>
+          <w:bCs w:val="0"/>
           <w:i w:val="0"/>
           <w:iCs w:val="0"/>
           <w:caps w:val="0"/>
@@ -912,20 +2211,29 @@
           <w:szCs w:val="28"/>
           <w:lang w:val="en-US"/>
         </w:rPr>
-      </w:pPr>
-    </w:p>
-    <w:p>
-      <w:pPr>
-        <w:numPr>
-          <w:ilvl w:val="0"/>
-          <w:numId w:val="0"/>
-        </w:numPr>
-        <w:spacing w:after="0" w:line="360" w:lineRule="exact"/>
-        <w:jc w:val="both"/>
+        <w:t xml:space="preserve">работы был создан </w:t>
+      </w:r>
+      <w:r>
         <w:rPr>
           <w:rFonts w:hint="default" w:ascii="Times New Roman" w:hAnsi="Times New Roman" w:eastAsia="SimSun"/>
-          <w:b/>
-          <w:bCs/>
+          <w:b w:val="0"/>
+          <w:bCs w:val="0"/>
+          <w:i w:val="0"/>
+          <w:iCs w:val="0"/>
+          <w:caps w:val="0"/>
+          <w:color w:val="000000"/>
+          <w:spacing w:val="0"/>
+          <w:sz w:val="28"/>
+          <w:szCs w:val="28"/>
+          <w:lang w:val="ru-RU"/>
+        </w:rPr>
+        <w:t>прокси-сервер</w:t>
+      </w:r>
+      <w:r>
+        <w:rPr>
+          <w:rFonts w:hint="default" w:ascii="Times New Roman" w:hAnsi="Times New Roman" w:eastAsia="SimSun"/>
+          <w:b w:val="0"/>
+          <w:bCs w:val="0"/>
           <w:i w:val="0"/>
           <w:iCs w:val="0"/>
           <w:caps w:val="0"/>
@@ -935,20 +2243,29 @@
           <w:szCs w:val="28"/>
           <w:lang w:val="en-US"/>
         </w:rPr>
-      </w:pPr>
-    </w:p>
-    <w:p>
-      <w:pPr>
-        <w:numPr>
-          <w:ilvl w:val="0"/>
-          <w:numId w:val="0"/>
-        </w:numPr>
-        <w:spacing w:after="0" w:line="360" w:lineRule="exact"/>
-        <w:jc w:val="both"/>
+        <w:t>, поддерживающий протокол HTTP. Данны</w:t>
+      </w:r>
+      <w:r>
         <w:rPr>
           <w:rFonts w:hint="default" w:ascii="Times New Roman" w:hAnsi="Times New Roman" w:eastAsia="SimSun"/>
-          <w:b/>
-          <w:bCs/>
+          <w:b w:val="0"/>
+          <w:bCs w:val="0"/>
+          <w:i w:val="0"/>
+          <w:iCs w:val="0"/>
+          <w:caps w:val="0"/>
+          <w:color w:val="000000"/>
+          <w:spacing w:val="0"/>
+          <w:sz w:val="28"/>
+          <w:szCs w:val="28"/>
+          <w:lang w:val="ru-RU"/>
+        </w:rPr>
+        <w:t>й</w:t>
+      </w:r>
+      <w:r>
+        <w:rPr>
+          <w:rFonts w:hint="default" w:ascii="Times New Roman" w:hAnsi="Times New Roman" w:eastAsia="SimSun"/>
+          <w:b w:val="0"/>
+          <w:bCs w:val="0"/>
           <w:i w:val="0"/>
           <w:iCs w:val="0"/>
           <w:caps w:val="0"/>
@@ -958,20 +2275,29 @@
           <w:szCs w:val="28"/>
           <w:lang w:val="en-US"/>
         </w:rPr>
-      </w:pPr>
-    </w:p>
-    <w:p>
-      <w:pPr>
-        <w:numPr>
-          <w:ilvl w:val="0"/>
-          <w:numId w:val="0"/>
-        </w:numPr>
-        <w:spacing w:after="0" w:line="360" w:lineRule="exact"/>
-        <w:jc w:val="both"/>
+        <w:t xml:space="preserve"> прокси-сервер выполняет функци</w:t>
+      </w:r>
+      <w:r>
         <w:rPr>
           <w:rFonts w:hint="default" w:ascii="Times New Roman" w:hAnsi="Times New Roman" w:eastAsia="SimSun"/>
-          <w:b/>
-          <w:bCs/>
+          <w:b w:val="0"/>
+          <w:bCs w:val="0"/>
+          <w:i w:val="0"/>
+          <w:iCs w:val="0"/>
+          <w:caps w:val="0"/>
+          <w:color w:val="000000"/>
+          <w:spacing w:val="0"/>
+          <w:sz w:val="28"/>
+          <w:szCs w:val="28"/>
+          <w:lang w:val="ru-RU"/>
+        </w:rPr>
+        <w:t>ю</w:t>
+      </w:r>
+      <w:r>
+        <w:rPr>
+          <w:rFonts w:hint="default" w:ascii="Times New Roman" w:hAnsi="Times New Roman" w:eastAsia="SimSun"/>
+          <w:b w:val="0"/>
+          <w:bCs w:val="0"/>
           <w:i w:val="0"/>
           <w:iCs w:val="0"/>
           <w:caps w:val="0"/>
@@ -981,20 +2307,29 @@
           <w:szCs w:val="28"/>
           <w:lang w:val="en-US"/>
         </w:rPr>
-      </w:pPr>
-    </w:p>
-    <w:p>
-      <w:pPr>
-        <w:numPr>
-          <w:ilvl w:val="0"/>
-          <w:numId w:val="0"/>
-        </w:numPr>
-        <w:spacing w:after="0" w:line="360" w:lineRule="exact"/>
-        <w:jc w:val="both"/>
+        <w:t xml:space="preserve"> журналировани</w:t>
+      </w:r>
+      <w:r>
         <w:rPr>
           <w:rFonts w:hint="default" w:ascii="Times New Roman" w:hAnsi="Times New Roman" w:eastAsia="SimSun"/>
-          <w:b/>
-          <w:bCs/>
+          <w:b w:val="0"/>
+          <w:bCs w:val="0"/>
+          <w:i w:val="0"/>
+          <w:iCs w:val="0"/>
+          <w:caps w:val="0"/>
+          <w:color w:val="000000"/>
+          <w:spacing w:val="0"/>
+          <w:sz w:val="28"/>
+          <w:szCs w:val="28"/>
+          <w:lang w:val="ru-RU"/>
+        </w:rPr>
+        <w:t>я</w:t>
+      </w:r>
+      <w:r>
+        <w:rPr>
+          <w:rFonts w:hint="default" w:ascii="Times New Roman" w:hAnsi="Times New Roman" w:eastAsia="SimSun"/>
+          <w:b w:val="0"/>
+          <w:bCs w:val="0"/>
           <w:i w:val="0"/>
           <w:iCs w:val="0"/>
           <w:caps w:val="0"/>
@@ -1004,577 +2339,7 @@
           <w:szCs w:val="28"/>
           <w:lang w:val="en-US"/>
         </w:rPr>
-      </w:pPr>
-    </w:p>
-    <w:p>
-      <w:pPr>
-        <w:numPr>
-          <w:ilvl w:val="0"/>
-          <w:numId w:val="0"/>
-        </w:numPr>
-        <w:spacing w:after="0" w:line="360" w:lineRule="exact"/>
-        <w:jc w:val="both"/>
-        <w:rPr>
-          <w:rFonts w:hint="default" w:ascii="Times New Roman" w:hAnsi="Times New Roman" w:eastAsia="SimSun"/>
-          <w:b/>
-          <w:bCs/>
-          <w:i w:val="0"/>
-          <w:iCs w:val="0"/>
-          <w:caps w:val="0"/>
-          <w:color w:val="000000"/>
-          <w:spacing w:val="0"/>
-          <w:sz w:val="28"/>
-          <w:szCs w:val="28"/>
-          <w:lang w:val="en-US"/>
-        </w:rPr>
-      </w:pPr>
-    </w:p>
-    <w:p>
-      <w:pPr>
-        <w:numPr>
-          <w:ilvl w:val="0"/>
-          <w:numId w:val="0"/>
-        </w:numPr>
-        <w:spacing w:after="0" w:line="360" w:lineRule="exact"/>
-        <w:jc w:val="both"/>
-        <w:rPr>
-          <w:rFonts w:hint="default" w:ascii="Times New Roman" w:hAnsi="Times New Roman" w:eastAsia="SimSun"/>
-          <w:b/>
-          <w:bCs/>
-          <w:i w:val="0"/>
-          <w:iCs w:val="0"/>
-          <w:caps w:val="0"/>
-          <w:color w:val="000000"/>
-          <w:spacing w:val="0"/>
-          <w:sz w:val="28"/>
-          <w:szCs w:val="28"/>
-          <w:lang w:val="en-US"/>
-        </w:rPr>
-      </w:pPr>
-    </w:p>
-    <w:p>
-      <w:pPr>
-        <w:numPr>
-          <w:ilvl w:val="0"/>
-          <w:numId w:val="0"/>
-        </w:numPr>
-        <w:spacing w:after="0" w:line="360" w:lineRule="exact"/>
-        <w:jc w:val="both"/>
-        <w:rPr>
-          <w:rFonts w:hint="default" w:ascii="Times New Roman" w:hAnsi="Times New Roman" w:eastAsia="SimSun"/>
-          <w:b/>
-          <w:bCs/>
-          <w:i w:val="0"/>
-          <w:iCs w:val="0"/>
-          <w:caps w:val="0"/>
-          <w:color w:val="000000"/>
-          <w:spacing w:val="0"/>
-          <w:sz w:val="28"/>
-          <w:szCs w:val="28"/>
-          <w:lang w:val="en-US"/>
-        </w:rPr>
-      </w:pPr>
-    </w:p>
-    <w:p>
-      <w:pPr>
-        <w:numPr>
-          <w:ilvl w:val="0"/>
-          <w:numId w:val="0"/>
-        </w:numPr>
-        <w:spacing w:after="0" w:line="360" w:lineRule="exact"/>
-        <w:jc w:val="both"/>
-        <w:rPr>
-          <w:rFonts w:hint="default" w:ascii="Times New Roman" w:hAnsi="Times New Roman" w:eastAsia="SimSun"/>
-          <w:b/>
-          <w:bCs/>
-          <w:i w:val="0"/>
-          <w:iCs w:val="0"/>
-          <w:caps w:val="0"/>
-          <w:color w:val="000000"/>
-          <w:spacing w:val="0"/>
-          <w:sz w:val="28"/>
-          <w:szCs w:val="28"/>
-          <w:lang w:val="en-US"/>
-        </w:rPr>
-      </w:pPr>
-    </w:p>
-    <w:p>
-      <w:pPr>
-        <w:numPr>
-          <w:ilvl w:val="0"/>
-          <w:numId w:val="0"/>
-        </w:numPr>
-        <w:spacing w:after="0" w:line="360" w:lineRule="exact"/>
-        <w:jc w:val="both"/>
-        <w:rPr>
-          <w:rFonts w:hint="default" w:ascii="Times New Roman" w:hAnsi="Times New Roman" w:eastAsia="SimSun"/>
-          <w:b/>
-          <w:bCs/>
-          <w:i w:val="0"/>
-          <w:iCs w:val="0"/>
-          <w:caps w:val="0"/>
-          <w:color w:val="000000"/>
-          <w:spacing w:val="0"/>
-          <w:sz w:val="28"/>
-          <w:szCs w:val="28"/>
-          <w:lang w:val="en-US"/>
-        </w:rPr>
-      </w:pPr>
-      <w:bookmarkStart w:id="0" w:name="_GoBack"/>
-      <w:bookmarkEnd w:id="0"/>
-    </w:p>
-    <w:p>
-      <w:pPr>
-        <w:spacing w:after="0" w:line="360" w:lineRule="exact"/>
-        <w:ind w:left="0" w:leftChars="0" w:firstLine="708" w:firstLineChars="0"/>
-        <w:jc w:val="both"/>
-        <w:rPr>
-          <w:rFonts w:hint="default" w:ascii="Times New Roman" w:hAnsi="Times New Roman" w:eastAsia="SimSun"/>
-          <w:b w:val="0"/>
-          <w:bCs w:val="0"/>
-          <w:i w:val="0"/>
-          <w:iCs w:val="0"/>
-          <w:caps w:val="0"/>
-          <w:color w:val="000000"/>
-          <w:spacing w:val="0"/>
-          <w:sz w:val="28"/>
-          <w:szCs w:val="28"/>
-          <w:lang w:val="ru-RU"/>
-        </w:rPr>
-      </w:pPr>
-      <w:r>
-        <w:rPr>
-          <w:rFonts w:hint="default" w:ascii="Times New Roman" w:hAnsi="Times New Roman" w:eastAsia="SimSun"/>
-          <w:b/>
-          <w:bCs/>
-          <w:i/>
-          <w:iCs/>
-          <w:caps w:val="0"/>
-          <w:color w:val="000000"/>
-          <w:spacing w:val="0"/>
-          <w:sz w:val="28"/>
-          <w:szCs w:val="28"/>
-          <w:lang w:val="ru-RU"/>
-        </w:rPr>
-        <w:t>Описание</w:t>
-      </w:r>
-      <w:r>
-        <w:rPr>
-          <w:rFonts w:hint="default" w:ascii="Times New Roman" w:hAnsi="Times New Roman" w:eastAsia="SimSun"/>
-          <w:b/>
-          <w:bCs/>
-          <w:i/>
-          <w:iCs/>
-          <w:caps w:val="0"/>
-          <w:color w:val="000000"/>
-          <w:spacing w:val="0"/>
-          <w:sz w:val="28"/>
-          <w:szCs w:val="28"/>
-          <w:lang w:val="en-US"/>
-        </w:rPr>
-        <w:t>:</w:t>
-      </w:r>
-      <w:r>
-        <w:rPr>
-          <w:rFonts w:hint="default" w:ascii="Times New Roman" w:hAnsi="Times New Roman" w:eastAsia="SimSun"/>
-          <w:b/>
-          <w:bCs/>
-          <w:i/>
-          <w:iCs/>
-          <w:caps w:val="0"/>
-          <w:color w:val="000000"/>
-          <w:spacing w:val="0"/>
-          <w:sz w:val="28"/>
-          <w:szCs w:val="28"/>
-          <w:lang w:val="ru-RU"/>
-        </w:rPr>
-        <w:t xml:space="preserve"> </w:t>
-      </w:r>
-      <w:r>
-        <w:rPr>
-          <w:rFonts w:hint="default" w:ascii="Times New Roman" w:hAnsi="Times New Roman" w:eastAsia="SimSun"/>
-          <w:b w:val="0"/>
-          <w:bCs w:val="0"/>
-          <w:i w:val="0"/>
-          <w:iCs w:val="0"/>
-          <w:caps w:val="0"/>
-          <w:color w:val="000000"/>
-          <w:spacing w:val="0"/>
-          <w:sz w:val="28"/>
-          <w:szCs w:val="28"/>
-          <w:lang w:val="ru-RU"/>
-        </w:rPr>
-        <w:t>В рамках лабораторной работы на языке Go разработано сетевое приложение для многопользовательского обмена сообщениями, функционирующее по протоколу TCP. Программа поддерживает управление списком узлов, ведение истории событий с временными метками и их синхронизацию при подключении новых участников. Сетевое взаимодействие реализовано без жёсткого кодирования параметров, с использованием различных адресов loopback-интерфейса (127.0.0.x) для имитации узлов сети и корректной обработкой завершения сессий (TCP FIN).</w:t>
-      </w:r>
-    </w:p>
-    <w:p>
-      <w:pPr>
-        <w:spacing w:after="0" w:line="360" w:lineRule="exact"/>
-        <w:jc w:val="both"/>
-        <w:rPr>
-          <w:rFonts w:hint="default" w:ascii="Times New Roman" w:hAnsi="Times New Roman" w:eastAsia="SimSun"/>
-          <w:b w:val="0"/>
-          <w:bCs w:val="0"/>
-          <w:i w:val="0"/>
-          <w:iCs w:val="0"/>
-          <w:caps w:val="0"/>
-          <w:color w:val="000000"/>
-          <w:spacing w:val="0"/>
-          <w:sz w:val="28"/>
-          <w:szCs w:val="28"/>
-          <w:lang w:val="ru-RU"/>
-        </w:rPr>
-      </w:pPr>
-    </w:p>
-    <w:p>
-      <w:pPr>
-        <w:spacing w:after="0" w:line="360" w:lineRule="exact"/>
-        <w:jc w:val="both"/>
-        <w:rPr>
-          <w:rFonts w:hint="default" w:ascii="Times New Roman" w:hAnsi="Times New Roman" w:eastAsia="SimSun" w:cs="Times New Roman"/>
-          <w:b w:val="0"/>
-          <w:bCs w:val="0"/>
-          <w:i w:val="0"/>
-          <w:iCs w:val="0"/>
-          <w:caps w:val="0"/>
-          <w:color w:val="000000"/>
-          <w:spacing w:val="0"/>
-          <w:sz w:val="28"/>
-          <w:szCs w:val="28"/>
-          <w:lang w:val="ru-RU"/>
-        </w:rPr>
-      </w:pPr>
-    </w:p>
-    <w:p>
-      <w:pPr>
-        <w:spacing w:after="0" w:line="360" w:lineRule="exact"/>
-        <w:ind w:left="0" w:leftChars="0" w:firstLine="0" w:firstLineChars="0"/>
-        <w:jc w:val="center"/>
-        <w:rPr>
-          <w:rFonts w:hint="default" w:ascii="Times New Roman" w:hAnsi="Times New Roman" w:eastAsia="SimSun" w:cs="Times New Roman"/>
-          <w:b w:val="0"/>
-          <w:bCs w:val="0"/>
-          <w:i w:val="0"/>
-          <w:iCs w:val="0"/>
-          <w:caps w:val="0"/>
-          <w:color w:val="000000"/>
-          <w:spacing w:val="0"/>
-          <w:sz w:val="28"/>
-          <w:szCs w:val="28"/>
-          <w:lang w:val="ru-RU"/>
-        </w:rPr>
-      </w:pPr>
-      <w:r>
-        <w:rPr>
-          <w:rFonts w:hint="default" w:ascii="Times New Roman" w:hAnsi="Times New Roman" w:eastAsia="SimSun" w:cs="Times New Roman"/>
-          <w:b w:val="0"/>
-          <w:bCs w:val="0"/>
-          <w:i w:val="0"/>
-          <w:iCs w:val="0"/>
-          <w:caps w:val="0"/>
-          <w:color w:val="000000"/>
-          <w:spacing w:val="0"/>
-          <w:sz w:val="28"/>
-          <w:szCs w:val="28"/>
-          <w:lang w:val="ru-RU"/>
-        </w:rPr>
-        <w:t xml:space="preserve">Рисунок 1 </w:t>
-      </w:r>
-      <w:r>
-        <w:rPr>
-          <w:rFonts w:hint="default" w:ascii="Times New Roman" w:hAnsi="Times New Roman" w:eastAsia="SimSun" w:cs="Times New Roman"/>
-          <w:b w:val="0"/>
-          <w:bCs w:val="0"/>
-          <w:i w:val="0"/>
-          <w:iCs w:val="0"/>
-          <w:caps w:val="0"/>
-          <w:color w:val="000000"/>
-          <w:spacing w:val="0"/>
-          <w:sz w:val="28"/>
-          <w:szCs w:val="28"/>
-          <w:lang w:val="en-US"/>
-        </w:rPr>
-        <w:t>-</w:t>
-      </w:r>
-      <w:r>
-        <w:rPr>
-          <w:rFonts w:hint="default" w:ascii="Times New Roman" w:hAnsi="Times New Roman" w:eastAsia="SimSun" w:cs="Times New Roman"/>
-          <w:b w:val="0"/>
-          <w:bCs w:val="0"/>
-          <w:i w:val="0"/>
-          <w:iCs w:val="0"/>
-          <w:caps w:val="0"/>
-          <w:color w:val="000000"/>
-          <w:spacing w:val="0"/>
-          <w:sz w:val="28"/>
-          <w:szCs w:val="28"/>
-          <w:lang w:val="ru-RU"/>
-        </w:rPr>
-        <w:t xml:space="preserve"> Запуск сервера на адресе 127.0.0.1:8080</w:t>
-      </w:r>
-    </w:p>
-    <w:p>
-      <w:pPr>
-        <w:spacing w:after="0" w:line="360" w:lineRule="exact"/>
-        <w:ind w:left="0" w:leftChars="0" w:firstLine="0" w:firstLineChars="0"/>
-        <w:jc w:val="center"/>
-        <w:rPr>
-          <w:rFonts w:hint="default" w:ascii="Times New Roman" w:hAnsi="Times New Roman" w:eastAsia="SimSun" w:cs="Times New Roman"/>
-          <w:b w:val="0"/>
-          <w:bCs w:val="0"/>
-          <w:i w:val="0"/>
-          <w:iCs w:val="0"/>
-          <w:caps w:val="0"/>
-          <w:color w:val="000000"/>
-          <w:spacing w:val="0"/>
-          <w:sz w:val="28"/>
-          <w:szCs w:val="28"/>
-          <w:lang w:val="ru-RU"/>
-        </w:rPr>
-      </w:pPr>
-    </w:p>
-    <w:p>
-      <w:pPr>
-        <w:spacing w:after="0" w:line="360" w:lineRule="exact"/>
-        <w:ind w:left="0" w:leftChars="0" w:firstLine="0" w:firstLineChars="0"/>
-        <w:jc w:val="center"/>
-        <w:rPr>
-          <w:rFonts w:hint="default" w:ascii="Times New Roman" w:hAnsi="Times New Roman" w:eastAsia="SimSun" w:cs="Times New Roman"/>
-          <w:b w:val="0"/>
-          <w:bCs w:val="0"/>
-          <w:i w:val="0"/>
-          <w:iCs w:val="0"/>
-          <w:caps w:val="0"/>
-          <w:color w:val="000000"/>
-          <w:spacing w:val="0"/>
-          <w:sz w:val="28"/>
-          <w:szCs w:val="28"/>
-          <w:lang w:val="ru-RU"/>
-        </w:rPr>
-      </w:pPr>
-    </w:p>
-    <w:p>
-      <w:pPr>
-        <w:spacing w:after="0" w:line="360" w:lineRule="exact"/>
-        <w:ind w:left="0" w:leftChars="0" w:firstLine="0" w:firstLineChars="0"/>
-        <w:jc w:val="center"/>
-        <w:rPr>
-          <w:rFonts w:hint="default" w:ascii="Times New Roman" w:hAnsi="Times New Roman" w:eastAsia="SimSun" w:cs="Times New Roman"/>
-          <w:b w:val="0"/>
-          <w:bCs w:val="0"/>
-          <w:i w:val="0"/>
-          <w:iCs w:val="0"/>
-          <w:caps w:val="0"/>
-          <w:color w:val="000000"/>
-          <w:spacing w:val="0"/>
-          <w:sz w:val="28"/>
-          <w:szCs w:val="28"/>
-          <w:lang w:val="ru-RU"/>
-        </w:rPr>
-      </w:pPr>
-      <w:r>
-        <w:rPr>
-          <w:rFonts w:hint="default" w:ascii="Times New Roman" w:hAnsi="Times New Roman" w:eastAsia="SimSun" w:cs="Times New Roman"/>
-          <w:b w:val="0"/>
-          <w:bCs w:val="0"/>
-          <w:i w:val="0"/>
-          <w:iCs w:val="0"/>
-          <w:caps w:val="0"/>
-          <w:color w:val="000000"/>
-          <w:spacing w:val="0"/>
-          <w:sz w:val="28"/>
-          <w:szCs w:val="28"/>
-          <w:lang w:val="ru-RU"/>
-        </w:rPr>
-        <w:t xml:space="preserve">Рисунок </w:t>
-      </w:r>
-      <w:r>
-        <w:rPr>
-          <w:rFonts w:hint="default" w:ascii="Times New Roman" w:hAnsi="Times New Roman" w:eastAsia="SimSun" w:cs="Times New Roman"/>
-          <w:b w:val="0"/>
-          <w:bCs w:val="0"/>
-          <w:i w:val="0"/>
-          <w:iCs w:val="0"/>
-          <w:caps w:val="0"/>
-          <w:color w:val="000000"/>
-          <w:spacing w:val="0"/>
-          <w:sz w:val="28"/>
-          <w:szCs w:val="28"/>
-          <w:lang w:val="en-US"/>
-        </w:rPr>
-        <w:t>2</w:t>
-      </w:r>
-      <w:r>
-        <w:rPr>
-          <w:rFonts w:hint="default" w:ascii="Times New Roman" w:hAnsi="Times New Roman" w:eastAsia="SimSun" w:cs="Times New Roman"/>
-          <w:b w:val="0"/>
-          <w:bCs w:val="0"/>
-          <w:i w:val="0"/>
-          <w:iCs w:val="0"/>
-          <w:caps w:val="0"/>
-          <w:color w:val="000000"/>
-          <w:spacing w:val="0"/>
-          <w:sz w:val="28"/>
-          <w:szCs w:val="28"/>
-          <w:lang w:val="ru-RU"/>
-        </w:rPr>
-        <w:t xml:space="preserve"> </w:t>
-      </w:r>
-      <w:r>
-        <w:rPr>
-          <w:rFonts w:hint="default" w:ascii="Times New Roman" w:hAnsi="Times New Roman" w:eastAsia="SimSun" w:cs="Times New Roman"/>
-          <w:b w:val="0"/>
-          <w:bCs w:val="0"/>
-          <w:i w:val="0"/>
-          <w:iCs w:val="0"/>
-          <w:caps w:val="0"/>
-          <w:color w:val="000000"/>
-          <w:spacing w:val="0"/>
-          <w:sz w:val="28"/>
-          <w:szCs w:val="28"/>
-          <w:lang w:val="en-US"/>
-        </w:rPr>
-        <w:t xml:space="preserve">- Подключение клиента </w:t>
-      </w:r>
-      <w:r>
-        <w:rPr>
-          <w:rFonts w:hint="default" w:ascii="Times New Roman" w:hAnsi="Times New Roman" w:eastAsia="SimSun" w:cs="Times New Roman"/>
-          <w:b w:val="0"/>
-          <w:bCs w:val="0"/>
-          <w:i w:val="0"/>
-          <w:iCs w:val="0"/>
-          <w:caps w:val="0"/>
-          <w:color w:val="000000"/>
-          <w:spacing w:val="0"/>
-          <w:sz w:val="28"/>
-          <w:szCs w:val="28"/>
-          <w:lang w:val="ru-RU"/>
-        </w:rPr>
-        <w:t xml:space="preserve">«дима_1» </w:t>
-      </w:r>
-      <w:r>
-        <w:rPr>
-          <w:rFonts w:hint="default" w:ascii="Times New Roman" w:hAnsi="Times New Roman" w:eastAsia="SimSun" w:cs="Times New Roman"/>
-          <w:b w:val="0"/>
-          <w:bCs w:val="0"/>
-          <w:i w:val="0"/>
-          <w:iCs w:val="0"/>
-          <w:caps w:val="0"/>
-          <w:color w:val="000000"/>
-          <w:spacing w:val="0"/>
-          <w:sz w:val="28"/>
-          <w:szCs w:val="28"/>
-          <w:lang w:val="en-US"/>
-        </w:rPr>
-        <w:t>к серверу</w:t>
-      </w:r>
-    </w:p>
-    <w:p>
-      <w:pPr>
-        <w:spacing w:after="0" w:line="360" w:lineRule="exact"/>
-        <w:ind w:left="0" w:leftChars="0" w:firstLine="708" w:firstLineChars="0"/>
-        <w:jc w:val="both"/>
-        <w:rPr>
-          <w:rFonts w:hint="default" w:ascii="Times New Roman" w:hAnsi="Times New Roman" w:eastAsia="SimSun" w:cs="Times New Roman"/>
-          <w:b w:val="0"/>
-          <w:bCs w:val="0"/>
-          <w:i w:val="0"/>
-          <w:iCs w:val="0"/>
-          <w:caps w:val="0"/>
-          <w:color w:val="000000"/>
-          <w:spacing w:val="0"/>
-          <w:sz w:val="28"/>
-          <w:szCs w:val="28"/>
-          <w:lang w:val="ru-RU"/>
-        </w:rPr>
-      </w:pPr>
-    </w:p>
-    <w:p>
-      <w:pPr>
-        <w:spacing w:after="0" w:line="360" w:lineRule="exact"/>
-        <w:ind w:left="0" w:leftChars="0" w:firstLine="708" w:firstLineChars="0"/>
-        <w:jc w:val="both"/>
-        <w:rPr>
-          <w:rFonts w:hint="default" w:ascii="Times New Roman" w:hAnsi="Times New Roman" w:eastAsia="SimSun" w:cs="Times New Roman"/>
-          <w:b w:val="0"/>
-          <w:bCs w:val="0"/>
-          <w:i w:val="0"/>
-          <w:iCs w:val="0"/>
-          <w:caps w:val="0"/>
-          <w:color w:val="000000"/>
-          <w:spacing w:val="0"/>
-          <w:sz w:val="28"/>
-          <w:szCs w:val="28"/>
-          <w:lang w:val="ru-RU"/>
-        </w:rPr>
-      </w:pPr>
-    </w:p>
-    <w:p>
-      <w:pPr>
-        <w:spacing w:after="0" w:line="360" w:lineRule="exact"/>
-        <w:ind w:left="0" w:leftChars="0" w:firstLine="708" w:firstLineChars="0"/>
-        <w:jc w:val="both"/>
-        <w:rPr>
-          <w:rFonts w:hint="default" w:ascii="Times New Roman" w:hAnsi="Times New Roman" w:eastAsia="SimSun" w:cs="Times New Roman"/>
-          <w:b w:val="0"/>
-          <w:bCs w:val="0"/>
-          <w:i w:val="0"/>
-          <w:iCs w:val="0"/>
-          <w:caps w:val="0"/>
-          <w:color w:val="000000"/>
-          <w:spacing w:val="0"/>
-          <w:sz w:val="28"/>
-          <w:szCs w:val="28"/>
-          <w:lang w:val="ru-RU" w:eastAsia="zh-CN"/>
-        </w:rPr>
-      </w:pPr>
-      <w:r>
-        <w:rPr>
-          <w:rFonts w:hint="default" w:ascii="Times New Roman" w:hAnsi="Times New Roman" w:eastAsia="SimSun"/>
-          <w:b/>
-          <w:bCs/>
-          <w:i/>
-          <w:iCs/>
-          <w:caps w:val="0"/>
-          <w:color w:val="000000"/>
-          <w:spacing w:val="0"/>
-          <w:sz w:val="28"/>
-          <w:szCs w:val="28"/>
-          <w:lang w:val="ru-RU"/>
-        </w:rPr>
-        <w:t>Вывод</w:t>
-      </w:r>
-      <w:r>
-        <w:rPr>
-          <w:rFonts w:hint="default" w:ascii="Times New Roman" w:hAnsi="Times New Roman" w:eastAsia="SimSun"/>
-          <w:b/>
-          <w:bCs/>
-          <w:i/>
-          <w:iCs/>
-          <w:caps w:val="0"/>
-          <w:color w:val="000000"/>
-          <w:spacing w:val="0"/>
-          <w:sz w:val="28"/>
-          <w:szCs w:val="28"/>
-          <w:lang w:val="en-US"/>
-        </w:rPr>
-        <w:t xml:space="preserve">: </w:t>
-      </w:r>
-      <w:r>
-        <w:rPr>
-          <w:rFonts w:hint="default" w:ascii="Times New Roman" w:hAnsi="Times New Roman" w:eastAsia="SimSun"/>
-          <w:b w:val="0"/>
-          <w:bCs w:val="0"/>
-          <w:i w:val="0"/>
-          <w:iCs w:val="0"/>
-          <w:caps w:val="0"/>
-          <w:color w:val="000000"/>
-          <w:spacing w:val="0"/>
-          <w:sz w:val="28"/>
-          <w:szCs w:val="28"/>
-          <w:lang w:val="en-US"/>
-        </w:rPr>
-        <w:t>В ходе выполнения лабораторной работы было разработано сетевое приложение для обмена сообщениями в локальной сети. Успешно реализован протокол передачи данных поверх TCP, обеспечивающий корректную передачу текста. С помощью сетевого анализатора Wireshark на практике изучены процессы установки и завершения TCP-соединений , а также доказана корректность работы программы в многопользовательском режиме с использованием loopback-интерфейсов.</w:t>
+        <w:t xml:space="preserve"> входящих ответов, а так же имеет функцию ограничения доступа к выбранным сайтам. Так же был изучен протокол HTTP и методы работы с ним.</w:t>
       </w:r>
     </w:p>
     <w:sectPr>

--- a/lab_4/отчет_4.docx
+++ b/lab_4/отчет_4.docx
@@ -1095,23 +1095,23 @@
         <w:jc w:val="center"/>
         <w:rPr>
           <w:rFonts w:hint="default" w:ascii="Times New Roman" w:hAnsi="Times New Roman" w:eastAsia="SimSun" w:cs="Times New Roman"/>
-          <w:b/>
-          <w:bCs/>
-          <w:i w:val="0"/>
-          <w:iCs w:val="0"/>
-          <w:caps w:val="0"/>
-          <w:color w:val="000000"/>
-          <w:spacing w:val="0"/>
-          <w:sz w:val="28"/>
-          <w:szCs w:val="28"/>
-          <w:lang w:val="ru-RU"/>
-        </w:rPr>
-      </w:pPr>
-      <w:r>
-        <w:rPr>
-          <w:rFonts w:hint="default" w:ascii="Times New Roman" w:hAnsi="Times New Roman" w:eastAsia="SimSun" w:cs="Times New Roman"/>
-          <w:b/>
-          <w:bCs/>
+          <w:b w:val="0"/>
+          <w:bCs w:val="0"/>
+          <w:i w:val="0"/>
+          <w:iCs w:val="0"/>
+          <w:caps w:val="0"/>
+          <w:color w:val="000000"/>
+          <w:spacing w:val="0"/>
+          <w:sz w:val="28"/>
+          <w:szCs w:val="28"/>
+          <w:lang w:val="ru-RU"/>
+        </w:rPr>
+      </w:pPr>
+      <w:r>
+        <w:rPr>
+          <w:rFonts w:hint="default" w:ascii="Times New Roman" w:hAnsi="Times New Roman" w:eastAsia="SimSun" w:cs="Times New Roman"/>
+          <w:b w:val="0"/>
+          <w:bCs w:val="0"/>
           <w:i w:val="0"/>
           <w:iCs w:val="0"/>
           <w:caps w:val="0"/>
@@ -1126,8 +1126,8 @@
       <w:r>
         <w:rPr>
           <w:rFonts w:hint="default" w:ascii="Times New Roman" w:hAnsi="Times New Roman" w:eastAsia="SimSun" w:cs="Times New Roman"/>
-          <w:b/>
-          <w:bCs/>
+          <w:b w:val="0"/>
+          <w:bCs w:val="0"/>
           <w:i w:val="0"/>
           <w:iCs w:val="0"/>
           <w:caps w:val="0"/>
@@ -1142,8 +1142,8 @@
       <w:r>
         <w:rPr>
           <w:rFonts w:hint="default" w:ascii="Times New Roman" w:hAnsi="Times New Roman" w:eastAsia="SimSun" w:cs="Times New Roman"/>
-          <w:b/>
-          <w:bCs/>
+          <w:b w:val="0"/>
+          <w:bCs w:val="0"/>
           <w:i w:val="0"/>
           <w:iCs w:val="0"/>
           <w:caps w:val="0"/>
@@ -1158,8 +1158,8 @@
       <w:r>
         <w:rPr>
           <w:rFonts w:hint="default" w:ascii="Times New Roman" w:hAnsi="Times New Roman" w:eastAsia="SimSun" w:cs="Times New Roman"/>
-          <w:b/>
-          <w:bCs/>
+          <w:b w:val="0"/>
+          <w:bCs w:val="0"/>
           <w:i w:val="0"/>
           <w:iCs w:val="0"/>
           <w:caps w:val="0"/>
@@ -1174,8 +1174,8 @@
       <w:r>
         <w:rPr>
           <w:rFonts w:hint="default" w:ascii="Times New Roman" w:hAnsi="Times New Roman" w:eastAsia="SimSun" w:cs="Times New Roman"/>
-          <w:b/>
-          <w:bCs/>
+          <w:b w:val="0"/>
+          <w:bCs w:val="0"/>
           <w:i w:val="0"/>
           <w:iCs w:val="0"/>
           <w:caps w:val="0"/>
@@ -1190,8 +1190,8 @@
       <w:r>
         <w:rPr>
           <w:rFonts w:hint="default" w:ascii="Times New Roman" w:hAnsi="Times New Roman" w:eastAsia="SimSun" w:cs="Times New Roman"/>
-          <w:b/>
-          <w:bCs/>
+          <w:b w:val="0"/>
+          <w:bCs w:val="0"/>
           <w:i w:val="0"/>
           <w:iCs w:val="0"/>
           <w:caps w:val="0"/>
@@ -1206,8 +1206,8 @@
       <w:r>
         <w:rPr>
           <w:rFonts w:hint="default" w:ascii="Times New Roman" w:hAnsi="Times New Roman" w:eastAsia="SimSun" w:cs="Times New Roman"/>
-          <w:b/>
-          <w:bCs/>
+          <w:b w:val="0"/>
+          <w:bCs w:val="0"/>
           <w:i w:val="0"/>
           <w:iCs w:val="0"/>
           <w:caps w:val="0"/>
@@ -1222,8 +1222,8 @@
       <w:r>
         <w:rPr>
           <w:rFonts w:hint="default" w:ascii="Times New Roman" w:hAnsi="Times New Roman" w:eastAsia="SimSun" w:cs="Times New Roman"/>
-          <w:b/>
-          <w:bCs/>
+          <w:b w:val="0"/>
+          <w:bCs w:val="0"/>
           <w:i w:val="0"/>
           <w:iCs w:val="0"/>
           <w:caps w:val="0"/>
@@ -1238,8 +1238,8 @@
       <w:r>
         <w:rPr>
           <w:rFonts w:hint="default" w:ascii="Times New Roman" w:hAnsi="Times New Roman" w:eastAsia="SimSun" w:cs="Times New Roman"/>
-          <w:b/>
-          <w:bCs/>
+          <w:b w:val="0"/>
+          <w:bCs w:val="0"/>
           <w:i w:val="0"/>
           <w:iCs w:val="0"/>
           <w:caps w:val="0"/>
@@ -1291,11 +1291,216 @@
           <w:lang w:val="ru-RU"/>
         </w:rPr>
       </w:pPr>
-    </w:p>
-    <w:p>
-      <w:pPr>
-        <w:spacing w:after="0" w:line="360" w:lineRule="exact"/>
-        <w:ind w:left="0" w:leftChars="0" w:firstLine="708" w:firstLineChars="0"/>
+      <w:r>
+        <w:rPr>
+          <w:rFonts w:hint="default" w:ascii="Times New Roman" w:hAnsi="Times New Roman" w:eastAsia="SimSun" w:cs="Times New Roman"/>
+          <w:b w:val="0"/>
+          <w:bCs w:val="0"/>
+          <w:i w:val="0"/>
+          <w:iCs w:val="0"/>
+          <w:caps w:val="0"/>
+          <w:color w:val="000000"/>
+          <w:spacing w:val="0"/>
+          <w:sz w:val="28"/>
+          <w:szCs w:val="28"/>
+          <w:lang w:val="ru-RU"/>
+        </w:rPr>
+        <w:drawing>
+          <wp:anchor distT="0" distB="0" distL="114300" distR="114300" simplePos="0" relativeHeight="251661312" behindDoc="0" locked="0" layoutInCell="1" allowOverlap="1">
+            <wp:simplePos x="0" y="0"/>
+            <wp:positionH relativeFrom="column">
+              <wp:posOffset>0</wp:posOffset>
+            </wp:positionH>
+            <wp:positionV relativeFrom="paragraph">
+              <wp:posOffset>0</wp:posOffset>
+            </wp:positionV>
+            <wp:extent cx="5935345" cy="222250"/>
+            <wp:effectExtent l="0" t="0" r="8255" b="6350"/>
+            <wp:wrapTopAndBottom/>
+            <wp:docPr id="3" name="Изображение 3" descr="{5250CDD2-BFF3-4587-ACA0-DF6382F5A08C}"/>
+            <wp:cNvGraphicFramePr>
+              <a:graphicFrameLocks xmlns:a="http://schemas.openxmlformats.org/drawingml/2006/main" noChangeAspect="1"/>
+            </wp:cNvGraphicFramePr>
+            <a:graphic xmlns:a="http://schemas.openxmlformats.org/drawingml/2006/main">
+              <a:graphicData uri="http://schemas.openxmlformats.org/drawingml/2006/picture">
+                <pic:pic xmlns:pic="http://schemas.openxmlformats.org/drawingml/2006/picture">
+                  <pic:nvPicPr>
+                    <pic:cNvPr id="3" name="Изображение 3" descr="{5250CDD2-BFF3-4587-ACA0-DF6382F5A08C}"/>
+                    <pic:cNvPicPr>
+                      <a:picLocks noChangeAspect="1"/>
+                    </pic:cNvPicPr>
+                  </pic:nvPicPr>
+                  <pic:blipFill>
+                    <a:blip r:embed="rId8"/>
+                    <a:stretch>
+                      <a:fillRect/>
+                    </a:stretch>
+                  </pic:blipFill>
+                  <pic:spPr>
+                    <a:xfrm>
+                      <a:off x="0" y="0"/>
+                      <a:ext cx="5935345" cy="222250"/>
+                    </a:xfrm>
+                    <a:prstGeom prst="rect">
+                      <a:avLst/>
+                    </a:prstGeom>
+                  </pic:spPr>
+                </pic:pic>
+              </a:graphicData>
+            </a:graphic>
+          </wp:anchor>
+        </w:drawing>
+      </w:r>
+    </w:p>
+    <w:p>
+      <w:pPr>
+        <w:spacing w:after="0" w:line="360" w:lineRule="exact"/>
+        <w:jc w:val="center"/>
+        <w:rPr>
+          <w:rFonts w:hint="default" w:ascii="Times New Roman" w:hAnsi="Times New Roman" w:eastAsia="SimSun" w:cs="Times New Roman"/>
+          <w:b w:val="0"/>
+          <w:bCs w:val="0"/>
+          <w:i w:val="0"/>
+          <w:iCs w:val="0"/>
+          <w:caps w:val="0"/>
+          <w:color w:val="000000"/>
+          <w:spacing w:val="0"/>
+          <w:sz w:val="28"/>
+          <w:szCs w:val="28"/>
+          <w:lang w:val="ru-RU"/>
+        </w:rPr>
+      </w:pPr>
+      <w:r>
+        <w:rPr>
+          <w:rFonts w:hint="default" w:ascii="Times New Roman" w:hAnsi="Times New Roman" w:eastAsia="SimSun" w:cs="Times New Roman"/>
+          <w:b w:val="0"/>
+          <w:bCs w:val="0"/>
+          <w:i w:val="0"/>
+          <w:iCs w:val="0"/>
+          <w:caps w:val="0"/>
+          <w:color w:val="000000"/>
+          <w:spacing w:val="0"/>
+          <w:sz w:val="28"/>
+          <w:szCs w:val="28"/>
+          <w:lang w:val="ru-RU"/>
+        </w:rPr>
+        <w:t>Рисунок 3 – Что отображается в «</w:t>
+      </w:r>
+      <w:r>
+        <w:rPr>
+          <w:rFonts w:hint="default" w:ascii="Times New Roman" w:hAnsi="Times New Roman" w:eastAsia="SimSun" w:cs="Times New Roman"/>
+          <w:b w:val="0"/>
+          <w:bCs w:val="0"/>
+          <w:i w:val="0"/>
+          <w:iCs w:val="0"/>
+          <w:caps w:val="0"/>
+          <w:color w:val="000000"/>
+          <w:spacing w:val="0"/>
+          <w:sz w:val="28"/>
+          <w:szCs w:val="28"/>
+          <w:lang w:val="en-US"/>
+        </w:rPr>
+        <w:t>W</w:t>
+      </w:r>
+      <w:r>
+        <w:rPr>
+          <w:rFonts w:hint="default" w:ascii="Times New Roman" w:hAnsi="Times New Roman" w:eastAsia="SimSun" w:cs="Times New Roman"/>
+          <w:b w:val="0"/>
+          <w:bCs w:val="0"/>
+          <w:i w:val="0"/>
+          <w:iCs w:val="0"/>
+          <w:caps w:val="0"/>
+          <w:color w:val="000000"/>
+          <w:spacing w:val="0"/>
+          <w:sz w:val="28"/>
+          <w:szCs w:val="28"/>
+          <w:lang w:val="ru-RU"/>
+        </w:rPr>
+        <w:t>ireshark»</w:t>
+      </w:r>
+    </w:p>
+    <w:p>
+      <w:pPr>
+        <w:spacing w:after="0" w:line="360" w:lineRule="exact"/>
+        <w:jc w:val="center"/>
+        <w:rPr>
+          <w:rFonts w:hint="default" w:ascii="Times New Roman" w:hAnsi="Times New Roman" w:eastAsia="SimSun" w:cs="Times New Roman"/>
+          <w:b w:val="0"/>
+          <w:bCs w:val="0"/>
+          <w:i w:val="0"/>
+          <w:iCs w:val="0"/>
+          <w:caps w:val="0"/>
+          <w:color w:val="000000"/>
+          <w:spacing w:val="0"/>
+          <w:sz w:val="28"/>
+          <w:szCs w:val="28"/>
+          <w:lang w:val="ru-RU"/>
+        </w:rPr>
+      </w:pPr>
+      <w:r>
+        <w:rPr>
+          <w:rFonts w:hint="default" w:ascii="Times New Roman" w:hAnsi="Times New Roman" w:eastAsia="SimSun" w:cs="Times New Roman"/>
+          <w:b w:val="0"/>
+          <w:bCs w:val="0"/>
+          <w:i w:val="0"/>
+          <w:iCs w:val="0"/>
+          <w:caps w:val="0"/>
+          <w:color w:val="000000"/>
+          <w:spacing w:val="0"/>
+          <w:sz w:val="28"/>
+          <w:szCs w:val="28"/>
+          <w:lang w:val="en-US"/>
+        </w:rPr>
+        <w:drawing>
+          <wp:anchor distT="0" distB="0" distL="114300" distR="114300" simplePos="0" relativeHeight="251663360" behindDoc="0" locked="0" layoutInCell="1" allowOverlap="1">
+            <wp:simplePos x="0" y="0"/>
+            <wp:positionH relativeFrom="column">
+              <wp:posOffset>0</wp:posOffset>
+            </wp:positionH>
+            <wp:positionV relativeFrom="paragraph">
+              <wp:posOffset>252095</wp:posOffset>
+            </wp:positionV>
+            <wp:extent cx="5932805" cy="437515"/>
+            <wp:effectExtent l="0" t="0" r="10795" b="4445"/>
+            <wp:wrapTopAndBottom/>
+            <wp:docPr id="6" name="Изображение 6" descr="{84826401-03D7-4E9C-974B-355A3E0787BA}"/>
+            <wp:cNvGraphicFramePr>
+              <a:graphicFrameLocks xmlns:a="http://schemas.openxmlformats.org/drawingml/2006/main" noChangeAspect="1"/>
+            </wp:cNvGraphicFramePr>
+            <a:graphic xmlns:a="http://schemas.openxmlformats.org/drawingml/2006/main">
+              <a:graphicData uri="http://schemas.openxmlformats.org/drawingml/2006/picture">
+                <pic:pic xmlns:pic="http://schemas.openxmlformats.org/drawingml/2006/picture">
+                  <pic:nvPicPr>
+                    <pic:cNvPr id="6" name="Изображение 6" descr="{84826401-03D7-4E9C-974B-355A3E0787BA}"/>
+                    <pic:cNvPicPr>
+                      <a:picLocks noChangeAspect="1"/>
+                    </pic:cNvPicPr>
+                  </pic:nvPicPr>
+                  <pic:blipFill>
+                    <a:blip r:embed="rId9"/>
+                    <a:stretch>
+                      <a:fillRect/>
+                    </a:stretch>
+                  </pic:blipFill>
+                  <pic:spPr>
+                    <a:xfrm>
+                      <a:off x="0" y="0"/>
+                      <a:ext cx="5932805" cy="437515"/>
+                    </a:xfrm>
+                    <a:prstGeom prst="rect">
+                      <a:avLst/>
+                    </a:prstGeom>
+                  </pic:spPr>
+                </pic:pic>
+              </a:graphicData>
+            </a:graphic>
+          </wp:anchor>
+        </w:drawing>
+      </w:r>
+    </w:p>
+    <w:p>
+      <w:pPr>
+        <w:spacing w:after="0" w:line="360" w:lineRule="exact"/>
         <w:jc w:val="both"/>
         <w:rPr>
           <w:rFonts w:hint="default" w:ascii="Times New Roman" w:hAnsi="Times New Roman" w:eastAsia="SimSun" w:cs="Times New Roman"/>
@@ -1344,9 +1549,51 @@
           <w:szCs w:val="28"/>
           <w:lang w:val="ru-RU"/>
         </w:rPr>
-        <w:t>Рисунок 3 – Что отображается в «</w:t>
-      </w:r>
-      <w:r>
+        <w:t>Рисунок 4 – Запросы отправляются с порта прокси-сервера (8080)</w:t>
+      </w:r>
+    </w:p>
+    <w:p>
+      <w:pPr>
+        <w:spacing w:after="0" w:line="360" w:lineRule="exact"/>
+        <w:jc w:val="center"/>
+        <w:rPr>
+          <w:rFonts w:hint="default" w:ascii="Times New Roman" w:hAnsi="Times New Roman" w:eastAsia="SimSun" w:cs="Times New Roman"/>
+          <w:b w:val="0"/>
+          <w:bCs w:val="0"/>
+          <w:i w:val="0"/>
+          <w:iCs w:val="0"/>
+          <w:caps w:val="0"/>
+          <w:color w:val="000000"/>
+          <w:spacing w:val="0"/>
+          <w:sz w:val="28"/>
+          <w:szCs w:val="28"/>
+          <w:lang w:val="ru-RU"/>
+        </w:rPr>
+      </w:pPr>
+    </w:p>
+    <w:p>
+      <w:pPr>
+        <w:spacing w:after="0" w:line="360" w:lineRule="exact"/>
+        <w:jc w:val="center"/>
+        <w:rPr>
+          <w:rFonts w:hint="default" w:ascii="Times New Roman" w:hAnsi="Times New Roman" w:eastAsia="SimSun" w:cs="Times New Roman"/>
+          <w:b w:val="0"/>
+          <w:bCs w:val="0"/>
+          <w:i w:val="0"/>
+          <w:iCs w:val="0"/>
+          <w:caps w:val="0"/>
+          <w:color w:val="000000"/>
+          <w:spacing w:val="0"/>
+          <w:sz w:val="28"/>
+          <w:szCs w:val="28"/>
+          <w:lang w:val="ru-RU"/>
+        </w:rPr>
+      </w:pPr>
+    </w:p>
+    <w:p>
+      <w:pPr>
+        <w:spacing w:after="0" w:line="360" w:lineRule="exact"/>
+        <w:jc w:val="center"/>
         <w:rPr>
           <w:rFonts w:hint="default" w:ascii="Times New Roman" w:hAnsi="Times New Roman" w:eastAsia="SimSun" w:cs="Times New Roman"/>
           <w:b w:val="0"/>
@@ -1360,173 +1607,67 @@
           <w:szCs w:val="28"/>
           <w:lang w:val="en-US"/>
         </w:rPr>
-        <w:t>W</w:t>
-      </w:r>
-      <w:r>
-        <w:rPr>
-          <w:rFonts w:hint="default" w:ascii="Times New Roman" w:hAnsi="Times New Roman" w:eastAsia="SimSun" w:cs="Times New Roman"/>
-          <w:b w:val="0"/>
-          <w:bCs w:val="0"/>
-          <w:i w:val="0"/>
-          <w:iCs w:val="0"/>
-          <w:caps w:val="0"/>
-          <w:color w:val="000000"/>
-          <w:spacing w:val="0"/>
-          <w:sz w:val="28"/>
-          <w:szCs w:val="28"/>
-          <w:lang w:val="ru-RU"/>
-        </w:rPr>
-        <w:t>ireshark»</w:t>
-      </w:r>
-    </w:p>
-    <w:p>
-      <w:pPr>
-        <w:spacing w:after="0" w:line="360" w:lineRule="exact"/>
-        <w:jc w:val="center"/>
-        <w:rPr>
-          <w:rFonts w:hint="default" w:ascii="Times New Roman" w:hAnsi="Times New Roman" w:eastAsia="SimSun" w:cs="Times New Roman"/>
-          <w:b w:val="0"/>
-          <w:bCs w:val="0"/>
-          <w:i w:val="0"/>
-          <w:iCs w:val="0"/>
-          <w:caps w:val="0"/>
-          <w:color w:val="000000"/>
-          <w:spacing w:val="0"/>
-          <w:sz w:val="28"/>
-          <w:szCs w:val="28"/>
-          <w:lang w:val="ru-RU"/>
-        </w:rPr>
-      </w:pPr>
-    </w:p>
-    <w:p>
-      <w:pPr>
-        <w:spacing w:after="0" w:line="360" w:lineRule="exact"/>
-        <w:jc w:val="center"/>
-        <w:rPr>
-          <w:rFonts w:hint="default" w:ascii="Times New Roman" w:hAnsi="Times New Roman" w:eastAsia="SimSun" w:cs="Times New Roman"/>
-          <w:b w:val="0"/>
-          <w:bCs w:val="0"/>
-          <w:i w:val="0"/>
-          <w:iCs w:val="0"/>
-          <w:caps w:val="0"/>
-          <w:color w:val="000000"/>
-          <w:spacing w:val="0"/>
-          <w:sz w:val="28"/>
-          <w:szCs w:val="28"/>
-          <w:lang w:val="ru-RU"/>
-        </w:rPr>
-      </w:pPr>
-    </w:p>
-    <w:p>
-      <w:pPr>
-        <w:spacing w:after="0" w:line="360" w:lineRule="exact"/>
-        <w:jc w:val="center"/>
-        <w:rPr>
-          <w:rFonts w:hint="default" w:ascii="Times New Roman" w:hAnsi="Times New Roman" w:eastAsia="SimSun" w:cs="Times New Roman"/>
-          <w:b w:val="0"/>
-          <w:bCs w:val="0"/>
-          <w:i w:val="0"/>
-          <w:iCs w:val="0"/>
-          <w:caps w:val="0"/>
-          <w:color w:val="000000"/>
-          <w:spacing w:val="0"/>
-          <w:sz w:val="28"/>
-          <w:szCs w:val="28"/>
-          <w:lang w:val="ru-RU"/>
-        </w:rPr>
-      </w:pPr>
-    </w:p>
-    <w:p>
-      <w:pPr>
-        <w:spacing w:after="0" w:line="360" w:lineRule="exact"/>
-        <w:jc w:val="center"/>
-        <w:rPr>
-          <w:rFonts w:hint="default" w:ascii="Times New Roman" w:hAnsi="Times New Roman" w:eastAsia="SimSun" w:cs="Times New Roman"/>
-          <w:b w:val="0"/>
-          <w:bCs w:val="0"/>
-          <w:i w:val="0"/>
-          <w:iCs w:val="0"/>
-          <w:caps w:val="0"/>
-          <w:color w:val="000000"/>
-          <w:spacing w:val="0"/>
-          <w:sz w:val="28"/>
-          <w:szCs w:val="28"/>
-          <w:lang w:val="ru-RU"/>
-        </w:rPr>
-      </w:pPr>
-      <w:r>
-        <w:rPr>
-          <w:rFonts w:hint="default" w:ascii="Times New Roman" w:hAnsi="Times New Roman" w:eastAsia="SimSun" w:cs="Times New Roman"/>
-          <w:b w:val="0"/>
-          <w:bCs w:val="0"/>
-          <w:i w:val="0"/>
-          <w:iCs w:val="0"/>
-          <w:caps w:val="0"/>
-          <w:color w:val="000000"/>
-          <w:spacing w:val="0"/>
-          <w:sz w:val="28"/>
-          <w:szCs w:val="28"/>
-          <w:lang w:val="ru-RU"/>
-        </w:rPr>
-        <w:t>Рисунок 4 – Запросы отправляются с порта прокси-сервера (8080)</w:t>
-      </w:r>
-    </w:p>
-    <w:p>
-      <w:pPr>
-        <w:spacing w:after="0" w:line="360" w:lineRule="exact"/>
-        <w:jc w:val="center"/>
-        <w:rPr>
-          <w:rFonts w:hint="default" w:ascii="Times New Roman" w:hAnsi="Times New Roman" w:eastAsia="SimSun" w:cs="Times New Roman"/>
-          <w:b w:val="0"/>
-          <w:bCs w:val="0"/>
-          <w:i w:val="0"/>
-          <w:iCs w:val="0"/>
-          <w:caps w:val="0"/>
-          <w:color w:val="000000"/>
-          <w:spacing w:val="0"/>
-          <w:sz w:val="28"/>
-          <w:szCs w:val="28"/>
-          <w:lang w:val="ru-RU"/>
-        </w:rPr>
-      </w:pPr>
-    </w:p>
-    <w:p>
-      <w:pPr>
-        <w:spacing w:after="0" w:line="360" w:lineRule="exact"/>
-        <w:jc w:val="center"/>
-        <w:rPr>
-          <w:rFonts w:hint="default" w:ascii="Times New Roman" w:hAnsi="Times New Roman" w:eastAsia="SimSun" w:cs="Times New Roman"/>
-          <w:b w:val="0"/>
-          <w:bCs w:val="0"/>
-          <w:i w:val="0"/>
-          <w:iCs w:val="0"/>
-          <w:caps w:val="0"/>
-          <w:color w:val="000000"/>
-          <w:spacing w:val="0"/>
-          <w:sz w:val="28"/>
-          <w:szCs w:val="28"/>
-          <w:lang w:val="ru-RU"/>
-        </w:rPr>
-      </w:pPr>
-    </w:p>
-    <w:p>
-      <w:pPr>
-        <w:spacing w:after="0" w:line="360" w:lineRule="exact"/>
-        <w:jc w:val="center"/>
-        <w:rPr>
-          <w:rFonts w:hint="default" w:ascii="Times New Roman" w:hAnsi="Times New Roman" w:eastAsia="SimSun" w:cs="Times New Roman"/>
-          <w:b w:val="0"/>
-          <w:bCs w:val="0"/>
-          <w:i w:val="0"/>
-          <w:iCs w:val="0"/>
-          <w:caps w:val="0"/>
-          <w:color w:val="000000"/>
-          <w:spacing w:val="0"/>
-          <w:sz w:val="28"/>
-          <w:szCs w:val="28"/>
-          <w:lang w:val="ru-RU"/>
-        </w:rPr>
-      </w:pPr>
+      </w:pPr>
+      <w:r>
+        <w:rPr>
+          <w:rFonts w:hint="default" w:ascii="Times New Roman" w:hAnsi="Times New Roman" w:eastAsia="SimSun" w:cs="Times New Roman"/>
+          <w:b w:val="0"/>
+          <w:bCs w:val="0"/>
+          <w:i w:val="0"/>
+          <w:iCs w:val="0"/>
+          <w:caps w:val="0"/>
+          <w:color w:val="000000"/>
+          <w:spacing w:val="0"/>
+          <w:sz w:val="28"/>
+          <w:szCs w:val="28"/>
+          <w:lang w:val="ru-RU"/>
+        </w:rPr>
+        <w:drawing>
+          <wp:anchor distT="0" distB="0" distL="114300" distR="114300" simplePos="0" relativeHeight="251662336" behindDoc="0" locked="0" layoutInCell="1" allowOverlap="1">
+            <wp:simplePos x="0" y="0"/>
+            <wp:positionH relativeFrom="column">
+              <wp:posOffset>0</wp:posOffset>
+            </wp:positionH>
+            <wp:positionV relativeFrom="paragraph">
+              <wp:posOffset>0</wp:posOffset>
+            </wp:positionV>
+            <wp:extent cx="5932805" cy="1054100"/>
+            <wp:effectExtent l="0" t="0" r="10795" b="12700"/>
+            <wp:wrapTopAndBottom/>
+            <wp:docPr id="5" name="Изображение 5" descr="{01C4FC5C-02EA-4573-ABAC-3E7FB928ED26}"/>
+            <wp:cNvGraphicFramePr>
+              <a:graphicFrameLocks xmlns:a="http://schemas.openxmlformats.org/drawingml/2006/main" noChangeAspect="1"/>
+            </wp:cNvGraphicFramePr>
+            <a:graphic xmlns:a="http://schemas.openxmlformats.org/drawingml/2006/main">
+              <a:graphicData uri="http://schemas.openxmlformats.org/drawingml/2006/picture">
+                <pic:pic xmlns:pic="http://schemas.openxmlformats.org/drawingml/2006/picture">
+                  <pic:nvPicPr>
+                    <pic:cNvPr id="5" name="Изображение 5" descr="{01C4FC5C-02EA-4573-ABAC-3E7FB928ED26}"/>
+                    <pic:cNvPicPr>
+                      <a:picLocks noChangeAspect="1"/>
+                    </pic:cNvPicPr>
+                  </pic:nvPicPr>
+                  <pic:blipFill>
+                    <a:blip r:embed="rId10"/>
+                    <a:stretch>
+                      <a:fillRect/>
+                    </a:stretch>
+                  </pic:blipFill>
+                  <pic:spPr>
+                    <a:xfrm>
+                      <a:off x="0" y="0"/>
+                      <a:ext cx="5932805" cy="1054100"/>
+                    </a:xfrm>
+                    <a:prstGeom prst="rect">
+                      <a:avLst/>
+                    </a:prstGeom>
+                  </pic:spPr>
+                </pic:pic>
+              </a:graphicData>
+            </a:graphic>
+          </wp:anchor>
+        </w:drawing>
+      </w:r>
     </w:p>
     <w:p>
       <w:pPr>
@@ -1581,49 +1722,109 @@
           <w:lang w:val="ru-RU"/>
         </w:rPr>
       </w:pPr>
-    </w:p>
-    <w:p>
-      <w:pPr>
-        <w:spacing w:after="0" w:line="360" w:lineRule="exact"/>
-        <w:jc w:val="center"/>
-        <w:rPr>
-          <w:rFonts w:hint="default" w:ascii="Times New Roman" w:hAnsi="Times New Roman" w:eastAsia="SimSun" w:cs="Times New Roman"/>
-          <w:b w:val="0"/>
-          <w:bCs w:val="0"/>
-          <w:i w:val="0"/>
-          <w:iCs w:val="0"/>
-          <w:caps w:val="0"/>
-          <w:color w:val="000000"/>
-          <w:spacing w:val="0"/>
-          <w:sz w:val="28"/>
-          <w:szCs w:val="28"/>
-          <w:lang w:val="ru-RU"/>
-        </w:rPr>
-      </w:pPr>
-    </w:p>
-    <w:p>
-      <w:pPr>
-        <w:spacing w:after="0" w:line="360" w:lineRule="exact"/>
-        <w:jc w:val="center"/>
-        <w:rPr>
-          <w:rFonts w:hint="default" w:ascii="Times New Roman" w:hAnsi="Times New Roman" w:eastAsia="SimSun" w:cs="Times New Roman"/>
-          <w:b/>
-          <w:bCs/>
-          <w:i w:val="0"/>
-          <w:iCs w:val="0"/>
-          <w:caps w:val="0"/>
-          <w:color w:val="000000"/>
-          <w:spacing w:val="0"/>
-          <w:sz w:val="28"/>
-          <w:szCs w:val="28"/>
-          <w:lang w:val="ru-RU"/>
-        </w:rPr>
-      </w:pPr>
-      <w:r>
-        <w:rPr>
-          <w:rFonts w:hint="default" w:ascii="Times New Roman" w:hAnsi="Times New Roman" w:eastAsia="SimSun" w:cs="Times New Roman"/>
-          <w:b/>
-          <w:bCs/>
+      <w:r>
+        <w:rPr>
+          <w:rFonts w:hint="default" w:ascii="Times New Roman" w:hAnsi="Times New Roman" w:eastAsia="SimSun" w:cs="Times New Roman"/>
+          <w:b w:val="0"/>
+          <w:bCs w:val="0"/>
+          <w:i w:val="0"/>
+          <w:iCs w:val="0"/>
+          <w:caps w:val="0"/>
+          <w:color w:val="000000"/>
+          <w:spacing w:val="0"/>
+          <w:sz w:val="28"/>
+          <w:szCs w:val="28"/>
+          <w:lang w:val="ru-RU"/>
+        </w:rPr>
+        <w:drawing>
+          <wp:anchor distT="0" distB="0" distL="114300" distR="114300" simplePos="0" relativeHeight="251664384" behindDoc="0" locked="0" layoutInCell="1" allowOverlap="1">
+            <wp:simplePos x="0" y="0"/>
+            <wp:positionH relativeFrom="column">
+              <wp:posOffset>0</wp:posOffset>
+            </wp:positionH>
+            <wp:positionV relativeFrom="paragraph">
+              <wp:posOffset>252095</wp:posOffset>
+            </wp:positionV>
+            <wp:extent cx="5939790" cy="858520"/>
+            <wp:effectExtent l="0" t="0" r="3810" b="10160"/>
+            <wp:wrapTopAndBottom/>
+            <wp:docPr id="7" name="Изображение 7" descr="{B34153CE-367B-44B5-8DE0-705EA37E0DF7}"/>
+            <wp:cNvGraphicFramePr>
+              <a:graphicFrameLocks xmlns:a="http://schemas.openxmlformats.org/drawingml/2006/main" noChangeAspect="1"/>
+            </wp:cNvGraphicFramePr>
+            <a:graphic xmlns:a="http://schemas.openxmlformats.org/drawingml/2006/main">
+              <a:graphicData uri="http://schemas.openxmlformats.org/drawingml/2006/picture">
+                <pic:pic xmlns:pic="http://schemas.openxmlformats.org/drawingml/2006/picture">
+                  <pic:nvPicPr>
+                    <pic:cNvPr id="7" name="Изображение 7" descr="{B34153CE-367B-44B5-8DE0-705EA37E0DF7}"/>
+                    <pic:cNvPicPr>
+                      <a:picLocks noChangeAspect="1"/>
+                    </pic:cNvPicPr>
+                  </pic:nvPicPr>
+                  <pic:blipFill>
+                    <a:blip r:embed="rId11"/>
+                    <a:stretch>
+                      <a:fillRect/>
+                    </a:stretch>
+                  </pic:blipFill>
+                  <pic:spPr>
+                    <a:xfrm>
+                      <a:off x="0" y="0"/>
+                      <a:ext cx="5939790" cy="858520"/>
+                    </a:xfrm>
+                    <a:prstGeom prst="rect">
+                      <a:avLst/>
+                    </a:prstGeom>
+                  </pic:spPr>
+                </pic:pic>
+              </a:graphicData>
+            </a:graphic>
+          </wp:anchor>
+        </w:drawing>
+      </w:r>
+    </w:p>
+    <w:p>
+      <w:pPr>
+        <w:spacing w:after="0" w:line="360" w:lineRule="exact"/>
+        <w:jc w:val="center"/>
+        <w:rPr>
+          <w:rFonts w:hint="default" w:ascii="Times New Roman" w:hAnsi="Times New Roman" w:eastAsia="SimSun" w:cs="Times New Roman"/>
+          <w:b w:val="0"/>
+          <w:bCs w:val="0"/>
+          <w:i w:val="0"/>
+          <w:iCs w:val="0"/>
+          <w:caps w:val="0"/>
+          <w:color w:val="000000"/>
+          <w:spacing w:val="0"/>
+          <w:sz w:val="28"/>
+          <w:szCs w:val="28"/>
+          <w:lang w:val="en-US"/>
+        </w:rPr>
+      </w:pPr>
+    </w:p>
+    <w:p>
+      <w:pPr>
+        <w:spacing w:after="0" w:line="360" w:lineRule="exact"/>
+        <w:jc w:val="center"/>
+        <w:rPr>
+          <w:rFonts w:hint="default" w:ascii="Times New Roman" w:hAnsi="Times New Roman" w:eastAsia="SimSun" w:cs="Times New Roman"/>
+          <w:b w:val="0"/>
+          <w:bCs w:val="0"/>
+          <w:i w:val="0"/>
+          <w:iCs w:val="0"/>
+          <w:caps w:val="0"/>
+          <w:color w:val="000000"/>
+          <w:spacing w:val="0"/>
+          <w:sz w:val="28"/>
+          <w:szCs w:val="28"/>
+          <w:lang w:val="ru-RU"/>
+        </w:rPr>
+      </w:pPr>
+      <w:r>
+        <w:rPr>
+          <w:rFonts w:hint="default" w:ascii="Times New Roman" w:hAnsi="Times New Roman" w:eastAsia="SimSun" w:cs="Times New Roman"/>
+          <w:b w:val="0"/>
+          <w:bCs w:val="0"/>
           <w:i w:val="0"/>
           <w:iCs w:val="0"/>
           <w:caps w:val="0"/>
@@ -1639,25 +1840,6 @@
     <w:p>
       <w:pPr>
         <w:spacing w:after="0" w:line="360" w:lineRule="exact"/>
-        <w:jc w:val="center"/>
-        <w:rPr>
-          <w:rFonts w:hint="default" w:ascii="Times New Roman" w:hAnsi="Times New Roman" w:eastAsia="SimSun" w:cs="Times New Roman"/>
-          <w:b w:val="0"/>
-          <w:bCs w:val="0"/>
-          <w:i w:val="0"/>
-          <w:iCs w:val="0"/>
-          <w:caps w:val="0"/>
-          <w:color w:val="000000"/>
-          <w:spacing w:val="0"/>
-          <w:sz w:val="28"/>
-          <w:szCs w:val="28"/>
-          <w:lang w:val="ru-RU"/>
-        </w:rPr>
-      </w:pPr>
-    </w:p>
-    <w:p>
-      <w:pPr>
-        <w:spacing w:after="0" w:line="360" w:lineRule="exact"/>
         <w:jc w:val="both"/>
         <w:rPr>
           <w:rFonts w:hint="default" w:ascii="Times New Roman" w:hAnsi="Times New Roman" w:eastAsia="SimSun" w:cs="Times New Roman"/>
@@ -1670,9 +1852,74 @@
           <w:spacing w:val="0"/>
           <w:sz w:val="28"/>
           <w:szCs w:val="28"/>
-          <w:lang w:val="ru-RU"/>
-        </w:rPr>
-      </w:pPr>
+          <w:lang w:val="en-US"/>
+        </w:rPr>
+      </w:pPr>
+      <w:r>
+        <w:rPr>
+          <w:rFonts w:hint="default" w:ascii="Times New Roman" w:hAnsi="Times New Roman" w:eastAsia="SimSun" w:cs="Times New Roman"/>
+          <w:b w:val="0"/>
+          <w:bCs w:val="0"/>
+          <w:i w:val="0"/>
+          <w:iCs w:val="0"/>
+          <w:caps w:val="0"/>
+          <w:color w:val="000000"/>
+          <w:spacing w:val="0"/>
+          <w:sz w:val="28"/>
+          <w:szCs w:val="28"/>
+          <w:lang w:val="ru-RU"/>
+        </w:rPr>
+        <w:drawing>
+          <wp:anchor distT="0" distB="0" distL="114300" distR="114300" simplePos="0" relativeHeight="251665408" behindDoc="0" locked="0" layoutInCell="1" allowOverlap="1">
+            <wp:simplePos x="0" y="0"/>
+            <wp:positionH relativeFrom="column">
+              <wp:posOffset>0</wp:posOffset>
+            </wp:positionH>
+            <wp:positionV relativeFrom="paragraph">
+              <wp:posOffset>0</wp:posOffset>
+            </wp:positionV>
+            <wp:extent cx="5932805" cy="1111885"/>
+            <wp:effectExtent l="9525" t="9525" r="16510" b="21590"/>
+            <wp:wrapTopAndBottom/>
+            <wp:docPr id="8" name="Изображение 8" descr="{9A4CC934-4C05-4765-B30C-C2958476340A}"/>
+            <wp:cNvGraphicFramePr>
+              <a:graphicFrameLocks xmlns:a="http://schemas.openxmlformats.org/drawingml/2006/main" noChangeAspect="1"/>
+            </wp:cNvGraphicFramePr>
+            <a:graphic xmlns:a="http://schemas.openxmlformats.org/drawingml/2006/main">
+              <a:graphicData uri="http://schemas.openxmlformats.org/drawingml/2006/picture">
+                <pic:pic xmlns:pic="http://schemas.openxmlformats.org/drawingml/2006/picture">
+                  <pic:nvPicPr>
+                    <pic:cNvPr id="8" name="Изображение 8" descr="{9A4CC934-4C05-4765-B30C-C2958476340A}"/>
+                    <pic:cNvPicPr>
+                      <a:picLocks noChangeAspect="1"/>
+                    </pic:cNvPicPr>
+                  </pic:nvPicPr>
+                  <pic:blipFill>
+                    <a:blip r:embed="rId12"/>
+                    <a:stretch>
+                      <a:fillRect/>
+                    </a:stretch>
+                  </pic:blipFill>
+                  <pic:spPr>
+                    <a:xfrm>
+                      <a:off x="0" y="0"/>
+                      <a:ext cx="5932805" cy="1111885"/>
+                    </a:xfrm>
+                    <a:prstGeom prst="rect">
+                      <a:avLst/>
+                    </a:prstGeom>
+                    <a:ln>
+                      <a:solidFill>
+                        <a:schemeClr val="tx1"/>
+                      </a:solidFill>
+                    </a:ln>
+                  </pic:spPr>
+                </pic:pic>
+              </a:graphicData>
+            </a:graphic>
+          </wp:anchor>
+        </w:drawing>
+      </w:r>
     </w:p>
     <w:p>
       <w:pPr>
@@ -1727,6 +1974,71 @@
           <w:lang w:val="ru-RU"/>
         </w:rPr>
       </w:pPr>
+      <w:r>
+        <w:rPr>
+          <w:rFonts w:hint="default" w:ascii="Times New Roman" w:hAnsi="Times New Roman" w:eastAsia="SimSun" w:cs="Times New Roman"/>
+          <w:b w:val="0"/>
+          <w:bCs w:val="0"/>
+          <w:i w:val="0"/>
+          <w:iCs w:val="0"/>
+          <w:caps w:val="0"/>
+          <w:color w:val="000000"/>
+          <w:spacing w:val="0"/>
+          <w:sz w:val="28"/>
+          <w:szCs w:val="28"/>
+          <w:lang w:val="ru-RU"/>
+        </w:rPr>
+        <w:drawing>
+          <wp:anchor distT="0" distB="0" distL="114300" distR="114300" simplePos="0" relativeHeight="251666432" behindDoc="0" locked="0" layoutInCell="1" allowOverlap="1">
+            <wp:simplePos x="0" y="0"/>
+            <wp:positionH relativeFrom="column">
+              <wp:posOffset>0</wp:posOffset>
+            </wp:positionH>
+            <wp:positionV relativeFrom="paragraph">
+              <wp:posOffset>252095</wp:posOffset>
+            </wp:positionV>
+            <wp:extent cx="5934710" cy="506730"/>
+            <wp:effectExtent l="9525" t="9525" r="14605" b="17145"/>
+            <wp:wrapTopAndBottom/>
+            <wp:docPr id="9" name="Изображение 9" descr="{2527E31A-D409-4C24-8BA5-447626156136}"/>
+            <wp:cNvGraphicFramePr>
+              <a:graphicFrameLocks xmlns:a="http://schemas.openxmlformats.org/drawingml/2006/main" noChangeAspect="1"/>
+            </wp:cNvGraphicFramePr>
+            <a:graphic xmlns:a="http://schemas.openxmlformats.org/drawingml/2006/main">
+              <a:graphicData uri="http://schemas.openxmlformats.org/drawingml/2006/picture">
+                <pic:pic xmlns:pic="http://schemas.openxmlformats.org/drawingml/2006/picture">
+                  <pic:nvPicPr>
+                    <pic:cNvPr id="9" name="Изображение 9" descr="{2527E31A-D409-4C24-8BA5-447626156136}"/>
+                    <pic:cNvPicPr>
+                      <a:picLocks noChangeAspect="1"/>
+                    </pic:cNvPicPr>
+                  </pic:nvPicPr>
+                  <pic:blipFill>
+                    <a:blip r:embed="rId13"/>
+                    <a:stretch>
+                      <a:fillRect/>
+                    </a:stretch>
+                  </pic:blipFill>
+                  <pic:spPr>
+                    <a:xfrm>
+                      <a:off x="0" y="0"/>
+                      <a:ext cx="5934710" cy="506730"/>
+                    </a:xfrm>
+                    <a:prstGeom prst="rect">
+                      <a:avLst/>
+                    </a:prstGeom>
+                    <a:ln>
+                      <a:solidFill>
+                        <a:schemeClr val="tx1"/>
+                      </a:solidFill>
+                    </a:ln>
+                  </pic:spPr>
+                </pic:pic>
+              </a:graphicData>
+            </a:graphic>
+          </wp:anchor>
+        </w:drawing>
+      </w:r>
     </w:p>
     <w:p>
       <w:pPr>
@@ -1816,9 +2128,69 @@
           <w:spacing w:val="0"/>
           <w:sz w:val="28"/>
           <w:szCs w:val="28"/>
-          <w:lang w:val="ru-RU"/>
-        </w:rPr>
-      </w:pPr>
+          <w:lang w:val="en-US"/>
+        </w:rPr>
+      </w:pPr>
+      <w:r>
+        <w:rPr>
+          <w:rFonts w:hint="default" w:ascii="Times New Roman" w:hAnsi="Times New Roman" w:eastAsia="SimSun" w:cs="Times New Roman"/>
+          <w:b w:val="0"/>
+          <w:bCs w:val="0"/>
+          <w:i w:val="0"/>
+          <w:iCs w:val="0"/>
+          <w:caps w:val="0"/>
+          <w:color w:val="000000"/>
+          <w:spacing w:val="0"/>
+          <w:sz w:val="28"/>
+          <w:szCs w:val="28"/>
+          <w:lang w:val="ru-RU"/>
+        </w:rPr>
+        <w:drawing>
+          <wp:anchor distT="0" distB="0" distL="114300" distR="114300" simplePos="0" relativeHeight="251667456" behindDoc="0" locked="0" layoutInCell="1" allowOverlap="1">
+            <wp:simplePos x="0" y="0"/>
+            <wp:positionH relativeFrom="column">
+              <wp:posOffset>0</wp:posOffset>
+            </wp:positionH>
+            <wp:positionV relativeFrom="paragraph">
+              <wp:posOffset>0</wp:posOffset>
+            </wp:positionV>
+            <wp:extent cx="5932805" cy="1059815"/>
+            <wp:effectExtent l="0" t="0" r="10795" b="6985"/>
+            <wp:wrapTopAndBottom/>
+            <wp:docPr id="10" name="Изображение 10" descr="{B63EB3DB-C646-43B8-95CA-A7360E02CAD8}"/>
+            <wp:cNvGraphicFramePr>
+              <a:graphicFrameLocks xmlns:a="http://schemas.openxmlformats.org/drawingml/2006/main" noChangeAspect="1"/>
+            </wp:cNvGraphicFramePr>
+            <a:graphic xmlns:a="http://schemas.openxmlformats.org/drawingml/2006/main">
+              <a:graphicData uri="http://schemas.openxmlformats.org/drawingml/2006/picture">
+                <pic:pic xmlns:pic="http://schemas.openxmlformats.org/drawingml/2006/picture">
+                  <pic:nvPicPr>
+                    <pic:cNvPr id="10" name="Изображение 10" descr="{B63EB3DB-C646-43B8-95CA-A7360E02CAD8}"/>
+                    <pic:cNvPicPr>
+                      <a:picLocks noChangeAspect="1"/>
+                    </pic:cNvPicPr>
+                  </pic:nvPicPr>
+                  <pic:blipFill>
+                    <a:blip r:embed="rId14"/>
+                    <a:stretch>
+                      <a:fillRect/>
+                    </a:stretch>
+                  </pic:blipFill>
+                  <pic:spPr>
+                    <a:xfrm>
+                      <a:off x="0" y="0"/>
+                      <a:ext cx="5932805" cy="1059815"/>
+                    </a:xfrm>
+                    <a:prstGeom prst="rect">
+                      <a:avLst/>
+                    </a:prstGeom>
+                  </pic:spPr>
+                </pic:pic>
+              </a:graphicData>
+            </a:graphic>
+          </wp:anchor>
+        </w:drawing>
+      </w:r>
     </w:p>
     <w:p>
       <w:pPr>
@@ -1892,30 +2264,90 @@
           <w:lang w:val="ru-RU"/>
         </w:rPr>
       </w:pPr>
-    </w:p>
-    <w:p>
-      <w:pPr>
-        <w:spacing w:after="0" w:line="360" w:lineRule="exact"/>
-        <w:jc w:val="center"/>
-        <w:rPr>
-          <w:rFonts w:hint="default" w:ascii="Times New Roman" w:hAnsi="Times New Roman" w:eastAsia="SimSun" w:cs="Times New Roman"/>
-          <w:b/>
-          <w:bCs/>
-          <w:i w:val="0"/>
-          <w:iCs w:val="0"/>
-          <w:caps w:val="0"/>
-          <w:color w:val="000000"/>
-          <w:spacing w:val="0"/>
-          <w:sz w:val="28"/>
-          <w:szCs w:val="28"/>
-          <w:lang w:val="ru-RU"/>
-        </w:rPr>
-      </w:pPr>
-      <w:r>
-        <w:rPr>
-          <w:rFonts w:hint="default" w:ascii="Times New Roman" w:hAnsi="Times New Roman" w:eastAsia="SimSun" w:cs="Times New Roman"/>
-          <w:b/>
-          <w:bCs/>
+      <w:r>
+        <w:rPr>
+          <w:rFonts w:hint="default" w:ascii="Times New Roman" w:hAnsi="Times New Roman" w:eastAsia="SimSun" w:cs="Times New Roman"/>
+          <w:b w:val="0"/>
+          <w:bCs w:val="0"/>
+          <w:i w:val="0"/>
+          <w:iCs w:val="0"/>
+          <w:caps w:val="0"/>
+          <w:color w:val="000000"/>
+          <w:spacing w:val="0"/>
+          <w:sz w:val="28"/>
+          <w:szCs w:val="28"/>
+          <w:lang w:val="ru-RU"/>
+        </w:rPr>
+        <w:drawing>
+          <wp:anchor distT="0" distB="0" distL="114300" distR="114300" simplePos="0" relativeHeight="251668480" behindDoc="0" locked="0" layoutInCell="1" allowOverlap="1">
+            <wp:simplePos x="0" y="0"/>
+            <wp:positionH relativeFrom="column">
+              <wp:posOffset>0</wp:posOffset>
+            </wp:positionH>
+            <wp:positionV relativeFrom="paragraph">
+              <wp:posOffset>0</wp:posOffset>
+            </wp:positionV>
+            <wp:extent cx="5938520" cy="429895"/>
+            <wp:effectExtent l="0" t="0" r="5080" b="12065"/>
+            <wp:wrapTopAndBottom/>
+            <wp:docPr id="11" name="Изображение 11" descr="{19B2A38E-73A3-4756-9885-DAE3AA0AFA1F}"/>
+            <wp:cNvGraphicFramePr>
+              <a:graphicFrameLocks xmlns:a="http://schemas.openxmlformats.org/drawingml/2006/main" noChangeAspect="1"/>
+            </wp:cNvGraphicFramePr>
+            <a:graphic xmlns:a="http://schemas.openxmlformats.org/drawingml/2006/main">
+              <a:graphicData uri="http://schemas.openxmlformats.org/drawingml/2006/picture">
+                <pic:pic xmlns:pic="http://schemas.openxmlformats.org/drawingml/2006/picture">
+                  <pic:nvPicPr>
+                    <pic:cNvPr id="11" name="Изображение 11" descr="{19B2A38E-73A3-4756-9885-DAE3AA0AFA1F}"/>
+                    <pic:cNvPicPr>
+                      <a:picLocks noChangeAspect="1"/>
+                    </pic:cNvPicPr>
+                  </pic:nvPicPr>
+                  <pic:blipFill>
+                    <a:blip r:embed="rId15"/>
+                    <a:stretch>
+                      <a:fillRect/>
+                    </a:stretch>
+                  </pic:blipFill>
+                  <pic:spPr>
+                    <a:xfrm>
+                      <a:off x="0" y="0"/>
+                      <a:ext cx="5938520" cy="429895"/>
+                    </a:xfrm>
+                    <a:prstGeom prst="rect">
+                      <a:avLst/>
+                    </a:prstGeom>
+                  </pic:spPr>
+                </pic:pic>
+              </a:graphicData>
+            </a:graphic>
+          </wp:anchor>
+        </w:drawing>
+      </w:r>
+    </w:p>
+    <w:p>
+      <w:pPr>
+        <w:spacing w:after="0" w:line="360" w:lineRule="exact"/>
+        <w:jc w:val="center"/>
+        <w:rPr>
+          <w:rFonts w:hint="default" w:ascii="Times New Roman" w:hAnsi="Times New Roman" w:eastAsia="SimSun" w:cs="Times New Roman"/>
+          <w:b w:val="0"/>
+          <w:bCs w:val="0"/>
+          <w:i w:val="0"/>
+          <w:iCs w:val="0"/>
+          <w:caps w:val="0"/>
+          <w:color w:val="000000"/>
+          <w:spacing w:val="0"/>
+          <w:sz w:val="28"/>
+          <w:szCs w:val="28"/>
+          <w:lang w:val="ru-RU"/>
+        </w:rPr>
+      </w:pPr>
+      <w:r>
+        <w:rPr>
+          <w:rFonts w:hint="default" w:ascii="Times New Roman" w:hAnsi="Times New Roman" w:eastAsia="SimSun" w:cs="Times New Roman"/>
+          <w:b w:val="0"/>
+          <w:bCs w:val="0"/>
           <w:i w:val="0"/>
           <w:iCs w:val="0"/>
           <w:caps w:val="0"/>
@@ -2111,8 +2543,6 @@
           <w:lang w:val="ru-RU"/>
         </w:rPr>
       </w:pPr>
-      <w:bookmarkStart w:id="0" w:name="_GoBack"/>
-      <w:bookmarkEnd w:id="0"/>
     </w:p>
     <w:p>
       <w:pPr>
@@ -2341,6 +2771,8 @@
         </w:rPr>
         <w:t xml:space="preserve"> входящих ответов, а так же имеет функцию ограничения доступа к выбранным сайтам. Так же был изучен протокол HTTP и методы работы с ним.</w:t>
       </w:r>
+      <w:bookmarkStart w:id="0" w:name="_GoBack"/>
+      <w:bookmarkEnd w:id="0"/>
     </w:p>
     <w:sectPr>
       <w:pgSz w:w="11906" w:h="16838"/>

--- a/lab_4/отчет_4.docx
+++ b/lab_4/отчет_4.docx
@@ -2378,25 +2378,66 @@
           <w:lang w:val="ru-RU"/>
         </w:rPr>
       </w:pPr>
-    </w:p>
-    <w:p>
-      <w:pPr>
-        <w:spacing w:after="0" w:line="360" w:lineRule="exact"/>
-        <w:jc w:val="center"/>
-        <w:rPr>
-          <w:rFonts w:hint="default" w:ascii="Times New Roman" w:hAnsi="Times New Roman" w:eastAsia="SimSun" w:cs="Times New Roman"/>
-          <w:b w:val="0"/>
-          <w:bCs w:val="0"/>
-          <w:i w:val="0"/>
-          <w:iCs w:val="0"/>
-          <w:caps w:val="0"/>
-          <w:color w:val="000000"/>
-          <w:spacing w:val="0"/>
-          <w:sz w:val="28"/>
-          <w:szCs w:val="28"/>
-          <w:lang w:val="ru-RU"/>
-        </w:rPr>
-      </w:pPr>
+      <w:r>
+        <w:rPr>
+          <w:rFonts w:hint="default" w:ascii="Times New Roman" w:hAnsi="Times New Roman" w:eastAsia="SimSun" w:cs="Times New Roman"/>
+          <w:b w:val="0"/>
+          <w:bCs w:val="0"/>
+          <w:i w:val="0"/>
+          <w:iCs w:val="0"/>
+          <w:caps w:val="0"/>
+          <w:color w:val="000000"/>
+          <w:spacing w:val="0"/>
+          <w:sz w:val="28"/>
+          <w:szCs w:val="28"/>
+          <w:lang w:val="ru-RU"/>
+        </w:rPr>
+        <w:drawing>
+          <wp:anchor distT="0" distB="0" distL="114300" distR="114300" simplePos="0" relativeHeight="251670528" behindDoc="0" locked="0" layoutInCell="1" allowOverlap="1">
+            <wp:simplePos x="0" y="0"/>
+            <wp:positionH relativeFrom="column">
+              <wp:posOffset>0</wp:posOffset>
+            </wp:positionH>
+            <wp:positionV relativeFrom="paragraph">
+              <wp:posOffset>0</wp:posOffset>
+            </wp:positionV>
+            <wp:extent cx="5938520" cy="671195"/>
+            <wp:effectExtent l="0" t="0" r="5080" b="14605"/>
+            <wp:wrapTopAndBottom/>
+            <wp:docPr id="13" name="Изображение 13" descr="{21B318E6-B373-4025-B877-EA2115C2B65A}"/>
+            <wp:cNvGraphicFramePr>
+              <a:graphicFrameLocks xmlns:a="http://schemas.openxmlformats.org/drawingml/2006/main" noChangeAspect="1"/>
+            </wp:cNvGraphicFramePr>
+            <a:graphic xmlns:a="http://schemas.openxmlformats.org/drawingml/2006/main">
+              <a:graphicData uri="http://schemas.openxmlformats.org/drawingml/2006/picture">
+                <pic:pic xmlns:pic="http://schemas.openxmlformats.org/drawingml/2006/picture">
+                  <pic:nvPicPr>
+                    <pic:cNvPr id="13" name="Изображение 13" descr="{21B318E6-B373-4025-B877-EA2115C2B65A}"/>
+                    <pic:cNvPicPr>
+                      <a:picLocks noChangeAspect="1"/>
+                    </pic:cNvPicPr>
+                  </pic:nvPicPr>
+                  <pic:blipFill>
+                    <a:blip r:embed="rId16"/>
+                    <a:stretch>
+                      <a:fillRect/>
+                    </a:stretch>
+                  </pic:blipFill>
+                  <pic:spPr>
+                    <a:xfrm>
+                      <a:off x="0" y="0"/>
+                      <a:ext cx="5938520" cy="671195"/>
+                    </a:xfrm>
+                    <a:prstGeom prst="rect">
+                      <a:avLst/>
+                    </a:prstGeom>
+                  </pic:spPr>
+                </pic:pic>
+              </a:graphicData>
+            </a:graphic>
+          </wp:anchor>
+        </w:drawing>
+      </w:r>
     </w:p>
     <w:p>
       <w:pPr>
@@ -2451,6 +2492,66 @@
           <w:lang w:val="ru-RU"/>
         </w:rPr>
       </w:pPr>
+      <w:r>
+        <w:rPr>
+          <w:rFonts w:hint="default" w:ascii="Times New Roman" w:hAnsi="Times New Roman" w:eastAsia="SimSun" w:cs="Times New Roman"/>
+          <w:b w:val="0"/>
+          <w:bCs w:val="0"/>
+          <w:i w:val="0"/>
+          <w:iCs w:val="0"/>
+          <w:caps w:val="0"/>
+          <w:color w:val="000000"/>
+          <w:spacing w:val="0"/>
+          <w:sz w:val="28"/>
+          <w:szCs w:val="28"/>
+          <w:lang w:val="ru-RU"/>
+        </w:rPr>
+        <w:drawing>
+          <wp:anchor distT="0" distB="0" distL="114300" distR="114300" simplePos="0" relativeHeight="251669504" behindDoc="0" locked="0" layoutInCell="1" allowOverlap="1">
+            <wp:simplePos x="0" y="0"/>
+            <wp:positionH relativeFrom="column">
+              <wp:posOffset>0</wp:posOffset>
+            </wp:positionH>
+            <wp:positionV relativeFrom="paragraph">
+              <wp:posOffset>252095</wp:posOffset>
+            </wp:positionV>
+            <wp:extent cx="5932805" cy="814070"/>
+            <wp:effectExtent l="0" t="0" r="10795" b="8890"/>
+            <wp:wrapTopAndBottom/>
+            <wp:docPr id="12" name="Изображение 12" descr="{EB018F29-6740-4EB9-8D6F-1070C8F30F3A}"/>
+            <wp:cNvGraphicFramePr>
+              <a:graphicFrameLocks xmlns:a="http://schemas.openxmlformats.org/drawingml/2006/main" noChangeAspect="1"/>
+            </wp:cNvGraphicFramePr>
+            <a:graphic xmlns:a="http://schemas.openxmlformats.org/drawingml/2006/main">
+              <a:graphicData uri="http://schemas.openxmlformats.org/drawingml/2006/picture">
+                <pic:pic xmlns:pic="http://schemas.openxmlformats.org/drawingml/2006/picture">
+                  <pic:nvPicPr>
+                    <pic:cNvPr id="12" name="Изображение 12" descr="{EB018F29-6740-4EB9-8D6F-1070C8F30F3A}"/>
+                    <pic:cNvPicPr>
+                      <a:picLocks noChangeAspect="1"/>
+                    </pic:cNvPicPr>
+                  </pic:nvPicPr>
+                  <pic:blipFill>
+                    <a:blip r:embed="rId17"/>
+                    <a:stretch>
+                      <a:fillRect/>
+                    </a:stretch>
+                  </pic:blipFill>
+                  <pic:spPr>
+                    <a:xfrm>
+                      <a:off x="0" y="0"/>
+                      <a:ext cx="5932805" cy="814070"/>
+                    </a:xfrm>
+                    <a:prstGeom prst="rect">
+                      <a:avLst/>
+                    </a:prstGeom>
+                  </pic:spPr>
+                </pic:pic>
+              </a:graphicData>
+            </a:graphic>
+          </wp:anchor>
+        </w:drawing>
+      </w:r>
     </w:p>
     <w:p>
       <w:pPr>
@@ -2510,60 +2611,6 @@
       <w:pPr>
         <w:spacing w:after="0" w:line="360" w:lineRule="exact"/>
         <w:jc w:val="both"/>
-        <w:rPr>
-          <w:rFonts w:hint="default" w:ascii="Times New Roman" w:hAnsi="Times New Roman" w:eastAsia="SimSun" w:cs="Times New Roman"/>
-          <w:b w:val="0"/>
-          <w:bCs w:val="0"/>
-          <w:i w:val="0"/>
-          <w:iCs w:val="0"/>
-          <w:caps w:val="0"/>
-          <w:color w:val="000000"/>
-          <w:spacing w:val="0"/>
-          <w:sz w:val="28"/>
-          <w:szCs w:val="28"/>
-          <w:lang w:val="ru-RU"/>
-        </w:rPr>
-      </w:pPr>
-    </w:p>
-    <w:p>
-      <w:pPr>
-        <w:spacing w:after="0" w:line="360" w:lineRule="exact"/>
-        <w:jc w:val="both"/>
-        <w:rPr>
-          <w:rFonts w:hint="default" w:ascii="Times New Roman" w:hAnsi="Times New Roman" w:eastAsia="SimSun" w:cs="Times New Roman"/>
-          <w:b w:val="0"/>
-          <w:bCs w:val="0"/>
-          <w:i w:val="0"/>
-          <w:iCs w:val="0"/>
-          <w:caps w:val="0"/>
-          <w:color w:val="000000"/>
-          <w:spacing w:val="0"/>
-          <w:sz w:val="28"/>
-          <w:szCs w:val="28"/>
-          <w:lang w:val="ru-RU"/>
-        </w:rPr>
-      </w:pPr>
-    </w:p>
-    <w:p>
-      <w:pPr>
-        <w:spacing w:after="0" w:line="360" w:lineRule="exact"/>
-        <w:ind w:left="0" w:leftChars="0" w:firstLine="708" w:firstLineChars="0"/>
-        <w:jc w:val="both"/>
-        <w:rPr>
-          <w:rFonts w:hint="default" w:ascii="Times New Roman" w:hAnsi="Times New Roman" w:eastAsia="SimSun" w:cs="Times New Roman"/>
-          <w:b w:val="0"/>
-          <w:bCs w:val="0"/>
-          <w:i w:val="0"/>
-          <w:iCs w:val="0"/>
-          <w:caps w:val="0"/>
-          <w:color w:val="000000"/>
-          <w:spacing w:val="0"/>
-          <w:sz w:val="28"/>
-          <w:szCs w:val="28"/>
-          <w:lang w:val="ru-RU" w:eastAsia="zh-CN"/>
-        </w:rPr>
-      </w:pPr>
-      <w:r>
         <w:rPr>
           <w:rFonts w:hint="default" w:ascii="Times New Roman" w:hAnsi="Times New Roman" w:eastAsia="SimSun"/>
           <w:b/>
@@ -2577,8 +2624,29 @@
           <w:szCs w:val="28"/>
           <w:lang w:val="ru-RU"/>
         </w:rPr>
-        <w:t>Вывод</w:t>
-      </w:r>
+      </w:pPr>
+      <w:bookmarkStart w:id="0" w:name="_GoBack"/>
+      <w:bookmarkEnd w:id="0"/>
+    </w:p>
+    <w:p>
+      <w:pPr>
+        <w:spacing w:after="0" w:line="360" w:lineRule="exact"/>
+        <w:ind w:left="0" w:leftChars="0" w:firstLine="708" w:firstLineChars="0"/>
+        <w:jc w:val="both"/>
+        <w:rPr>
+          <w:rFonts w:hint="default" w:ascii="Times New Roman" w:hAnsi="Times New Roman" w:eastAsia="SimSun" w:cs="Times New Roman"/>
+          <w:b w:val="0"/>
+          <w:bCs w:val="0"/>
+          <w:i w:val="0"/>
+          <w:iCs w:val="0"/>
+          <w:caps w:val="0"/>
+          <w:color w:val="000000"/>
+          <w:spacing w:val="0"/>
+          <w:sz w:val="28"/>
+          <w:szCs w:val="28"/>
+          <w:lang w:val="ru-RU" w:eastAsia="zh-CN"/>
+        </w:rPr>
+      </w:pPr>
       <w:r>
         <w:rPr>
           <w:rFonts w:hint="default" w:ascii="Times New Roman" w:hAnsi="Times New Roman" w:eastAsia="SimSun"/>
@@ -2591,6 +2659,22 @@
           <w:spacing w:val="0"/>
           <w:sz w:val="28"/>
           <w:szCs w:val="28"/>
+          <w:lang w:val="ru-RU"/>
+        </w:rPr>
+        <w:t>Вывод</w:t>
+      </w:r>
+      <w:r>
+        <w:rPr>
+          <w:rFonts w:hint="default" w:ascii="Times New Roman" w:hAnsi="Times New Roman" w:eastAsia="SimSun"/>
+          <w:b/>
+          <w:bCs/>
+          <w:i/>
+          <w:iCs/>
+          <w:caps w:val="0"/>
+          <w:color w:val="000000"/>
+          <w:spacing w:val="0"/>
+          <w:sz w:val="28"/>
+          <w:szCs w:val="28"/>
           <w:lang w:val="en-US"/>
         </w:rPr>
         <w:t xml:space="preserve">: </w:t>
@@ -2771,8 +2855,6 @@
         </w:rPr>
         <w:t xml:space="preserve"> входящих ответов, а так же имеет функцию ограничения доступа к выбранным сайтам. Так же был изучен протокол HTTP и методы работы с ним.</w:t>
       </w:r>
-      <w:bookmarkStart w:id="0" w:name="_GoBack"/>
-      <w:bookmarkEnd w:id="0"/>
     </w:p>
     <w:sectPr>
       <w:pgSz w:w="11906" w:h="16838"/>
